--- a/09-通信电路/01-无线收发电路/蓝牙收发电路/蓝牙收发电路.docx
+++ b/09-通信电路/01-无线收发电路/蓝牙收发电路/蓝牙收发电路.docx
@@ -2033,6 +2033,20 @@
     </w:p>
     <w:bookmarkEnd w:id="26"/>
     <w:bookmarkEnd w:id="27"/>
+    <w:p>
+      <w:pPr>
+        <w:spacing w:before="360"/>
+        <w:jc w:val="center"/>
+      </w:pPr>
+      <w:r>
+        <w:rPr>
+          <w:rFonts w:ascii="Times New Roman" w:hAnsi="Times New Roman"/>
+          <w:color w:val="555555"/>
+          <w:sz w:val="21"/>
+        </w:rPr>
+        <w:t>材料收集者：杜文杰</w:t>
+      </w:r>
+    </w:p>
     <w:sectPr>
       <w:headerReference r:id="rId9" w:type="default"/>
       <w:footerReference r:id="rId10" w:type="default"/>

--- a/09-通信电路/01-无线收发电路/蓝牙收发电路/蓝牙收发电路.docx
+++ b/09-通信电路/01-无线收发电路/蓝牙收发电路/蓝牙收发电路.docx
@@ -1,6 +1,6 @@
 
 <file path=word/document.xml><?xml version="1.0" encoding="utf-8"?>
-<w:document xmlns:w="http://schemas.openxmlformats.org/wordprocessingml/2006/main" xmlns:m="http://schemas.openxmlformats.org/officeDocument/2006/math" xmlns:r="http://schemas.openxmlformats.org/officeDocument/2006/relationships" xmlns:o="urn:schemas-microsoft-com:office:office" xmlns:v="urn:schemas-microsoft-com:vml" xmlns:w10="urn:schemas-microsoft-com:office:word" xmlns:a="http://schemas.openxmlformats.org/drawingml/2006/main" xmlns:pic="http://schemas.openxmlformats.org/drawingml/2006/picture" xmlns:wp="http://schemas.openxmlformats.org/drawingml/2006/wordprocessingDrawing">
+<w:document xmlns:m="http://schemas.openxmlformats.org/officeDocument/2006/math" xmlns:r="http://schemas.openxmlformats.org/officeDocument/2006/relationships" xmlns:w="http://schemas.openxmlformats.org/wordprocessingml/2006/main" xmlns:o="urn:schemas-microsoft-com:office:office" xmlns:v="urn:schemas-microsoft-com:vml" xmlns:w10="urn:schemas-microsoft-com:office:word" xmlns:a="http://schemas.openxmlformats.org/drawingml/2006/main" xmlns:pic="http://schemas.openxmlformats.org/drawingml/2006/picture" xmlns:wp="http://schemas.openxmlformats.org/drawingml/2006/wordprocessingDrawing">
   <w:body>
     <w:bookmarkStart w:id="27" w:name="蓝牙收发电路"/>
     <w:p>
@@ -9,7 +9,7 @@
       </w:pPr>
       <w:r>
         <w:rPr>
-          <w:rFonts w:hint="eastAsia"/>
+          <w:rFonts w:hint="eastAsia" w:eastAsia="黑体"/>
         </w:rPr>
         <w:t xml:space="preserve">蓝牙收发电路</w:t>
       </w:r>
@@ -21,7 +21,7 @@
       </w:pPr>
       <w:r>
         <w:rPr>
-          <w:rFonts w:hint="eastAsia"/>
+          <w:rFonts w:hint="eastAsia" w:eastAsia="黑体"/>
         </w:rPr>
         <w:t xml:space="preserve">拓扑描述</w:t>
       </w:r>
@@ -32,16 +32,19 @@
       </w:pPr>
       <w:r>
         <w:rPr>
-          <w:rFonts w:hint="eastAsia"/>
+          <w:rFonts w:hint="eastAsia" w:eastAsia="黑体"/>
         </w:rPr>
         <w:t xml:space="preserve">由</w:t>
       </w:r>
       <w:r>
+        <w:rPr>
+          <w:rFonts w:eastAsia="黑体"/>
+        </w:rPr>
         <w:t xml:space="preserve"> </w:t>
       </w:r>
       <w:r>
         <w:rPr>
-          <w:rFonts w:hint="eastAsia"/>
+          <w:rFonts w:hint="eastAsia" w:eastAsia="黑体"/>
           <w:b/>
           <w:bCs/>
         </w:rPr>
@@ -49,6 +52,7 @@
       </w:r>
       <w:r>
         <w:rPr>
+          <w:rFonts w:eastAsia="黑体"/>
           <w:b/>
           <w:bCs/>
         </w:rPr>
@@ -56,18 +60,21 @@
       </w:r>
       <w:r>
         <w:rPr>
-          <w:rFonts w:hint="eastAsia"/>
+          <w:rFonts w:hint="eastAsia" w:eastAsia="黑体"/>
           <w:b/>
           <w:bCs/>
         </w:rPr>
         <w:t xml:space="preserve">nRF52832、CC2541、ESP32，集成基带与射频收发机）U1</w:t>
       </w:r>
       <w:r>
+        <w:rPr>
+          <w:rFonts w:eastAsia="黑体"/>
+        </w:rPr>
         <w:t xml:space="preserve">、</w:t>
       </w:r>
       <w:r>
         <w:rPr>
-          <w:rFonts w:hint="eastAsia"/>
+          <w:rFonts w:hint="eastAsia" w:eastAsia="黑体"/>
           <w:b/>
           <w:bCs/>
         </w:rPr>
@@ -75,17 +82,21 @@
       </w:r>
       <w:r>
         <w:rPr>
+          <w:rFonts w:eastAsia="黑体"/>
           <w:b/>
           <w:bCs/>
         </w:rPr>
         <w:t xml:space="preserve"> Y1</w:t>
       </w:r>
       <w:r>
+        <w:rPr>
+          <w:rFonts w:eastAsia="黑体"/>
+        </w:rPr>
         <w:t xml:space="preserve">、</w:t>
       </w:r>
       <w:r>
         <w:rPr>
-          <w:rFonts w:hint="eastAsia"/>
+          <w:rFonts w:hint="eastAsia" w:eastAsia="黑体"/>
           <w:b/>
           <w:bCs/>
         </w:rPr>
@@ -93,6 +104,7 @@
       </w:r>
       <w:r>
         <w:rPr>
+          <w:rFonts w:eastAsia="黑体"/>
           <w:b/>
           <w:bCs/>
         </w:rPr>
@@ -100,53 +112,65 @@
       </w:r>
       <w:r>
         <w:rPr>
-          <w:rFonts w:hint="eastAsia"/>
+          <w:rFonts w:hint="eastAsia" w:eastAsia="黑体"/>
           <w:b/>
           <w:bCs/>
         </w:rPr>
         <w:t xml:space="preserve">Balun）</w:t>
       </w:r>
       <w:r>
+        <w:rPr>
+          <w:rFonts w:eastAsia="黑体"/>
+        </w:rPr>
         <w:t xml:space="preserve">、</w:t>
       </w:r>
       <w:r>
         <w:rPr>
-          <w:rFonts w:hint="eastAsia"/>
+          <w:rFonts w:hint="eastAsia" w:eastAsia="黑体"/>
           <w:b/>
           <w:bCs/>
         </w:rPr>
         <w:t xml:space="preserve">电源滤波</w:t>
       </w:r>
       <w:r>
+        <w:rPr>
+          <w:rFonts w:eastAsia="黑体"/>
+        </w:rPr>
         <w:t xml:space="preserve"> </w:t>
       </w:r>
       <w:r>
         <w:rPr>
-          <w:rFonts w:hint="eastAsia"/>
+          <w:rFonts w:hint="eastAsia" w:eastAsia="黑体"/>
         </w:rPr>
         <w:t xml:space="preserve">组成，按功能分为射频、时钟、电源与接口四类。模组内部集成</w:t>
       </w:r>
       <w:r>
+        <w:rPr>
+          <w:rFonts w:eastAsia="黑体"/>
+        </w:rPr>
         <w:t xml:space="preserve"> 2.4 GHz </w:t>
       </w:r>
       <w:r>
         <w:rPr>
-          <w:rFonts w:hint="eastAsia"/>
+          <w:rFonts w:hint="eastAsia" w:eastAsia="黑体"/>
         </w:rPr>
         <w:t xml:space="preserve">射频前端与协议栈，外接天线即可建立蓝牙连接。电路共有</w:t>
       </w:r>
       <w:r>
+        <w:rPr>
+          <w:rFonts w:eastAsia="黑体"/>
+        </w:rPr>
         <w:t xml:space="preserve"> 6 </w:t>
       </w:r>
       <w:r>
         <w:rPr>
-          <w:rFonts w:hint="eastAsia"/>
+          <w:rFonts w:hint="eastAsia" w:eastAsia="黑体"/>
         </w:rPr>
         <w:t xml:space="preserve">个关键节点：</w:t>
       </w:r>
       <w:r>
         <w:rPr>
-          <w:rFonts w:hint="eastAsia"/>
+          <w:rFonts w:hint="eastAsia" w:eastAsia="黑体"/>
           <w:b/>
           <w:bCs/>
         </w:rPr>
@@ -154,6 +178,7 @@
       </w:r>
       <w:r>
         <w:rPr>
+          <w:rFonts w:eastAsia="黑体"/>
           <w:b/>
           <w:bCs/>
         </w:rPr>
@@ -161,7 +186,7 @@
       </w:r>
       <w:r>
         <w:rPr>
-          <w:rFonts w:hint="eastAsia"/>
+          <w:rFonts w:hint="eastAsia" w:eastAsia="黑体"/>
           <w:b/>
           <w:bCs/>
         </w:rPr>
@@ -169,13 +194,13 @@
       </w:r>
       <w:r>
         <w:rPr>
-          <w:rFonts w:hint="eastAsia"/>
+          <w:rFonts w:hint="eastAsia" w:eastAsia="黑体"/>
         </w:rPr>
         <w:t xml:space="preserve">（天线与匹配网络相连）；</w:t>
       </w:r>
       <w:r>
         <w:rPr>
-          <w:rFonts w:hint="eastAsia"/>
+          <w:rFonts w:hint="eastAsia" w:eastAsia="黑体"/>
           <w:b/>
           <w:bCs/>
         </w:rPr>
@@ -183,6 +208,7 @@
       </w:r>
       <w:r>
         <w:rPr>
+          <w:rFonts w:eastAsia="黑体"/>
           <w:b/>
           <w:bCs/>
         </w:rPr>
@@ -190,7 +216,7 @@
       </w:r>
       <w:r>
         <w:rPr>
-          <w:rFonts w:hint="eastAsia"/>
+          <w:rFonts w:hint="eastAsia" w:eastAsia="黑体"/>
           <w:b/>
           <w:bCs/>
         </w:rPr>
@@ -198,13 +224,13 @@
       </w:r>
       <w:r>
         <w:rPr>
-          <w:rFonts w:hint="eastAsia"/>
+          <w:rFonts w:hint="eastAsia" w:eastAsia="黑体"/>
         </w:rPr>
         <w:t xml:space="preserve">（匹配网络与巴伦单端脚相连）；</w:t>
       </w:r>
       <w:r>
         <w:rPr>
-          <w:rFonts w:hint="eastAsia"/>
+          <w:rFonts w:hint="eastAsia" w:eastAsia="黑体"/>
           <w:b/>
           <w:bCs/>
         </w:rPr>
@@ -212,6 +238,7 @@
       </w:r>
       <w:r>
         <w:rPr>
+          <w:rFonts w:eastAsia="黑体"/>
           <w:b/>
           <w:bCs/>
         </w:rPr>
@@ -219,7 +246,7 @@
       </w:r>
       <w:r>
         <w:rPr>
-          <w:rFonts w:hint="eastAsia"/>
+          <w:rFonts w:hint="eastAsia" w:eastAsia="黑体"/>
           <w:b/>
           <w:bCs/>
         </w:rPr>
@@ -227,22 +254,25 @@
       </w:r>
       <w:r>
         <w:rPr>
-          <w:rFonts w:hint="eastAsia"/>
+          <w:rFonts w:hint="eastAsia" w:eastAsia="黑体"/>
         </w:rPr>
         <w:t xml:space="preserve">（巴伦差分支路接</w:t>
       </w:r>
       <w:r>
+        <w:rPr>
+          <w:rFonts w:eastAsia="黑体"/>
+        </w:rPr>
         <w:t xml:space="preserve"> U1 </w:t>
       </w:r>
       <w:r>
         <w:rPr>
-          <w:rFonts w:hint="eastAsia"/>
+          <w:rFonts w:hint="eastAsia" w:eastAsia="黑体"/>
         </w:rPr>
         <w:t xml:space="preserve">的差分射频脚）；</w:t>
       </w:r>
       <w:r>
         <w:rPr>
-          <w:rFonts w:hint="eastAsia"/>
+          <w:rFonts w:hint="eastAsia" w:eastAsia="黑体"/>
           <w:b/>
           <w:bCs/>
         </w:rPr>
@@ -250,6 +280,7 @@
       </w:r>
       <w:r>
         <w:rPr>
+          <w:rFonts w:eastAsia="黑体"/>
           <w:b/>
           <w:bCs/>
         </w:rPr>
@@ -257,7 +288,7 @@
       </w:r>
       <w:r>
         <w:rPr>
-          <w:rFonts w:hint="eastAsia"/>
+          <w:rFonts w:hint="eastAsia" w:eastAsia="黑体"/>
           <w:b/>
           <w:bCs/>
         </w:rPr>
@@ -265,31 +296,37 @@
       </w:r>
       <w:r>
         <w:rPr>
-          <w:rFonts w:hint="eastAsia"/>
+          <w:rFonts w:hint="eastAsia" w:eastAsia="黑体"/>
         </w:rPr>
         <w:t xml:space="preserve">（Y1</w:t>
       </w:r>
       <w:r>
+        <w:rPr>
+          <w:rFonts w:eastAsia="黑体"/>
+        </w:rPr>
         <w:t xml:space="preserve"> </w:t>
       </w:r>
       <w:r>
         <w:rPr>
-          <w:rFonts w:hint="eastAsia"/>
+          <w:rFonts w:hint="eastAsia" w:eastAsia="黑体"/>
         </w:rPr>
         <w:t xml:space="preserve">与</w:t>
       </w:r>
       <w:r>
+        <w:rPr>
+          <w:rFonts w:eastAsia="黑体"/>
+        </w:rPr>
         <w:t xml:space="preserve"> U1 </w:t>
       </w:r>
       <w:r>
         <w:rPr>
-          <w:rFonts w:hint="eastAsia"/>
+          <w:rFonts w:hint="eastAsia" w:eastAsia="黑体"/>
         </w:rPr>
         <w:t xml:space="preserve">的晶振脚相连）；</w:t>
       </w:r>
       <w:r>
         <w:rPr>
-          <w:rFonts w:hint="eastAsia"/>
+          <w:rFonts w:hint="eastAsia" w:eastAsia="黑体"/>
           <w:b/>
           <w:bCs/>
         </w:rPr>
@@ -297,6 +334,7 @@
       </w:r>
       <w:r>
         <w:rPr>
+          <w:rFonts w:eastAsia="黑体"/>
           <w:b/>
           <w:bCs/>
         </w:rPr>
@@ -304,7 +342,7 @@
       </w:r>
       <w:r>
         <w:rPr>
-          <w:rFonts w:hint="eastAsia"/>
+          <w:rFonts w:hint="eastAsia" w:eastAsia="黑体"/>
           <w:b/>
           <w:bCs/>
         </w:rPr>
@@ -312,6 +350,7 @@
       </w:r>
       <w:r>
         <w:rPr>
+          <w:rFonts w:eastAsia="黑体"/>
           <w:b/>
           <w:bCs/>
         </w:rPr>
@@ -319,13 +358,13 @@
       </w:r>
       <w:r>
         <w:rPr>
-          <w:rFonts w:hint="eastAsia"/>
+          <w:rFonts w:hint="eastAsia" w:eastAsia="黑体"/>
         </w:rPr>
         <w:t xml:space="preserve">；</w:t>
       </w:r>
       <w:r>
         <w:rPr>
-          <w:rFonts w:hint="eastAsia"/>
+          <w:rFonts w:hint="eastAsia" w:eastAsia="黑体"/>
           <w:b/>
           <w:bCs/>
         </w:rPr>
@@ -333,6 +372,7 @@
       </w:r>
       <w:r>
         <w:rPr>
+          <w:rFonts w:eastAsia="黑体"/>
           <w:b/>
           <w:bCs/>
         </w:rPr>
@@ -340,7 +380,7 @@
       </w:r>
       <w:r>
         <w:rPr>
-          <w:rFonts w:hint="eastAsia"/>
+          <w:rFonts w:hint="eastAsia" w:eastAsia="黑体"/>
           <w:b/>
           <w:bCs/>
         </w:rPr>
@@ -348,12 +388,16 @@
       </w:r>
       <w:r>
         <w:rPr>
+          <w:rFonts w:eastAsia="黑体"/>
           <w:b/>
           <w:bCs/>
         </w:rPr>
         <w:t xml:space="preserve"> GND</w:t>
       </w:r>
       <w:r>
+        <w:rPr>
+          <w:rFonts w:eastAsia="黑体"/>
+        </w:rPr>
         <w:t xml:space="preserve">。</w:t>
       </w:r>
     </w:p>
@@ -361,13 +405,13 @@
       <w:pPr/>
       <w:r>
         <w:rPr>
-          <w:rFonts w:hint="eastAsia"/>
+          <w:rFonts w:hint="eastAsia" w:eastAsia="黑体"/>
         </w:rPr>
         <w:t xml:space="preserve">各元件管脚连接：</w:t>
       </w:r>
       <w:r>
         <w:rPr>
-          <w:rFonts w:hint="eastAsia"/>
+          <w:rFonts w:hint="eastAsia" w:eastAsia="黑体"/>
           <w:b/>
           <w:bCs/>
         </w:rPr>
@@ -375,13 +419,13 @@
       </w:r>
       <w:r>
         <w:rPr>
-          <w:rFonts w:hint="eastAsia"/>
+          <w:rFonts w:hint="eastAsia" w:eastAsia="黑体"/>
         </w:rPr>
         <w:t xml:space="preserve">的馈电端接节点①；</w:t>
       </w:r>
       <w:r>
         <w:rPr>
-          <w:rFonts w:hint="eastAsia"/>
+          <w:rFonts w:hint="eastAsia" w:eastAsia="黑体"/>
           <w:b/>
           <w:bCs/>
         </w:rPr>
@@ -389,13 +433,13 @@
       </w:r>
       <w:r>
         <w:rPr>
-          <w:rFonts w:hint="eastAsia"/>
+          <w:rFonts w:hint="eastAsia" w:eastAsia="黑体"/>
         </w:rPr>
         <w:t xml:space="preserve">一端接节点①、另一端接节点②；</w:t>
       </w:r>
       <w:r>
         <w:rPr>
-          <w:rFonts w:hint="eastAsia"/>
+          <w:rFonts w:hint="eastAsia" w:eastAsia="黑体"/>
           <w:b/>
           <w:bCs/>
         </w:rPr>
@@ -403,54 +447,65 @@
       </w:r>
       <w:r>
         <w:rPr>
-          <w:rFonts w:hint="eastAsia"/>
+          <w:rFonts w:hint="eastAsia" w:eastAsia="黑体"/>
         </w:rPr>
         <w:t xml:space="preserve">的单端脚接节点②、两个差分脚接节点③；</w:t>
       </w:r>
       <w:r>
         <w:rPr>
+          <w:rFonts w:eastAsia="黑体"/>
           <w:b/>
           <w:bCs/>
         </w:rPr>
         <w:t xml:space="preserve">U1</w:t>
       </w:r>
       <w:r>
+        <w:rPr>
+          <w:rFonts w:eastAsia="黑体"/>
+        </w:rPr>
         <w:t xml:space="preserve"> </w:t>
       </w:r>
       <w:r>
         <w:rPr>
-          <w:rFonts w:hint="eastAsia"/>
+          <w:rFonts w:hint="eastAsia" w:eastAsia="黑体"/>
         </w:rPr>
         <w:t xml:space="preserve">的差分射频脚（RF+/RF−）接节点③，晶振脚（XTAL）接节点④，电源脚（VDD、AVDD）接节点⑤、地脚</w:t>
       </w:r>
       <w:r>
+        <w:rPr>
+          <w:rFonts w:eastAsia="黑体"/>
+        </w:rPr>
         <w:t xml:space="preserve"> GND </w:t>
       </w:r>
       <w:r>
         <w:rPr>
-          <w:rFonts w:hint="eastAsia"/>
+          <w:rFonts w:hint="eastAsia" w:eastAsia="黑体"/>
         </w:rPr>
         <w:t xml:space="preserve">接节点⑥；</w:t>
       </w:r>
       <w:r>
         <w:rPr>
+          <w:rFonts w:eastAsia="黑体"/>
           <w:b/>
           <w:bCs/>
         </w:rPr>
         <w:t xml:space="preserve">Y1</w:t>
       </w:r>
       <w:r>
+        <w:rPr>
+          <w:rFonts w:eastAsia="黑体"/>
+        </w:rPr>
         <w:t xml:space="preserve"> </w:t>
       </w:r>
       <w:r>
         <w:rPr>
-          <w:rFonts w:hint="eastAsia"/>
+          <w:rFonts w:hint="eastAsia" w:eastAsia="黑体"/>
         </w:rPr>
         <w:t xml:space="preserve">两端分别接节点④与负载电容（或地）；</w:t>
       </w:r>
       <w:r>
         <w:rPr>
-          <w:rFonts w:hint="eastAsia"/>
+          <w:rFonts w:hint="eastAsia" w:eastAsia="黑体"/>
           <w:b/>
           <w:bCs/>
         </w:rPr>
@@ -458,7 +513,7 @@
       </w:r>
       <w:r>
         <w:rPr>
-          <w:rFonts w:hint="eastAsia"/>
+          <w:rFonts w:hint="eastAsia" w:eastAsia="黑体"/>
         </w:rPr>
         <w:t xml:space="preserve">跨接在节点⑤与⑥之间。</w:t>
       </w:r>
@@ -467,34 +522,43 @@
       <w:pPr/>
       <w:r>
         <w:rPr>
-          <w:rFonts w:hint="eastAsia"/>
+          <w:rFonts w:hint="eastAsia" w:eastAsia="黑体"/>
         </w:rPr>
         <w:t xml:space="preserve">由此构成”数据经模组内</w:t>
       </w:r>
       <w:r>
+        <w:rPr>
+          <w:rFonts w:eastAsia="黑体"/>
+        </w:rPr>
         <w:t xml:space="preserve"> GFSK </w:t>
       </w:r>
       <w:r>
         <w:rPr>
-          <w:rFonts w:hint="eastAsia"/>
+          <w:rFonts w:hint="eastAsia" w:eastAsia="黑体"/>
         </w:rPr>
         <w:t xml:space="preserve">调制、经巴伦与匹配网络辐射</w:t>
       </w:r>
       <w:r>
+        <w:rPr>
+          <w:rFonts w:eastAsia="黑体"/>
+        </w:rPr>
         <w:t xml:space="preserve"> 2.4 GHz </w:t>
       </w:r>
       <w:r>
         <w:rPr>
-          <w:rFonts w:hint="eastAsia"/>
+          <w:rFonts w:hint="eastAsia" w:eastAsia="黑体"/>
         </w:rPr>
         <w:t xml:space="preserve">信号并按跳频收发，接收时反向解调”的</w:t>
       </w:r>
       <w:r>
+        <w:rPr>
+          <w:rFonts w:eastAsia="黑体"/>
+        </w:rPr>
         <w:t xml:space="preserve"> Bluetooth </w:t>
       </w:r>
       <w:r>
         <w:rPr>
-          <w:rFonts w:hint="eastAsia"/>
+          <w:rFonts w:hint="eastAsia" w:eastAsia="黑体"/>
         </w:rPr>
         <w:t xml:space="preserve">短距离无线通信收发组态。</w:t>
       </w:r>
@@ -507,7 +571,7 @@
       </w:pPr>
       <w:r>
         <w:rPr>
-          <w:rFonts w:hint="eastAsia"/>
+          <w:rFonts w:hint="eastAsia" w:eastAsia="黑体"/>
         </w:rPr>
         <w:t xml:space="preserve">工作原理</w:t>
       </w:r>
@@ -518,25 +582,31 @@
       </w:pPr>
       <w:r>
         <w:rPr>
-          <w:rFonts w:hint="eastAsia"/>
+          <w:rFonts w:hint="eastAsia" w:eastAsia="黑体"/>
         </w:rPr>
         <w:t xml:space="preserve">蓝牙采用高斯频移键控（GFSK）等调制，在全</w:t>
       </w:r>
       <w:r>
+        <w:rPr>
+          <w:rFonts w:eastAsia="黑体"/>
+        </w:rPr>
         <w:t xml:space="preserve"> 80 </w:t>
       </w:r>
       <w:r>
         <w:rPr>
-          <w:rFonts w:hint="eastAsia"/>
+          <w:rFonts w:hint="eastAsia" w:eastAsia="黑体"/>
         </w:rPr>
         <w:t xml:space="preserve">个</w:t>
       </w:r>
       <w:r>
+        <w:rPr>
+          <w:rFonts w:eastAsia="黑体"/>
+        </w:rPr>
         <w:t xml:space="preserve"> 1 MHz </w:t>
       </w:r>
       <w:r>
         <w:rPr>
-          <w:rFonts w:hint="eastAsia"/>
+          <w:rFonts w:hint="eastAsia" w:eastAsia="黑体"/>
         </w:rPr>
         <w:t xml:space="preserve">信道（BLE）上进行跳频，配合时分双工在主从之间交换数据包。跳频扩展频谱降低了同频干扰，提升抗干扰能力。</w:t>
       </w:r>
@@ -549,7 +619,7 @@
       </w:pPr>
       <w:r>
         <w:rPr>
-          <w:rFonts w:hint="eastAsia"/>
+          <w:rFonts w:hint="eastAsia" w:eastAsia="黑体"/>
         </w:rPr>
         <w:t xml:space="preserve">关键计算公式</w:t>
       </w:r>
@@ -563,16 +633,19 @@
       </w:pPr>
       <w:r>
         <w:rPr>
-          <w:rFonts w:hint="eastAsia"/>
+          <w:rFonts w:hint="eastAsia" w:eastAsia="黑体"/>
         </w:rPr>
         <w:t xml:space="preserve">数据率与符号率关系（BLE</w:t>
       </w:r>
       <w:r>
+        <w:rPr>
+          <w:rFonts w:eastAsia="黑体"/>
+        </w:rPr>
         <w:t xml:space="preserve"> GFSK 1 </w:t>
       </w:r>
       <w:r>
         <w:rPr>
-          <w:rFonts w:hint="eastAsia"/>
+          <w:rFonts w:hint="eastAsia" w:eastAsia="黑体"/>
         </w:rPr>
         <w:t xml:space="preserve">bit/符号）：</w:t>
       </w:r>
@@ -635,7 +708,7 @@
       </w:pPr>
       <w:r>
         <w:rPr>
-          <w:rFonts w:hint="eastAsia"/>
+          <w:rFonts w:hint="eastAsia" w:eastAsia="黑体"/>
         </w:rPr>
         <w:t xml:space="preserve">接收灵敏度：</w:t>
       </w:r>
@@ -764,7 +837,7 @@
       </w:pPr>
       <w:r>
         <w:rPr>
-          <w:rFonts w:hint="eastAsia"/>
+          <w:rFonts w:hint="eastAsia" w:eastAsia="黑体"/>
         </w:rPr>
         <w:t xml:space="preserve">自由空间路径损耗：</w:t>
       </w:r>
@@ -859,15 +932,21 @@
         </w:numPr>
       </w:pPr>
       <w:r>
+        <w:rPr>
+          <w:rFonts w:eastAsia="黑体"/>
+        </w:rPr>
         <w:t xml:space="preserve">OTA </w:t>
       </w:r>
       <w:r>
         <w:rPr>
-          <w:rFonts w:hint="eastAsia"/>
+          <w:rFonts w:hint="eastAsia" w:eastAsia="黑体"/>
         </w:rPr>
         <w:t xml:space="preserve">空中数据率（含协议开销</w:t>
       </w:r>
       <w:r>
+        <w:rPr>
+          <w:rFonts w:eastAsia="黑体"/>
+        </w:rPr>
         <w:t xml:space="preserve"> </w:t>
       </w:r>
       <m:oMath>
@@ -877,7 +956,7 @@
       </m:oMath>
       <w:r>
         <w:rPr>
-          <w:rFonts w:hint="eastAsia"/>
+          <w:rFonts w:hint="eastAsia" w:eastAsia="黑体"/>
         </w:rPr>
         <w:t xml:space="preserve">）：</w:t>
       </w:r>
@@ -971,7 +1050,7 @@
             </w:pPr>
             <w:r>
               <w:rPr>
-                <w:rFonts w:hint="eastAsia"/>
+                <w:rFonts w:hint="eastAsia" w:eastAsia="黑体"/>
               </w:rPr>
               <w:t xml:space="preserve">符号</w:t>
             </w:r>
@@ -985,7 +1064,7 @@
             </w:pPr>
             <w:r>
               <w:rPr>
-                <w:rFonts w:hint="eastAsia"/>
+                <w:rFonts w:hint="eastAsia" w:eastAsia="黑体"/>
               </w:rPr>
               <w:t xml:space="preserve">含义</w:t>
             </w:r>
@@ -999,7 +1078,7 @@
             </w:pPr>
             <w:r>
               <w:rPr>
-                <w:rFonts w:hint="eastAsia"/>
+                <w:rFonts w:hint="eastAsia" w:eastAsia="黑体"/>
               </w:rPr>
               <w:t xml:space="preserve">单位</w:t>
             </w:r>
@@ -1028,6 +1107,9 @@
               </m:sSub>
             </m:oMath>
             <w:r>
+              <w:rPr>
+                <w:rFonts w:eastAsia="黑体"/>
+              </w:rPr>
               <w:t xml:space="preserve">​</w:t>
             </w:r>
           </w:p>
@@ -1040,7 +1122,7 @@
             </w:pPr>
             <w:r>
               <w:rPr>
-                <w:rFonts w:hint="eastAsia"/>
+                <w:rFonts w:hint="eastAsia" w:eastAsia="黑体"/>
               </w:rPr>
               <w:t xml:space="preserve">数据率</w:t>
             </w:r>
@@ -1053,6 +1135,9 @@
               <w:pStyle w:val="Compact"/>
             </w:pPr>
             <w:r>
+              <w:rPr>
+                <w:rFonts w:eastAsia="黑体"/>
+              </w:rPr>
               <w:t xml:space="preserve">bit/s</w:t>
             </w:r>
           </w:p>
@@ -1071,6 +1156,9 @@
               </m:r>
             </m:oMath>
             <w:r>
+              <w:rPr>
+                <w:rFonts w:eastAsia="黑体"/>
+              </w:rPr>
               <w:t xml:space="preserve">​</w:t>
             </w:r>
           </w:p>
@@ -1083,7 +1171,7 @@
             </w:pPr>
             <w:r>
               <w:rPr>
-                <w:rFonts w:hint="eastAsia"/>
+                <w:rFonts w:hint="eastAsia" w:eastAsia="黑体"/>
               </w:rPr>
               <w:t xml:space="preserve">接收灵敏度</w:t>
             </w:r>
@@ -1096,6 +1184,9 @@
               <w:pStyle w:val="Compact"/>
             </w:pPr>
             <w:r>
+              <w:rPr>
+                <w:rFonts w:eastAsia="黑体"/>
+              </w:rPr>
               <w:t xml:space="preserve">dBm</w:t>
             </w:r>
           </w:p>
@@ -1117,6 +1208,9 @@
               </m:r>
             </m:oMath>
             <w:r>
+              <w:rPr>
+                <w:rFonts w:eastAsia="黑体"/>
+              </w:rPr>
               <w:t xml:space="preserve">​</w:t>
             </w:r>
           </w:p>
@@ -1129,7 +1223,7 @@
             </w:pPr>
             <w:r>
               <w:rPr>
-                <w:rFonts w:hint="eastAsia"/>
+                <w:rFonts w:hint="eastAsia" w:eastAsia="黑体"/>
               </w:rPr>
               <w:t xml:space="preserve">路径损耗</w:t>
             </w:r>
@@ -1142,6 +1236,9 @@
               <w:pStyle w:val="Compact"/>
             </w:pPr>
             <w:r>
+              <w:rPr>
+                <w:rFonts w:eastAsia="黑体"/>
+              </w:rPr>
               <w:t xml:space="preserve">dB</w:t>
             </w:r>
           </w:p>
@@ -1160,6 +1257,9 @@
               </m:r>
             </m:oMath>
             <w:r>
+              <w:rPr>
+                <w:rFonts w:eastAsia="黑体"/>
+              </w:rPr>
               <w:t xml:space="preserve">​</w:t>
             </w:r>
           </w:p>
@@ -1172,7 +1272,7 @@
             </w:pPr>
             <w:r>
               <w:rPr>
-                <w:rFonts w:hint="eastAsia"/>
+                <w:rFonts w:hint="eastAsia" w:eastAsia="黑体"/>
               </w:rPr>
               <w:t xml:space="preserve">协议效率</w:t>
             </w:r>
@@ -1185,6 +1285,9 @@
               <w:pStyle w:val="Compact"/>
             </w:pPr>
             <w:r>
+              <w:rPr>
+                <w:rFonts w:eastAsia="黑体"/>
+              </w:rPr>
               <w:t xml:space="preserve">—</w:t>
             </w:r>
           </w:p>
@@ -1218,6 +1321,9 @@
               </m:sSub>
             </m:oMath>
             <w:r>
+              <w:rPr>
+                <w:rFonts w:eastAsia="黑体"/>
+              </w:rPr>
               <w:t xml:space="preserve">​</w:t>
             </w:r>
           </w:p>
@@ -1230,7 +1336,7 @@
             </w:pPr>
             <w:r>
               <w:rPr>
-                <w:rFonts w:hint="eastAsia"/>
+                <w:rFonts w:hint="eastAsia" w:eastAsia="黑体"/>
               </w:rPr>
               <w:t xml:space="preserve">应用层数据率</w:t>
             </w:r>
@@ -1243,6 +1349,9 @@
               <w:pStyle w:val="Compact"/>
             </w:pPr>
             <w:r>
+              <w:rPr>
+                <w:rFonts w:eastAsia="黑体"/>
+              </w:rPr>
               <w:t xml:space="preserve">bit/s</w:t>
             </w:r>
           </w:p>
@@ -1257,7 +1366,7 @@
       </w:pPr>
       <w:r>
         <w:rPr>
-          <w:rFonts w:hint="eastAsia"/>
+          <w:rFonts w:hint="eastAsia" w:eastAsia="黑体"/>
         </w:rPr>
         <w:t xml:space="preserve">元件调整影响</w:t>
       </w:r>
@@ -1272,21 +1381,27 @@
       </w:pPr>
       <w:r>
         <w:rPr>
-          <w:rFonts w:hint="eastAsia"/>
+          <w:rFonts w:hint="eastAsia" w:eastAsia="黑体"/>
           <w:b/>
           <w:bCs/>
         </w:rPr>
         <w:t xml:space="preserve">发射功率增大</w:t>
       </w:r>
       <w:r>
+        <w:rPr>
+          <w:rFonts w:eastAsia="黑体"/>
+        </w:rPr>
         <w:t xml:space="preserve"> </w:t>
       </w:r>
       <w:r>
+        <w:rPr>
+          <w:rFonts w:eastAsia="黑体"/>
+        </w:rPr>
         <w:t xml:space="preserve">→ </w:t>
       </w:r>
       <w:r>
         <w:rPr>
-          <w:rFonts w:hint="eastAsia"/>
+          <w:rFonts w:hint="eastAsia" w:eastAsia="黑体"/>
         </w:rPr>
         <w:t xml:space="preserve">通信距离增大，功耗与射频干扰增加。</w:t>
       </w:r>
@@ -1301,21 +1416,27 @@
       </w:pPr>
       <w:r>
         <w:rPr>
-          <w:rFonts w:hint="eastAsia"/>
+          <w:rFonts w:hint="eastAsia" w:eastAsia="黑体"/>
           <w:b/>
           <w:bCs/>
         </w:rPr>
         <w:t xml:space="preserve">连接间隔缩短</w:t>
       </w:r>
       <w:r>
+        <w:rPr>
+          <w:rFonts w:eastAsia="黑体"/>
+        </w:rPr>
         <w:t xml:space="preserve"> </w:t>
       </w:r>
       <w:r>
+        <w:rPr>
+          <w:rFonts w:eastAsia="黑体"/>
+        </w:rPr>
         <w:t xml:space="preserve">→ </w:t>
       </w:r>
       <w:r>
         <w:rPr>
-          <w:rFonts w:hint="eastAsia"/>
+          <w:rFonts w:hint="eastAsia" w:eastAsia="黑体"/>
         </w:rPr>
         <w:t xml:space="preserve">数据吞吐提升、延迟降低，但功耗上升。</w:t>
       </w:r>
@@ -1330,7 +1451,7 @@
       </w:pPr>
       <w:r>
         <w:rPr>
-          <w:rFonts w:hint="eastAsia"/>
+          <w:rFonts w:hint="eastAsia" w:eastAsia="黑体"/>
           <w:b/>
           <w:bCs/>
         </w:rPr>
@@ -1338,6 +1459,7 @@
       </w:r>
       <w:r>
         <w:rPr>
+          <w:rFonts w:eastAsia="黑体"/>
           <w:b/>
           <w:bCs/>
         </w:rPr>
@@ -1345,21 +1467,27 @@
       </w:r>
       <w:r>
         <w:rPr>
-          <w:rFonts w:hint="eastAsia"/>
+          <w:rFonts w:hint="eastAsia" w:eastAsia="黑体"/>
           <w:b/>
           <w:bCs/>
         </w:rPr>
         <w:t xml:space="preserve">ppm）</w:t>
       </w:r>
       <w:r>
+        <w:rPr>
+          <w:rFonts w:eastAsia="黑体"/>
+        </w:rPr>
         <w:t xml:space="preserve"> </w:t>
       </w:r>
       <w:r>
+        <w:rPr>
+          <w:rFonts w:eastAsia="黑体"/>
+        </w:rPr>
         <w:t xml:space="preserve">→ </w:t>
       </w:r>
       <w:r>
         <w:rPr>
-          <w:rFonts w:hint="eastAsia"/>
+          <w:rFonts w:hint="eastAsia" w:eastAsia="黑体"/>
         </w:rPr>
         <w:t xml:space="preserve">连接保持困难，稳定性下降。</w:t>
       </w:r>
@@ -1374,21 +1502,27 @@
       </w:pPr>
       <w:r>
         <w:rPr>
-          <w:rFonts w:hint="eastAsia"/>
+          <w:rFonts w:hint="eastAsia" w:eastAsia="黑体"/>
           <w:b/>
           <w:bCs/>
         </w:rPr>
         <w:t xml:space="preserve">匹配网络失配</w:t>
       </w:r>
       <w:r>
+        <w:rPr>
+          <w:rFonts w:eastAsia="黑体"/>
+        </w:rPr>
         <w:t xml:space="preserve"> </w:t>
       </w:r>
       <w:r>
+        <w:rPr>
+          <w:rFonts w:eastAsia="黑体"/>
+        </w:rPr>
         <w:t xml:space="preserve">→ </w:t>
       </w:r>
       <w:r>
         <w:rPr>
-          <w:rFonts w:hint="eastAsia"/>
+          <w:rFonts w:hint="eastAsia" w:eastAsia="黑体"/>
         </w:rPr>
         <w:t xml:space="preserve">灵敏度下降、误包率上升，掉线概率增大。</w:t>
       </w:r>
@@ -1403,21 +1537,27 @@
       </w:pPr>
       <w:r>
         <w:rPr>
-          <w:rFonts w:hint="eastAsia"/>
+          <w:rFonts w:hint="eastAsia" w:eastAsia="黑体"/>
           <w:b/>
           <w:bCs/>
         </w:rPr>
         <w:t xml:space="preserve">广播间隔缩短</w:t>
       </w:r>
       <w:r>
+        <w:rPr>
+          <w:rFonts w:eastAsia="黑体"/>
+        </w:rPr>
         <w:t xml:space="preserve"> </w:t>
       </w:r>
       <w:r>
+        <w:rPr>
+          <w:rFonts w:eastAsia="黑体"/>
+        </w:rPr>
         <w:t xml:space="preserve">→ </w:t>
       </w:r>
       <w:r>
         <w:rPr>
-          <w:rFonts w:hint="eastAsia"/>
+          <w:rFonts w:hint="eastAsia" w:eastAsia="黑体"/>
         </w:rPr>
         <w:t xml:space="preserve">可连接性提升，但平均功耗增大。</w:t>
       </w:r>
@@ -1430,7 +1570,7 @@
       </w:pPr>
       <w:r>
         <w:rPr>
-          <w:rFonts w:hint="eastAsia"/>
+          <w:rFonts w:hint="eastAsia" w:eastAsia="黑体"/>
         </w:rPr>
         <w:t xml:space="preserve">典型参数示例</w:t>
       </w:r>
@@ -1445,11 +1585,14 @@
       </w:pPr>
       <w:r>
         <w:rPr>
-          <w:rFonts w:hint="eastAsia"/>
+          <w:rFonts w:hint="eastAsia" w:eastAsia="黑体"/>
         </w:rPr>
         <w:t xml:space="preserve">取</w:t>
       </w:r>
       <w:r>
+        <w:rPr>
+          <w:rFonts w:eastAsia="黑体"/>
+        </w:rPr>
         <w:t xml:space="preserve"> </w:t>
       </w:r>
       <m:oMath>
@@ -1480,6 +1623,9 @@
         </m:r>
       </m:oMath>
       <w:r>
+        <w:rPr>
+          <w:rFonts w:eastAsia="黑体"/>
+        </w:rPr>
         <w:t xml:space="preserve">、</w:t>
       </w:r>
       <m:oMath>
@@ -1510,6 +1656,9 @@
         </m:r>
       </m:oMath>
       <w:r>
+        <w:rPr>
+          <w:rFonts w:eastAsia="黑体"/>
+        </w:rPr>
         <w:t xml:space="preserve">、</w:t>
       </w:r>
       <m:oMath>
@@ -1559,7 +1708,7 @@
       </m:oMath>
       <w:r>
         <w:rPr>
-          <w:rFonts w:hint="eastAsia"/>
+          <w:rFonts w:hint="eastAsia" w:eastAsia="黑体"/>
         </w:rPr>
         <w:t xml:space="preserve">：</w:t>
       </w:r>
@@ -1675,6 +1824,9 @@
         </m:r>
       </m:oMath>
       <w:r>
+        <w:rPr>
+          <w:rFonts w:eastAsia="黑体"/>
+        </w:rPr>
         <w:t xml:space="preserve">。</w:t>
       </w:r>
     </w:p>
@@ -1688,11 +1840,14 @@
       </w:pPr>
       <w:r>
         <w:rPr>
-          <w:rFonts w:hint="eastAsia"/>
+          <w:rFonts w:hint="eastAsia" w:eastAsia="黑体"/>
         </w:rPr>
         <w:t xml:space="preserve">取</w:t>
       </w:r>
       <w:r>
+        <w:rPr>
+          <w:rFonts w:eastAsia="黑体"/>
+        </w:rPr>
         <w:t xml:space="preserve"> </w:t>
       </w:r>
       <m:oMath>
@@ -1729,6 +1884,9 @@
         </m:r>
       </m:oMath>
       <w:r>
+        <w:rPr>
+          <w:rFonts w:eastAsia="黑体"/>
+        </w:rPr>
         <w:t xml:space="preserve">、</w:t>
       </w:r>
       <m:oMath>
@@ -1747,7 +1905,7 @@
       </m:oMath>
       <w:r>
         <w:rPr>
-          <w:rFonts w:hint="eastAsia"/>
+          <w:rFonts w:hint="eastAsia" w:eastAsia="黑体"/>
         </w:rPr>
         <w:t xml:space="preserve">：</w:t>
       </w:r>
@@ -1827,6 +1985,9 @@
         </m:r>
       </m:oMath>
       <w:r>
+        <w:rPr>
+          <w:rFonts w:eastAsia="黑体"/>
+        </w:rPr>
         <w:t xml:space="preserve">。</w:t>
       </w:r>
     </w:p>
@@ -1838,7 +1999,7 @@
       </w:pPr>
       <w:r>
         <w:rPr>
-          <w:rFonts w:hint="eastAsia"/>
+          <w:rFonts w:hint="eastAsia" w:eastAsia="黑体"/>
         </w:rPr>
         <w:t xml:space="preserve">常见器件型号</w:t>
       </w:r>
@@ -1853,7 +2014,7 @@
       </w:pPr>
       <w:r>
         <w:rPr>
-          <w:rFonts w:hint="eastAsia"/>
+          <w:rFonts w:hint="eastAsia" w:eastAsia="黑体"/>
         </w:rPr>
         <w:t xml:space="preserve">芯片/模组：nRF52832、nRF52840、CC2541、ESP32。</w:t>
       </w:r>
@@ -1868,16 +2029,19 @@
       </w:pPr>
       <w:r>
         <w:rPr>
-          <w:rFonts w:hint="eastAsia"/>
+          <w:rFonts w:hint="eastAsia" w:eastAsia="黑体"/>
         </w:rPr>
         <w:t xml:space="preserve">天线：2.4</w:t>
       </w:r>
       <w:r>
+        <w:rPr>
+          <w:rFonts w:eastAsia="黑体"/>
+        </w:rPr>
         <w:t xml:space="preserve"> GHz PCB </w:t>
       </w:r>
       <w:r>
         <w:rPr>
-          <w:rFonts w:hint="eastAsia"/>
+          <w:rFonts w:hint="eastAsia" w:eastAsia="黑体"/>
         </w:rPr>
         <w:t xml:space="preserve">天线、片上天线、陶瓷天线。</w:t>
       </w:r>
@@ -1890,7 +2054,7 @@
       </w:pPr>
       <w:r>
         <w:rPr>
-          <w:rFonts w:hint="eastAsia"/>
+          <w:rFonts w:hint="eastAsia" w:eastAsia="黑体"/>
         </w:rPr>
         <w:t xml:space="preserve">注意事项</w:t>
       </w:r>
@@ -1904,20 +2068,26 @@
         </w:numPr>
       </w:pPr>
       <w:r>
+        <w:rPr>
+          <w:rFonts w:eastAsia="黑体"/>
+        </w:rPr>
         <w:t xml:space="preserve">2.4 GHz </w:t>
       </w:r>
       <w:r>
         <w:rPr>
-          <w:rFonts w:hint="eastAsia"/>
+          <w:rFonts w:hint="eastAsia" w:eastAsia="黑体"/>
         </w:rPr>
         <w:t xml:space="preserve">与</w:t>
       </w:r>
       <w:r>
+        <w:rPr>
+          <w:rFonts w:eastAsia="黑体"/>
+        </w:rPr>
         <w:t xml:space="preserve"> WiFi </w:t>
       </w:r>
       <w:r>
         <w:rPr>
-          <w:rFonts w:hint="eastAsia"/>
+          <w:rFonts w:hint="eastAsia" w:eastAsia="黑体"/>
         </w:rPr>
         <w:t xml:space="preserve">共频，注意信道共存与射频准入控制。</w:t>
       </w:r>
@@ -1932,7 +2102,7 @@
       </w:pPr>
       <w:r>
         <w:rPr>
-          <w:rFonts w:hint="eastAsia"/>
+          <w:rFonts w:hint="eastAsia" w:eastAsia="黑体"/>
         </w:rPr>
         <w:t xml:space="preserve">天线净空区与地平面完整性对链路预算影响显著。</w:t>
       </w:r>
@@ -1947,16 +2117,19 @@
       </w:pPr>
       <w:r>
         <w:rPr>
-          <w:rFonts w:hint="eastAsia"/>
+          <w:rFonts w:hint="eastAsia" w:eastAsia="黑体"/>
         </w:rPr>
         <w:t xml:space="preserve">注意协议栈</w:t>
       </w:r>
       <w:r>
+        <w:rPr>
+          <w:rFonts w:eastAsia="黑体"/>
+        </w:rPr>
         <w:t xml:space="preserve"> RAM/Flash </w:t>
       </w:r>
       <w:r>
         <w:rPr>
-          <w:rFonts w:hint="eastAsia"/>
+          <w:rFonts w:hint="eastAsia" w:eastAsia="黑体"/>
         </w:rPr>
         <w:t xml:space="preserve">占用，选型时确认内存资源。</w:t>
       </w:r>
@@ -1971,7 +2144,7 @@
       </w:pPr>
       <w:r>
         <w:rPr>
-          <w:rFonts w:hint="eastAsia"/>
+          <w:rFonts w:hint="eastAsia" w:eastAsia="黑体"/>
         </w:rPr>
         <w:t xml:space="preserve">低功耗应用需合理配置广播与连接参数以平衡功耗与响应。</w:t>
       </w:r>
@@ -1984,7 +2157,7 @@
       </w:pPr>
       <w:r>
         <w:rPr>
-          <w:rFonts w:hint="eastAsia"/>
+          <w:rFonts w:hint="eastAsia" w:eastAsia="黑体"/>
         </w:rPr>
         <w:t xml:space="preserve">参考资料</w:t>
       </w:r>
@@ -1998,6 +2171,9 @@
         </w:numPr>
       </w:pPr>
       <w:r>
+        <w:rPr>
+          <w:rFonts w:eastAsia="黑体"/>
+        </w:rPr>
         <w:t xml:space="preserve">Wikipedia: Bluetooth Low Energy。</w:t>
       </w:r>
     </w:p>
@@ -2010,11 +2186,14 @@
         </w:numPr>
       </w:pPr>
       <w:r>
+        <w:rPr>
+          <w:rFonts w:eastAsia="黑体"/>
+        </w:rPr>
         <w:t xml:space="preserve">Nordic nRF52832 </w:t>
       </w:r>
       <w:r>
         <w:rPr>
-          <w:rFonts w:hint="eastAsia"/>
+          <w:rFonts w:hint="eastAsia" w:eastAsia="黑体"/>
         </w:rPr>
         <w:t xml:space="preserve">产品规格书。</w:t>
       </w:r>
@@ -2028,6 +2207,9 @@
         </w:numPr>
       </w:pPr>
       <w:r>
+        <w:rPr>
+          <w:rFonts w:eastAsia="黑体"/>
+        </w:rPr>
         <w:t xml:space="preserve">Bluetooth Core Specification。</w:t>
       </w:r>
     </w:p>
@@ -2040,11 +2222,11 @@
       </w:pPr>
       <w:r>
         <w:rPr>
-          <w:rFonts w:ascii="Times New Roman" w:hAnsi="Times New Roman"/>
+          <w:rFonts w:ascii="Times New Roman" w:hAnsi="Times New Roman" w:eastAsia="黑体"/>
           <w:color w:val="555555"/>
           <w:sz w:val="21"/>
         </w:rPr>
-        <w:t>材料收集者：杜文杰</w:t>
+        <w:t>材料收集者：杜文杰，WX手机：19519196569，QQ:3478827729</w:t>
       </w:r>
     </w:p>
     <w:sectPr>
@@ -2064,7 +2246,7 @@
 </file>
 
 <file path=word/footer1.xml><?xml version="1.0" encoding="utf-8"?>
-<w:ftr xmlns:m="http://schemas.openxmlformats.org/officeDocument/2006/math" xmlns:mc="http://schemas.openxmlformats.org/markup-compatibility/2006" xmlns:mo="http://schemas.microsoft.com/office/mac/office/2008/main" xmlns:mv="urn:schemas-microsoft-com:mac:vml" xmlns:o="urn:schemas-microsoft-com:office:office" xmlns:r="http://schemas.openxmlformats.org/officeDocument/2006/relationships" xmlns:v="urn:schemas-microsoft-com:vml" xmlns:w10="urn:schemas-microsoft-com:office:word" xmlns:w14="http://schemas.microsoft.com/office/word/2010/wordml" xmlns:w="http://schemas.openxmlformats.org/wordprocessingml/2006/main" xmlns:wne="http://schemas.microsoft.com/office/word/2006/wordml" xmlns:wp14="http://schemas.microsoft.com/office/word/2010/wordprocessingDrawing" xmlns:wp="http://schemas.openxmlformats.org/drawingml/2006/wordprocessingDrawing" xmlns:wpc="http://schemas.microsoft.com/office/word/2010/wordprocessingCanvas" xmlns:wpg="http://schemas.microsoft.com/office/word/2010/wordprocessingGroup" xmlns:wpi="http://schemas.microsoft.com/office/word/2010/wordprocessingInk" xmlns:wps="http://schemas.microsoft.com/office/word/2010/wordprocessingShape" mc:Ignorable="w14 wp14">
+<w:ftr xmlns:mc="http://schemas.openxmlformats.org/markup-compatibility/2006" xmlns:w="http://schemas.openxmlformats.org/wordprocessingml/2006/main" xmlns:m="http://schemas.openxmlformats.org/officeDocument/2006/math" xmlns:mo="http://schemas.microsoft.com/office/mac/office/2008/main" xmlns:mv="urn:schemas-microsoft-com:mac:vml" xmlns:o="urn:schemas-microsoft-com:office:office" xmlns:r="http://schemas.openxmlformats.org/officeDocument/2006/relationships" xmlns:v="urn:schemas-microsoft-com:vml" xmlns:w10="urn:schemas-microsoft-com:office:word" xmlns:w14="http://schemas.microsoft.com/office/word/2010/wordml" xmlns:wne="http://schemas.microsoft.com/office/word/2006/wordml" xmlns:wp14="http://schemas.microsoft.com/office/word/2010/wordprocessingDrawing" xmlns:wp="http://schemas.openxmlformats.org/drawingml/2006/wordprocessingDrawing" xmlns:wpc="http://schemas.microsoft.com/office/word/2010/wordprocessingCanvas" xmlns:wpg="http://schemas.microsoft.com/office/word/2010/wordprocessingGroup" xmlns:wpi="http://schemas.microsoft.com/office/word/2010/wordprocessingInk" xmlns:wps="http://schemas.microsoft.com/office/word/2010/wordprocessingShape" mc:Ignorable="w14 wp14">
   <w:p>
     <w:pPr>
       <w:pStyle w:val="Footer"/>
@@ -2072,12 +2254,14 @@
     </w:pPr>
     <w:r>
       <w:rPr>
+        <w:rFonts w:eastAsia="黑体"/>
         <w:sz w:val="18"/>
       </w:rPr>
       <w:t xml:space="preserve">第 </w:t>
     </w:r>
     <w:r>
       <w:rPr>
+        <w:rFonts w:eastAsia="黑体"/>
         <w:sz w:val="18"/>
       </w:rPr>
       <w:fldChar w:fldCharType="begin"/>
@@ -2086,6 +2270,7 @@
     </w:r>
     <w:r>
       <w:rPr>
+        <w:rFonts w:eastAsia="黑体"/>
         <w:sz w:val="18"/>
       </w:rPr>
       <w:t xml:space="preserve"> 页</w:t>
@@ -2099,6 +2284,9 @@
   <w:footnote w:type="continuationSeparator" w:id="0">
     <w:p>
       <w:r>
+        <w:rPr>
+          <w:rFonts w:eastAsia="黑体"/>
+        </w:rPr>
         <w:continuationSeparator/>
       </w:r>
     </w:p>
@@ -2106,6 +2294,9 @@
   <w:footnote w:type="separator" w:id="-1">
     <w:p>
       <w:r>
+        <w:rPr>
+          <w:rFonts w:eastAsia="黑体"/>
+        </w:rPr>
         <w:separator/>
       </w:r>
     </w:p>
@@ -2114,7 +2305,7 @@
 </file>
 
 <file path=word/header1.xml><?xml version="1.0" encoding="utf-8"?>
-<w:hdr xmlns:m="http://schemas.openxmlformats.org/officeDocument/2006/math" xmlns:mc="http://schemas.openxmlformats.org/markup-compatibility/2006" xmlns:mo="http://schemas.microsoft.com/office/mac/office/2008/main" xmlns:mv="urn:schemas-microsoft-com:mac:vml" xmlns:o="urn:schemas-microsoft-com:office:office" xmlns:r="http://schemas.openxmlformats.org/officeDocument/2006/relationships" xmlns:v="urn:schemas-microsoft-com:vml" xmlns:w10="urn:schemas-microsoft-com:office:word" xmlns:w14="http://schemas.microsoft.com/office/word/2010/wordml" xmlns:w="http://schemas.openxmlformats.org/wordprocessingml/2006/main" xmlns:wne="http://schemas.microsoft.com/office/word/2006/wordml" xmlns:wp14="http://schemas.microsoft.com/office/word/2010/wordprocessingDrawing" xmlns:wp="http://schemas.openxmlformats.org/drawingml/2006/wordprocessingDrawing" xmlns:wpc="http://schemas.microsoft.com/office/word/2010/wordprocessingCanvas" xmlns:wpg="http://schemas.microsoft.com/office/word/2010/wordprocessingGroup" xmlns:wpi="http://schemas.microsoft.com/office/word/2010/wordprocessingInk" xmlns:wps="http://schemas.microsoft.com/office/word/2010/wordprocessingShape" mc:Ignorable="w14 wp14">
+<w:hdr xmlns:mc="http://schemas.openxmlformats.org/markup-compatibility/2006" xmlns:w="http://schemas.openxmlformats.org/wordprocessingml/2006/main" xmlns:m="http://schemas.openxmlformats.org/officeDocument/2006/math" xmlns:mo="http://schemas.microsoft.com/office/mac/office/2008/main" xmlns:mv="urn:schemas-microsoft-com:mac:vml" xmlns:o="urn:schemas-microsoft-com:office:office" xmlns:r="http://schemas.openxmlformats.org/officeDocument/2006/relationships" xmlns:v="urn:schemas-microsoft-com:vml" xmlns:w10="urn:schemas-microsoft-com:office:word" xmlns:w14="http://schemas.microsoft.com/office/word/2010/wordml" xmlns:wne="http://schemas.microsoft.com/office/word/2006/wordml" xmlns:wp14="http://schemas.microsoft.com/office/word/2010/wordprocessingDrawing" xmlns:wp="http://schemas.openxmlformats.org/drawingml/2006/wordprocessingDrawing" xmlns:wpc="http://schemas.microsoft.com/office/word/2010/wordprocessingCanvas" xmlns:wpg="http://schemas.microsoft.com/office/word/2010/wordprocessingGroup" xmlns:wpi="http://schemas.microsoft.com/office/word/2010/wordprocessingInk" xmlns:wps="http://schemas.microsoft.com/office/word/2010/wordprocessingShape" mc:Ignorable="w14 wp14">
   <w:p>
     <w:pPr>
       <w:pStyle w:val="Header"/>
@@ -2122,7 +2313,7 @@
     </w:pPr>
     <w:r>
       <w:rPr>
-        <w:rFonts w:ascii="Times New Roman" w:hAnsi="Times New Roman"/>
+        <w:rFonts w:ascii="Times New Roman" w:hAnsi="Times New Roman" w:eastAsia="黑体"/>
         <w:sz w:val="18"/>
         <w:rFonts w:eastAsia="黑体"/>
         <w:rFonts w:eastAsia="黑体"/>
@@ -2134,7 +2325,7 @@
 </file>
 
 <file path=word/numbering.xml><?xml version="1.0" encoding="utf-8"?>
-<w:numbering xmlns:m="http://schemas.openxmlformats.org/officeDocument/2006/math" xmlns:mc="http://schemas.openxmlformats.org/markup-compatibility/2006" xmlns:mo="http://schemas.microsoft.com/office/mac/office/2008/main" xmlns:mv="urn:schemas-microsoft-com:mac:vml" xmlns:o="urn:schemas-microsoft-com:office:office" xmlns:r="http://schemas.openxmlformats.org/officeDocument/2006/relationships" xmlns:v="urn:schemas-microsoft-com:vml" xmlns:w="http://schemas.openxmlformats.org/wordprocessingml/2006/main" xmlns:w10="urn:schemas-microsoft-com:office:word" xmlns:w14="http://schemas.microsoft.com/office/word/2010/wordml" xmlns:wne="http://schemas.microsoft.com/office/word/2006/wordml" xmlns:wp="http://schemas.openxmlformats.org/drawingml/2006/wordprocessingDrawing" xmlns:wp14="http://schemas.microsoft.com/office/word/2010/wordprocessingDrawing" xmlns:wpc="http://schemas.microsoft.com/office/word/2010/wordprocessingCanvas" xmlns:wpg="http://schemas.microsoft.com/office/word/2010/wordprocessingGroup" xmlns:wpi="http://schemas.microsoft.com/office/word/2010/wordprocessingInk" xmlns:wps="http://schemas.microsoft.com/office/word/2010/wordprocessingShape" mc:Ignorable="w14 wp14">
+<w:numbering xmlns:mc="http://schemas.openxmlformats.org/markup-compatibility/2006" xmlns:w="http://schemas.openxmlformats.org/wordprocessingml/2006/main" xmlns:m="http://schemas.openxmlformats.org/officeDocument/2006/math" xmlns:mo="http://schemas.microsoft.com/office/mac/office/2008/main" xmlns:mv="urn:schemas-microsoft-com:mac:vml" xmlns:o="urn:schemas-microsoft-com:office:office" xmlns:r="http://schemas.openxmlformats.org/officeDocument/2006/relationships" xmlns:v="urn:schemas-microsoft-com:vml" xmlns:w10="urn:schemas-microsoft-com:office:word" xmlns:w14="http://schemas.microsoft.com/office/word/2010/wordml" xmlns:wne="http://schemas.microsoft.com/office/word/2006/wordml" xmlns:wp="http://schemas.openxmlformats.org/drawingml/2006/wordprocessingDrawing" xmlns:wp14="http://schemas.microsoft.com/office/word/2010/wordprocessingDrawing" xmlns:wpc="http://schemas.microsoft.com/office/word/2010/wordprocessingCanvas" xmlns:wpg="http://schemas.microsoft.com/office/word/2010/wordprocessingGroup" xmlns:wpi="http://schemas.microsoft.com/office/word/2010/wordprocessingInk" xmlns:wps="http://schemas.microsoft.com/office/word/2010/wordprocessingShape" mc:Ignorable="w14 wp14">
   <w:abstractNum w:abstractNumId="0">
     <w:nsid w:val="FFFFFF7C"/>
     <w:multiLevelType w:val="singleLevel"/>
@@ -2221,7 +2412,7 @@
         <w:ind w:hanging="360" w:left="1440"/>
       </w:pPr>
       <w:rPr>
-        <w:rFonts w:ascii="Symbol" w:hAnsi="Symbol" w:hint="default"/>
+        <w:rFonts w:ascii="Symbol" w:hAnsi="Symbol" w:hint="default" w:eastAsia="黑体"/>
       </w:rPr>
     </w:lvl>
   </w:abstractNum>
@@ -2242,7 +2433,7 @@
         <w:ind w:hanging="360" w:left="1080"/>
       </w:pPr>
       <w:rPr>
-        <w:rFonts w:ascii="Symbol" w:hAnsi="Symbol" w:hint="default"/>
+        <w:rFonts w:ascii="Symbol" w:hAnsi="Symbol" w:hint="default" w:eastAsia="黑体"/>
       </w:rPr>
     </w:lvl>
   </w:abstractNum>
@@ -2263,7 +2454,7 @@
         <w:ind w:hanging="360" w:left="720"/>
       </w:pPr>
       <w:rPr>
-        <w:rFonts w:ascii="Symbol" w:hAnsi="Symbol" w:hint="default"/>
+        <w:rFonts w:ascii="Symbol" w:hAnsi="Symbol" w:hint="default" w:eastAsia="黑体"/>
       </w:rPr>
     </w:lvl>
   </w:abstractNum>
@@ -2302,7 +2493,7 @@
         <w:ind w:hanging="360" w:left="360"/>
       </w:pPr>
       <w:rPr>
-        <w:rFonts w:ascii="Symbol" w:hAnsi="Symbol" w:hint="default"/>
+        <w:rFonts w:ascii="Symbol" w:hAnsi="Symbol" w:hint="default" w:eastAsia="黑体"/>
       </w:rPr>
     </w:lvl>
   </w:abstractNum>
@@ -2393,7 +2584,7 @@
         <w:ind w:left="720" w:hanging="360"/>
       </w:pPr>
       <w:rPr>
-        <w:rFonts w:ascii="Symbol" w:hAnsi="Symbol" w:cs="Symbol" w:hint="default"/>
+        <w:rFonts w:ascii="Symbol" w:hAnsi="Symbol" w:cs="Symbol" w:hint="default" w:eastAsia="黑体"/>
       </w:rPr>
     </w:lvl>
     <w:lvl w:ilvl="1">
@@ -2404,7 +2595,7 @@
         <w:ind w:left="1440" w:hanging="360"/>
       </w:pPr>
       <w:rPr>
-        <w:rFonts w:ascii="Courier New" w:hAnsi="Courier New" w:cs="Courier New" w:hint="default"/>
+        <w:rFonts w:ascii="Courier New" w:hAnsi="Courier New" w:cs="Courier New" w:hint="default" w:eastAsia="黑体"/>
       </w:rPr>
     </w:lvl>
     <w:lvl w:ilvl="2">
@@ -2415,7 +2606,7 @@
         <w:ind w:left="2160" w:hanging="360"/>
       </w:pPr>
       <w:rPr>
-        <w:rFonts w:ascii="Wingdings" w:hAnsi="Wingdings" w:cs="Wingdings" w:hint="default"/>
+        <w:rFonts w:ascii="Wingdings" w:hAnsi="Wingdings" w:cs="Wingdings" w:hint="default" w:eastAsia="黑体"/>
       </w:rPr>
     </w:lvl>
     <w:lvl w:ilvl="3">
@@ -2426,7 +2617,7 @@
         <w:ind w:left="2880" w:hanging="360"/>
       </w:pPr>
       <w:rPr>
-        <w:rFonts w:ascii="Symbol" w:hAnsi="Symbol" w:cs="Symbol" w:hint="default"/>
+        <w:rFonts w:ascii="Symbol" w:hAnsi="Symbol" w:cs="Symbol" w:hint="default" w:eastAsia="黑体"/>
       </w:rPr>
     </w:lvl>
     <w:lvl w:ilvl="4">
@@ -2437,7 +2628,7 @@
         <w:ind w:left="3600" w:hanging="360"/>
       </w:pPr>
       <w:rPr>
-        <w:rFonts w:ascii="Courier New" w:hAnsi="Courier New" w:cs="Courier New" w:hint="default"/>
+        <w:rFonts w:ascii="Courier New" w:hAnsi="Courier New" w:cs="Courier New" w:hint="default" w:eastAsia="黑体"/>
       </w:rPr>
     </w:lvl>
     <w:lvl w:ilvl="5">
@@ -2448,7 +2639,7 @@
         <w:ind w:left="4320" w:hanging="360"/>
       </w:pPr>
       <w:rPr>
-        <w:rFonts w:ascii="Wingdings" w:hAnsi="Wingdings" w:cs="Wingdings" w:hint="default"/>
+        <w:rFonts w:ascii="Wingdings" w:hAnsi="Wingdings" w:cs="Wingdings" w:hint="default" w:eastAsia="黑体"/>
       </w:rPr>
     </w:lvl>
     <w:lvl w:ilvl="6">
@@ -2459,7 +2650,7 @@
         <w:ind w:left="5040" w:hanging="360"/>
       </w:pPr>
       <w:rPr>
-        <w:rFonts w:ascii="Symbol" w:hAnsi="Symbol" w:cs="Symbol" w:hint="default"/>
+        <w:rFonts w:ascii="Symbol" w:hAnsi="Symbol" w:cs="Symbol" w:hint="default" w:eastAsia="黑体"/>
       </w:rPr>
     </w:lvl>
     <w:lvl w:ilvl="7">
@@ -2470,7 +2661,7 @@
         <w:ind w:left="5760" w:hanging="360"/>
       </w:pPr>
       <w:rPr>
-        <w:rFonts w:ascii="Courier New" w:hAnsi="Courier New" w:cs="Courier New" w:hint="default"/>
+        <w:rFonts w:ascii="Courier New" w:hAnsi="Courier New" w:cs="Courier New" w:hint="default" w:eastAsia="黑体"/>
       </w:rPr>
     </w:lvl>
     <w:lvl w:ilvl="8">
@@ -2481,7 +2672,7 @@
         <w:ind w:left="6480" w:hanging="360"/>
       </w:pPr>
       <w:rPr>
-        <w:rFonts w:ascii="Wingdings" w:hAnsi="Wingdings" w:cs="Wingdings" w:hint="default"/>
+        <w:rFonts w:ascii="Wingdings" w:hAnsi="Wingdings" w:cs="Wingdings" w:hint="default" w:eastAsia="黑体"/>
       </w:rPr>
     </w:lvl>
   </w:abstractNum>
@@ -2537,11 +2728,11 @@
 </file>
 
 <file path=word/styles.xml><?xml version="1.0" encoding="utf-8"?>
-<w:styles xmlns:mc="http://schemas.openxmlformats.org/markup-compatibility/2006" xmlns:r="http://schemas.openxmlformats.org/officeDocument/2006/relationships" xmlns:w="http://schemas.openxmlformats.org/wordprocessingml/2006/main" xmlns:w14="http://schemas.microsoft.com/office/word/2010/wordml" mc:Ignorable="w14">
+<w:styles xmlns:mc="http://schemas.openxmlformats.org/markup-compatibility/2006" xmlns:w="http://schemas.openxmlformats.org/wordprocessingml/2006/main" xmlns:r="http://schemas.openxmlformats.org/officeDocument/2006/relationships" xmlns:w14="http://schemas.microsoft.com/office/word/2010/wordml" mc:Ignorable="w14">
   <w:docDefaults>
     <w:rPrDefault>
       <w:rPr>
-        <w:rFonts w:asciiTheme="minorHAnsi" w:cstheme="minorBidi" w:eastAsiaTheme="minorEastAsia" w:hAnsiTheme="minorHAnsi"/>
+        <w:rFonts w:asciiTheme="minorHAnsi" w:cstheme="minorBidi" w:hAnsiTheme="minorHAnsi" w:eastAsia="黑体"/>
         <w:sz w:val="22"/>
         <w:szCs w:val="22"/>
         <w:lang w:bidi="ar-SA" w:eastAsia="en-US" w:val="en-US"/>
@@ -2763,7 +2954,7 @@
       <w:outlineLvl w:val="0"/>
     </w:pPr>
     <w:rPr>
-      <w:rFonts w:ascii="Times New Roman" w:asciiTheme="majorHAnsi" w:cstheme="majorBidi" w:eastAsia="黑体" w:eastAsiaTheme="majorEastAsia" w:hAnsi="Times New Roman" w:hAnsiTheme="majorHAnsi"/>
+      <w:rFonts w:ascii="Times New Roman" w:asciiTheme="majorHAnsi" w:cstheme="majorBidi" w:eastAsia="黑体" w:hAnsi="Times New Roman" w:hAnsiTheme="majorHAnsi"/>
       <w:b/>
       <w:bCs/>
       <w:color w:val="1F3864"/>
@@ -2787,7 +2978,7 @@
       <w:outlineLvl w:val="1"/>
     </w:pPr>
     <w:rPr>
-      <w:rFonts w:ascii="Times New Roman" w:asciiTheme="majorHAnsi" w:cstheme="majorBidi" w:eastAsia="黑体" w:eastAsiaTheme="majorEastAsia" w:hAnsi="Times New Roman" w:hAnsiTheme="majorHAnsi"/>
+      <w:rFonts w:ascii="Times New Roman" w:asciiTheme="majorHAnsi" w:cstheme="majorBidi" w:eastAsia="黑体" w:hAnsi="Times New Roman" w:hAnsiTheme="majorHAnsi"/>
       <w:b/>
       <w:bCs/>
       <w:color w:val="2E4E7E"/>
@@ -2811,7 +3002,7 @@
       <w:outlineLvl w:val="2"/>
     </w:pPr>
     <w:rPr>
-      <w:rFonts w:ascii="Times New Roman" w:asciiTheme="majorHAnsi" w:cstheme="majorBidi" w:eastAsia="黑体" w:eastAsiaTheme="majorEastAsia" w:hAnsi="Times New Roman" w:hAnsiTheme="majorHAnsi"/>
+      <w:rFonts w:ascii="Times New Roman" w:asciiTheme="majorHAnsi" w:cstheme="majorBidi" w:eastAsia="黑体" w:hAnsi="Times New Roman" w:hAnsiTheme="majorHAnsi"/>
       <w:b/>
       <w:bCs/>
       <w:color w:val="2E4E7E"/>
@@ -2835,7 +3026,7 @@
       <w:outlineLvl w:val="3"/>
     </w:pPr>
     <w:rPr>
-      <w:rFonts w:ascii="Times New Roman" w:asciiTheme="majorHAnsi" w:cstheme="majorBidi" w:eastAsia="黑体" w:eastAsiaTheme="majorEastAsia" w:hAnsi="Times New Roman" w:hAnsiTheme="majorHAnsi"/>
+      <w:rFonts w:ascii="Times New Roman" w:asciiTheme="majorHAnsi" w:cstheme="majorBidi" w:eastAsia="黑体" w:hAnsi="Times New Roman" w:hAnsiTheme="majorHAnsi"/>
       <w:b/>
       <w:bCs/>
       <w:i/>
@@ -2861,7 +3052,7 @@
       <w:outlineLvl w:val="4"/>
     </w:pPr>
     <w:rPr>
-      <w:rFonts w:ascii="Times New Roman" w:asciiTheme="majorHAnsi" w:cstheme="majorBidi" w:eastAsia="黑体" w:eastAsiaTheme="majorEastAsia" w:hAnsi="Times New Roman" w:hAnsiTheme="majorHAnsi"/>
+      <w:rFonts w:ascii="Times New Roman" w:asciiTheme="majorHAnsi" w:cstheme="majorBidi" w:eastAsia="黑体" w:hAnsi="Times New Roman" w:hAnsiTheme="majorHAnsi"/>
       <w:b/>
       <w:color w:val="333333"/>
       <w:sz w:val="22"/>
@@ -2884,7 +3075,7 @@
       <w:outlineLvl w:val="5"/>
     </w:pPr>
     <w:rPr>
-      <w:rFonts w:asciiTheme="majorHAnsi" w:cstheme="majorBidi" w:eastAsiaTheme="majorEastAsia" w:hAnsiTheme="majorHAnsi"/>
+      <w:rFonts w:asciiTheme="majorHAnsi" w:cstheme="majorBidi" w:hAnsiTheme="majorHAnsi" w:eastAsia="黑体"/>
       <w:i/>
       <w:iCs/>
       <w:color w:themeColor="accent1" w:themeShade="7F" w:val="243F60"/>
@@ -2907,7 +3098,7 @@
       <w:outlineLvl w:val="6"/>
     </w:pPr>
     <w:rPr>
-      <w:rFonts w:asciiTheme="majorHAnsi" w:cstheme="majorBidi" w:eastAsiaTheme="majorEastAsia" w:hAnsiTheme="majorHAnsi"/>
+      <w:rFonts w:asciiTheme="majorHAnsi" w:cstheme="majorBidi" w:hAnsiTheme="majorHAnsi" w:eastAsia="黑体"/>
       <w:i/>
       <w:iCs/>
       <w:color w:themeColor="text1" w:themeTint="BF" w:val="404040"/>
@@ -2930,7 +3121,7 @@
       <w:outlineLvl w:val="7"/>
     </w:pPr>
     <w:rPr>
-      <w:rFonts w:asciiTheme="majorHAnsi" w:cstheme="majorBidi" w:eastAsiaTheme="majorEastAsia" w:hAnsiTheme="majorHAnsi"/>
+      <w:rFonts w:asciiTheme="majorHAnsi" w:cstheme="majorBidi" w:hAnsiTheme="majorHAnsi" w:eastAsia="黑体"/>
       <w:color w:themeColor="accent1" w:val="4F81BD"/>
       <w:sz w:val="20"/>
       <w:szCs w:val="20"/>
@@ -2953,7 +3144,7 @@
       <w:outlineLvl w:val="8"/>
     </w:pPr>
     <w:rPr>
-      <w:rFonts w:asciiTheme="majorHAnsi" w:cstheme="majorBidi" w:eastAsiaTheme="majorEastAsia" w:hAnsiTheme="majorHAnsi"/>
+      <w:rFonts w:asciiTheme="majorHAnsi" w:cstheme="majorBidi" w:hAnsiTheme="majorHAnsi" w:eastAsia="黑体"/>
       <w:i/>
       <w:iCs/>
       <w:color w:themeColor="text1" w:themeTint="BF" w:val="404040"/>
@@ -3004,7 +3195,7 @@
     <w:uiPriority w:val="9"/>
     <w:rsid w:val="00FC693F"/>
     <w:rPr>
-      <w:rFonts w:asciiTheme="majorHAnsi" w:cstheme="majorBidi" w:eastAsiaTheme="majorEastAsia" w:hAnsiTheme="majorHAnsi"/>
+      <w:rFonts w:asciiTheme="majorHAnsi" w:cstheme="majorBidi" w:hAnsiTheme="majorHAnsi" w:eastAsia="黑体"/>
       <w:b/>
       <w:bCs/>
       <w:color w:themeColor="accent1" w:themeShade="BF" w:val="365F91"/>
@@ -3019,7 +3210,7 @@
     <w:uiPriority w:val="9"/>
     <w:rsid w:val="00FC693F"/>
     <w:rPr>
-      <w:rFonts w:asciiTheme="majorHAnsi" w:cstheme="majorBidi" w:eastAsiaTheme="majorEastAsia" w:hAnsiTheme="majorHAnsi"/>
+      <w:rFonts w:asciiTheme="majorHAnsi" w:cstheme="majorBidi" w:hAnsiTheme="majorHAnsi" w:eastAsia="黑体"/>
       <w:b/>
       <w:bCs/>
       <w:color w:themeColor="accent1" w:val="4F81BD"/>
@@ -3034,7 +3225,7 @@
     <w:uiPriority w:val="9"/>
     <w:rsid w:val="00FC693F"/>
     <w:rPr>
-      <w:rFonts w:asciiTheme="majorHAnsi" w:cstheme="majorBidi" w:eastAsiaTheme="majorEastAsia" w:hAnsiTheme="majorHAnsi"/>
+      <w:rFonts w:asciiTheme="majorHAnsi" w:cstheme="majorBidi" w:hAnsiTheme="majorHAnsi" w:eastAsia="黑体"/>
       <w:b/>
       <w:bCs/>
       <w:color w:themeColor="accent1" w:val="4F81BD"/>
@@ -3057,7 +3248,7 @@
       <w:contextualSpacing/>
     </w:pPr>
     <w:rPr>
-      <w:rFonts w:ascii="Times New Roman" w:asciiTheme="majorHAnsi" w:cstheme="majorBidi" w:eastAsia="黑体" w:eastAsiaTheme="majorEastAsia" w:hAnsi="Times New Roman" w:hAnsiTheme="majorHAnsi"/>
+      <w:rFonts w:ascii="Times New Roman" w:asciiTheme="majorHAnsi" w:cstheme="majorBidi" w:eastAsia="黑体" w:hAnsi="Times New Roman" w:hAnsiTheme="majorHAnsi"/>
       <w:b/>
       <w:color w:val="1F3864"/>
       <w:spacing w:val="5"/>
@@ -3073,7 +3264,7 @@
     <w:uiPriority w:val="10"/>
     <w:rsid w:val="00FC693F"/>
     <w:rPr>
-      <w:rFonts w:asciiTheme="majorHAnsi" w:cstheme="majorBidi" w:eastAsiaTheme="majorEastAsia" w:hAnsiTheme="majorHAnsi"/>
+      <w:rFonts w:asciiTheme="majorHAnsi" w:cstheme="majorBidi" w:hAnsiTheme="majorHAnsi" w:eastAsia="黑体"/>
       <w:color w:themeColor="text2" w:themeShade="BF" w:val="17365D"/>
       <w:spacing w:val="5"/>
       <w:kern w:val="28"/>
@@ -3095,7 +3286,7 @@
       </w:numPr>
     </w:pPr>
     <w:rPr>
-      <w:rFonts w:asciiTheme="majorHAnsi" w:cstheme="majorBidi" w:eastAsiaTheme="majorEastAsia" w:hAnsiTheme="majorHAnsi"/>
+      <w:rFonts w:asciiTheme="majorHAnsi" w:cstheme="majorBidi" w:hAnsiTheme="majorHAnsi" w:eastAsia="黑体"/>
       <w:i/>
       <w:iCs/>
       <w:color w:themeColor="accent1" w:val="4F81BD"/>
@@ -3111,7 +3302,7 @@
     <w:uiPriority w:val="11"/>
     <w:rsid w:val="00FC693F"/>
     <w:rPr>
-      <w:rFonts w:asciiTheme="majorHAnsi" w:cstheme="majorBidi" w:eastAsiaTheme="majorEastAsia" w:hAnsiTheme="majorHAnsi"/>
+      <w:rFonts w:asciiTheme="majorHAnsi" w:cstheme="majorBidi" w:hAnsiTheme="majorHAnsi" w:eastAsia="黑体"/>
       <w:i/>
       <w:iCs/>
       <w:color w:themeColor="accent1" w:val="4F81BD"/>
@@ -3178,6 +3369,7 @@
       <w:spacing w:after="120"/>
     </w:pPr>
     <w:rPr>
+      <w:rFonts w:eastAsia="黑体"/>
       <w:sz w:val="16"/>
       <w:szCs w:val="16"/>
     </w:rPr>
@@ -3189,6 +3381,7 @@
     <w:uiPriority w:val="99"/>
     <w:rsid w:val="00AA1D8D"/>
     <w:rPr>
+      <w:rFonts w:eastAsia="黑体"/>
       <w:sz w:val="16"/>
       <w:szCs w:val="16"/>
     </w:rPr>
@@ -3358,7 +3551,7 @@
       </w:tabs>
     </w:pPr>
     <w:rPr>
-      <w:rFonts w:ascii="Courier" w:hAnsi="Courier"/>
+      <w:rFonts w:ascii="Courier" w:hAnsi="Courier" w:eastAsia="黑体"/>
       <w:sz w:val="20"/>
       <w:szCs w:val="20"/>
     </w:rPr>
@@ -3370,7 +3563,7 @@
     <w:uiPriority w:val="99"/>
     <w:rsid w:val="0029639D"/>
     <w:rPr>
-      <w:rFonts w:ascii="Courier" w:hAnsi="Courier"/>
+      <w:rFonts w:ascii="Courier" w:hAnsi="Courier" w:eastAsia="黑体"/>
       <w:sz w:val="20"/>
       <w:szCs w:val="20"/>
     </w:rPr>
@@ -3406,6 +3599,7 @@
     <w:uiPriority w:val="29"/>
     <w:rsid w:val="00FC693F"/>
     <w:rPr>
+      <w:rFonts w:eastAsia="黑体"/>
       <w:i/>
       <w:iCs/>
       <w:color w:themeColor="text1" w:val="000000"/>
@@ -3419,7 +3613,7 @@
     <w:semiHidden/>
     <w:rsid w:val="00FC693F"/>
     <w:rPr>
-      <w:rFonts w:asciiTheme="majorHAnsi" w:cstheme="majorBidi" w:eastAsiaTheme="majorEastAsia" w:hAnsiTheme="majorHAnsi"/>
+      <w:rFonts w:asciiTheme="majorHAnsi" w:cstheme="majorBidi" w:hAnsiTheme="majorHAnsi" w:eastAsia="黑体"/>
       <w:b/>
       <w:bCs/>
       <w:i/>
@@ -3435,7 +3629,7 @@
     <w:semiHidden/>
     <w:rsid w:val="00FC693F"/>
     <w:rPr>
-      <w:rFonts w:asciiTheme="majorHAnsi" w:cstheme="majorBidi" w:eastAsiaTheme="majorEastAsia" w:hAnsiTheme="majorHAnsi"/>
+      <w:rFonts w:asciiTheme="majorHAnsi" w:cstheme="majorBidi" w:hAnsiTheme="majorHAnsi" w:eastAsia="黑体"/>
       <w:color w:themeColor="accent1" w:themeShade="7F" w:val="243F60"/>
     </w:rPr>
   </w:style>
@@ -3447,7 +3641,7 @@
     <w:semiHidden/>
     <w:rsid w:val="00FC693F"/>
     <w:rPr>
-      <w:rFonts w:asciiTheme="majorHAnsi" w:cstheme="majorBidi" w:eastAsiaTheme="majorEastAsia" w:hAnsiTheme="majorHAnsi"/>
+      <w:rFonts w:asciiTheme="majorHAnsi" w:cstheme="majorBidi" w:hAnsiTheme="majorHAnsi" w:eastAsia="黑体"/>
       <w:i/>
       <w:iCs/>
       <w:color w:themeColor="accent1" w:themeShade="7F" w:val="243F60"/>
@@ -3461,7 +3655,7 @@
     <w:semiHidden/>
     <w:rsid w:val="00FC693F"/>
     <w:rPr>
-      <w:rFonts w:asciiTheme="majorHAnsi" w:cstheme="majorBidi" w:eastAsiaTheme="majorEastAsia" w:hAnsiTheme="majorHAnsi"/>
+      <w:rFonts w:asciiTheme="majorHAnsi" w:cstheme="majorBidi" w:hAnsiTheme="majorHAnsi" w:eastAsia="黑体"/>
       <w:i/>
       <w:iCs/>
       <w:color w:themeColor="text1" w:themeTint="BF" w:val="404040"/>
@@ -3475,7 +3669,7 @@
     <w:semiHidden/>
     <w:rsid w:val="00FC693F"/>
     <w:rPr>
-      <w:rFonts w:asciiTheme="majorHAnsi" w:cstheme="majorBidi" w:eastAsiaTheme="majorEastAsia" w:hAnsiTheme="majorHAnsi"/>
+      <w:rFonts w:asciiTheme="majorHAnsi" w:cstheme="majorBidi" w:hAnsiTheme="majorHAnsi" w:eastAsia="黑体"/>
       <w:color w:themeColor="accent1" w:val="4F81BD"/>
       <w:sz w:val="20"/>
       <w:szCs w:val="20"/>
@@ -3489,7 +3683,7 @@
     <w:semiHidden/>
     <w:rsid w:val="00FC693F"/>
     <w:rPr>
-      <w:rFonts w:asciiTheme="majorHAnsi" w:cstheme="majorBidi" w:eastAsiaTheme="majorEastAsia" w:hAnsiTheme="majorHAnsi"/>
+      <w:rFonts w:asciiTheme="majorHAnsi" w:cstheme="majorBidi" w:hAnsiTheme="majorHAnsi" w:eastAsia="黑体"/>
       <w:i/>
       <w:iCs/>
       <w:color w:themeColor="text1" w:themeTint="BF" w:val="404040"/>
@@ -3510,6 +3704,7 @@
       <w:spacing w:line="240" w:lineRule="auto"/>
     </w:pPr>
     <w:rPr>
+      <w:rFonts w:eastAsia="黑体"/>
       <w:b/>
       <w:bCs/>
       <w:color w:themeColor="accent1" w:val="4F81BD"/>
@@ -3524,6 +3719,7 @@
     <w:qFormat/>
     <w:rsid w:val="00FC693F"/>
     <w:rPr>
+      <w:rFonts w:eastAsia="黑体"/>
       <w:b/>
       <w:bCs/>
     </w:rPr>
@@ -3535,6 +3731,7 @@
     <w:qFormat/>
     <w:rsid w:val="00FC693F"/>
     <w:rPr>
+      <w:rFonts w:eastAsia="黑体"/>
       <w:i/>
       <w:iCs/>
     </w:rPr>
@@ -3555,6 +3752,7 @@
       <w:ind w:left="936" w:right="936"/>
     </w:pPr>
     <w:rPr>
+      <w:rFonts w:eastAsia="黑体"/>
       <w:b/>
       <w:bCs/>
       <w:i/>
@@ -3569,6 +3767,7 @@
     <w:uiPriority w:val="30"/>
     <w:rsid w:val="00FC693F"/>
     <w:rPr>
+      <w:rFonts w:eastAsia="黑体"/>
       <w:b/>
       <w:bCs/>
       <w:i/>
@@ -3583,6 +3782,7 @@
     <w:qFormat/>
     <w:rsid w:val="00FC693F"/>
     <w:rPr>
+      <w:rFonts w:eastAsia="黑体"/>
       <w:i/>
       <w:iCs/>
       <w:color w:themeColor="text1" w:themeTint="7F" w:val="808080"/>
@@ -3595,6 +3795,7 @@
     <w:qFormat/>
     <w:rsid w:val="00FC693F"/>
     <w:rPr>
+      <w:rFonts w:eastAsia="黑体"/>
       <w:b/>
       <w:bCs/>
       <w:i/>
@@ -3609,6 +3810,7 @@
     <w:qFormat/>
     <w:rsid w:val="00FC693F"/>
     <w:rPr>
+      <w:rFonts w:eastAsia="黑体"/>
       <w:smallCaps/>
       <w:color w:themeColor="accent2" w:val="C0504D"/>
       <w:u w:val="single"/>
@@ -3621,6 +3823,7 @@
     <w:qFormat/>
     <w:rsid w:val="00FC693F"/>
     <w:rPr>
+      <w:rFonts w:eastAsia="黑体"/>
       <w:b/>
       <w:bCs/>
       <w:smallCaps/>
@@ -3636,6 +3839,7 @@
     <w:qFormat/>
     <w:rsid w:val="00FC693F"/>
     <w:rPr>
+      <w:rFonts w:eastAsia="黑体"/>
       <w:b/>
       <w:bCs/>
       <w:smallCaps/>
@@ -3690,6 +3894,7 @@
       <w:spacing w:after="0" w:line="240" w:lineRule="auto"/>
     </w:pPr>
     <w:rPr>
+      <w:rFonts w:eastAsia="黑体"/>
       <w:color w:themeColor="text1" w:themeShade="BF" w:val="000000"/>
     </w:rPr>
     <w:tblPr>
@@ -3712,6 +3917,7 @@
         <w:spacing w:after="0" w:before="0" w:line="240" w:lineRule="auto"/>
       </w:pPr>
       <w:rPr>
+        <w:rFonts w:eastAsia="黑体"/>
         <w:b/>
         <w:bCs/>
       </w:rPr>
@@ -3732,6 +3938,7 @@
         <w:spacing w:after="0" w:before="0" w:line="240" w:lineRule="auto"/>
       </w:pPr>
       <w:rPr>
+        <w:rFonts w:eastAsia="黑体"/>
         <w:b/>
         <w:bCs/>
       </w:rPr>
@@ -3749,12 +3956,14 @@
     </w:tblStylePr>
     <w:tblStylePr w:type="firstCol">
       <w:rPr>
+        <w:rFonts w:eastAsia="黑体"/>
         <w:b/>
         <w:bCs/>
       </w:rPr>
     </w:tblStylePr>
     <w:tblStylePr w:type="lastCol">
       <w:rPr>
+        <w:rFonts w:eastAsia="黑体"/>
         <w:b/>
         <w:bCs/>
       </w:rPr>
@@ -3793,6 +4002,7 @@
       <w:spacing w:after="0" w:line="240" w:lineRule="auto"/>
     </w:pPr>
     <w:rPr>
+      <w:rFonts w:eastAsia="黑体"/>
       <w:color w:themeColor="accent1" w:themeShade="BF" w:val="365F91"/>
     </w:rPr>
     <w:tblPr>
@@ -3815,6 +4025,7 @@
         <w:spacing w:after="0" w:before="0" w:line="240" w:lineRule="auto"/>
       </w:pPr>
       <w:rPr>
+        <w:rFonts w:eastAsia="黑体"/>
         <w:b/>
         <w:bCs/>
       </w:rPr>
@@ -3835,6 +4046,7 @@
         <w:spacing w:after="0" w:before="0" w:line="240" w:lineRule="auto"/>
       </w:pPr>
       <w:rPr>
+        <w:rFonts w:eastAsia="黑体"/>
         <w:b/>
         <w:bCs/>
       </w:rPr>
@@ -3852,12 +4064,14 @@
     </w:tblStylePr>
     <w:tblStylePr w:type="firstCol">
       <w:rPr>
+        <w:rFonts w:eastAsia="黑体"/>
         <w:b/>
         <w:bCs/>
       </w:rPr>
     </w:tblStylePr>
     <w:tblStylePr w:type="lastCol">
       <w:rPr>
+        <w:rFonts w:eastAsia="黑体"/>
         <w:b/>
         <w:bCs/>
       </w:rPr>
@@ -3896,6 +4110,7 @@
       <w:spacing w:after="0" w:line="240" w:lineRule="auto"/>
     </w:pPr>
     <w:rPr>
+      <w:rFonts w:eastAsia="黑体"/>
       <w:color w:themeColor="accent2" w:themeShade="BF" w:val="943634"/>
     </w:rPr>
     <w:tblPr>
@@ -3918,6 +4133,7 @@
         <w:spacing w:after="0" w:before="0" w:line="240" w:lineRule="auto"/>
       </w:pPr>
       <w:rPr>
+        <w:rFonts w:eastAsia="黑体"/>
         <w:b/>
         <w:bCs/>
       </w:rPr>
@@ -3938,6 +4154,7 @@
         <w:spacing w:after="0" w:before="0" w:line="240" w:lineRule="auto"/>
       </w:pPr>
       <w:rPr>
+        <w:rFonts w:eastAsia="黑体"/>
         <w:b/>
         <w:bCs/>
       </w:rPr>
@@ -3955,12 +4172,14 @@
     </w:tblStylePr>
     <w:tblStylePr w:type="firstCol">
       <w:rPr>
+        <w:rFonts w:eastAsia="黑体"/>
         <w:b/>
         <w:bCs/>
       </w:rPr>
     </w:tblStylePr>
     <w:tblStylePr w:type="lastCol">
       <w:rPr>
+        <w:rFonts w:eastAsia="黑体"/>
         <w:b/>
         <w:bCs/>
       </w:rPr>
@@ -3999,6 +4218,7 @@
       <w:spacing w:after="0" w:line="240" w:lineRule="auto"/>
     </w:pPr>
     <w:rPr>
+      <w:rFonts w:eastAsia="黑体"/>
       <w:color w:themeColor="accent3" w:themeShade="BF" w:val="76923C"/>
     </w:rPr>
     <w:tblPr>
@@ -4021,6 +4241,7 @@
         <w:spacing w:after="0" w:before="0" w:line="240" w:lineRule="auto"/>
       </w:pPr>
       <w:rPr>
+        <w:rFonts w:eastAsia="黑体"/>
         <w:b/>
         <w:bCs/>
       </w:rPr>
@@ -4041,6 +4262,7 @@
         <w:spacing w:after="0" w:before="0" w:line="240" w:lineRule="auto"/>
       </w:pPr>
       <w:rPr>
+        <w:rFonts w:eastAsia="黑体"/>
         <w:b/>
         <w:bCs/>
       </w:rPr>
@@ -4058,12 +4280,14 @@
     </w:tblStylePr>
     <w:tblStylePr w:type="firstCol">
       <w:rPr>
+        <w:rFonts w:eastAsia="黑体"/>
         <w:b/>
         <w:bCs/>
       </w:rPr>
     </w:tblStylePr>
     <w:tblStylePr w:type="lastCol">
       <w:rPr>
+        <w:rFonts w:eastAsia="黑体"/>
         <w:b/>
         <w:bCs/>
       </w:rPr>
@@ -4102,6 +4326,7 @@
       <w:spacing w:after="0" w:line="240" w:lineRule="auto"/>
     </w:pPr>
     <w:rPr>
+      <w:rFonts w:eastAsia="黑体"/>
       <w:color w:themeColor="accent4" w:themeShade="BF" w:val="5F497A"/>
     </w:rPr>
     <w:tblPr>
@@ -4124,6 +4349,7 @@
         <w:spacing w:after="0" w:before="0" w:line="240" w:lineRule="auto"/>
       </w:pPr>
       <w:rPr>
+        <w:rFonts w:eastAsia="黑体"/>
         <w:b/>
         <w:bCs/>
       </w:rPr>
@@ -4144,6 +4370,7 @@
         <w:spacing w:after="0" w:before="0" w:line="240" w:lineRule="auto"/>
       </w:pPr>
       <w:rPr>
+        <w:rFonts w:eastAsia="黑体"/>
         <w:b/>
         <w:bCs/>
       </w:rPr>
@@ -4161,12 +4388,14 @@
     </w:tblStylePr>
     <w:tblStylePr w:type="firstCol">
       <w:rPr>
+        <w:rFonts w:eastAsia="黑体"/>
         <w:b/>
         <w:bCs/>
       </w:rPr>
     </w:tblStylePr>
     <w:tblStylePr w:type="lastCol">
       <w:rPr>
+        <w:rFonts w:eastAsia="黑体"/>
         <w:b/>
         <w:bCs/>
       </w:rPr>
@@ -4205,6 +4434,7 @@
       <w:spacing w:after="0" w:line="240" w:lineRule="auto"/>
     </w:pPr>
     <w:rPr>
+      <w:rFonts w:eastAsia="黑体"/>
       <w:color w:themeColor="accent5" w:themeShade="BF" w:val="31849B"/>
     </w:rPr>
     <w:tblPr>
@@ -4227,6 +4457,7 @@
         <w:spacing w:after="0" w:before="0" w:line="240" w:lineRule="auto"/>
       </w:pPr>
       <w:rPr>
+        <w:rFonts w:eastAsia="黑体"/>
         <w:b/>
         <w:bCs/>
       </w:rPr>
@@ -4247,6 +4478,7 @@
         <w:spacing w:after="0" w:before="0" w:line="240" w:lineRule="auto"/>
       </w:pPr>
       <w:rPr>
+        <w:rFonts w:eastAsia="黑体"/>
         <w:b/>
         <w:bCs/>
       </w:rPr>
@@ -4264,12 +4496,14 @@
     </w:tblStylePr>
     <w:tblStylePr w:type="firstCol">
       <w:rPr>
+        <w:rFonts w:eastAsia="黑体"/>
         <w:b/>
         <w:bCs/>
       </w:rPr>
     </w:tblStylePr>
     <w:tblStylePr w:type="lastCol">
       <w:rPr>
+        <w:rFonts w:eastAsia="黑体"/>
         <w:b/>
         <w:bCs/>
       </w:rPr>
@@ -4308,6 +4542,7 @@
       <w:spacing w:after="0" w:line="240" w:lineRule="auto"/>
     </w:pPr>
     <w:rPr>
+      <w:rFonts w:eastAsia="黑体"/>
       <w:color w:themeColor="accent6" w:themeShade="BF" w:val="E36C0A"/>
     </w:rPr>
     <w:tblPr>
@@ -4330,6 +4565,7 @@
         <w:spacing w:after="0" w:before="0" w:line="240" w:lineRule="auto"/>
       </w:pPr>
       <w:rPr>
+        <w:rFonts w:eastAsia="黑体"/>
         <w:b/>
         <w:bCs/>
       </w:rPr>
@@ -4350,6 +4586,7 @@
         <w:spacing w:after="0" w:before="0" w:line="240" w:lineRule="auto"/>
       </w:pPr>
       <w:rPr>
+        <w:rFonts w:eastAsia="黑体"/>
         <w:b/>
         <w:bCs/>
       </w:rPr>
@@ -4367,12 +4604,14 @@
     </w:tblStylePr>
     <w:tblStylePr w:type="firstCol">
       <w:rPr>
+        <w:rFonts w:eastAsia="黑体"/>
         <w:b/>
         <w:bCs/>
       </w:rPr>
     </w:tblStylePr>
     <w:tblStylePr w:type="lastCol">
       <w:rPr>
+        <w:rFonts w:eastAsia="黑体"/>
         <w:b/>
         <w:bCs/>
       </w:rPr>
@@ -4432,6 +4671,7 @@
         <w:spacing w:after="0" w:before="0" w:line="240" w:lineRule="auto"/>
       </w:pPr>
       <w:rPr>
+        <w:rFonts w:eastAsia="黑体"/>
         <w:b/>
         <w:bCs/>
         <w:color w:themeColor="background1" w:val="FFFFFF"/>
@@ -4446,6 +4686,7 @@
         <w:spacing w:after="0" w:before="0" w:line="240" w:lineRule="auto"/>
       </w:pPr>
       <w:rPr>
+        <w:rFonts w:eastAsia="黑体"/>
         <w:b/>
         <w:bCs/>
       </w:rPr>
@@ -4461,12 +4702,14 @@
     </w:tblStylePr>
     <w:tblStylePr w:type="firstCol">
       <w:rPr>
+        <w:rFonts w:eastAsia="黑体"/>
         <w:b/>
         <w:bCs/>
       </w:rPr>
     </w:tblStylePr>
     <w:tblStylePr w:type="lastCol">
       <w:rPr>
+        <w:rFonts w:eastAsia="黑体"/>
         <w:b/>
         <w:bCs/>
       </w:rPr>
@@ -4524,6 +4767,7 @@
         <w:spacing w:after="0" w:before="0" w:line="240" w:lineRule="auto"/>
       </w:pPr>
       <w:rPr>
+        <w:rFonts w:eastAsia="黑体"/>
         <w:b/>
         <w:bCs/>
         <w:color w:themeColor="background1" w:val="FFFFFF"/>
@@ -4538,6 +4782,7 @@
         <w:spacing w:after="0" w:before="0" w:line="240" w:lineRule="auto"/>
       </w:pPr>
       <w:rPr>
+        <w:rFonts w:eastAsia="黑体"/>
         <w:b/>
         <w:bCs/>
       </w:rPr>
@@ -4553,12 +4798,14 @@
     </w:tblStylePr>
     <w:tblStylePr w:type="firstCol">
       <w:rPr>
+        <w:rFonts w:eastAsia="黑体"/>
         <w:b/>
         <w:bCs/>
       </w:rPr>
     </w:tblStylePr>
     <w:tblStylePr w:type="lastCol">
       <w:rPr>
+        <w:rFonts w:eastAsia="黑体"/>
         <w:b/>
         <w:bCs/>
       </w:rPr>
@@ -4616,6 +4863,7 @@
         <w:spacing w:after="0" w:before="0" w:line="240" w:lineRule="auto"/>
       </w:pPr>
       <w:rPr>
+        <w:rFonts w:eastAsia="黑体"/>
         <w:b/>
         <w:bCs/>
         <w:color w:themeColor="background1" w:val="FFFFFF"/>
@@ -4630,6 +4878,7 @@
         <w:spacing w:after="0" w:before="0" w:line="240" w:lineRule="auto"/>
       </w:pPr>
       <w:rPr>
+        <w:rFonts w:eastAsia="黑体"/>
         <w:b/>
         <w:bCs/>
       </w:rPr>
@@ -4645,12 +4894,14 @@
     </w:tblStylePr>
     <w:tblStylePr w:type="firstCol">
       <w:rPr>
+        <w:rFonts w:eastAsia="黑体"/>
         <w:b/>
         <w:bCs/>
       </w:rPr>
     </w:tblStylePr>
     <w:tblStylePr w:type="lastCol">
       <w:rPr>
+        <w:rFonts w:eastAsia="黑体"/>
         <w:b/>
         <w:bCs/>
       </w:rPr>
@@ -4708,6 +4959,7 @@
         <w:spacing w:after="0" w:before="0" w:line="240" w:lineRule="auto"/>
       </w:pPr>
       <w:rPr>
+        <w:rFonts w:eastAsia="黑体"/>
         <w:b/>
         <w:bCs/>
         <w:color w:themeColor="background1" w:val="FFFFFF"/>
@@ -4722,6 +4974,7 @@
         <w:spacing w:after="0" w:before="0" w:line="240" w:lineRule="auto"/>
       </w:pPr>
       <w:rPr>
+        <w:rFonts w:eastAsia="黑体"/>
         <w:b/>
         <w:bCs/>
       </w:rPr>
@@ -4737,12 +4990,14 @@
     </w:tblStylePr>
     <w:tblStylePr w:type="firstCol">
       <w:rPr>
+        <w:rFonts w:eastAsia="黑体"/>
         <w:b/>
         <w:bCs/>
       </w:rPr>
     </w:tblStylePr>
     <w:tblStylePr w:type="lastCol">
       <w:rPr>
+        <w:rFonts w:eastAsia="黑体"/>
         <w:b/>
         <w:bCs/>
       </w:rPr>
@@ -4800,6 +5055,7 @@
         <w:spacing w:after="0" w:before="0" w:line="240" w:lineRule="auto"/>
       </w:pPr>
       <w:rPr>
+        <w:rFonts w:eastAsia="黑体"/>
         <w:b/>
         <w:bCs/>
         <w:color w:themeColor="background1" w:val="FFFFFF"/>
@@ -4814,6 +5070,7 @@
         <w:spacing w:after="0" w:before="0" w:line="240" w:lineRule="auto"/>
       </w:pPr>
       <w:rPr>
+        <w:rFonts w:eastAsia="黑体"/>
         <w:b/>
         <w:bCs/>
       </w:rPr>
@@ -4829,12 +5086,14 @@
     </w:tblStylePr>
     <w:tblStylePr w:type="firstCol">
       <w:rPr>
+        <w:rFonts w:eastAsia="黑体"/>
         <w:b/>
         <w:bCs/>
       </w:rPr>
     </w:tblStylePr>
     <w:tblStylePr w:type="lastCol">
       <w:rPr>
+        <w:rFonts w:eastAsia="黑体"/>
         <w:b/>
         <w:bCs/>
       </w:rPr>
@@ -4892,6 +5151,7 @@
         <w:spacing w:after="0" w:before="0" w:line="240" w:lineRule="auto"/>
       </w:pPr>
       <w:rPr>
+        <w:rFonts w:eastAsia="黑体"/>
         <w:b/>
         <w:bCs/>
         <w:color w:themeColor="background1" w:val="FFFFFF"/>
@@ -4906,6 +5166,7 @@
         <w:spacing w:after="0" w:before="0" w:line="240" w:lineRule="auto"/>
       </w:pPr>
       <w:rPr>
+        <w:rFonts w:eastAsia="黑体"/>
         <w:b/>
         <w:bCs/>
       </w:rPr>
@@ -4921,12 +5182,14 @@
     </w:tblStylePr>
     <w:tblStylePr w:type="firstCol">
       <w:rPr>
+        <w:rFonts w:eastAsia="黑体"/>
         <w:b/>
         <w:bCs/>
       </w:rPr>
     </w:tblStylePr>
     <w:tblStylePr w:type="lastCol">
       <w:rPr>
+        <w:rFonts w:eastAsia="黑体"/>
         <w:b/>
         <w:bCs/>
       </w:rPr>
@@ -4984,6 +5247,7 @@
         <w:spacing w:after="0" w:before="0" w:line="240" w:lineRule="auto"/>
       </w:pPr>
       <w:rPr>
+        <w:rFonts w:eastAsia="黑体"/>
         <w:b/>
         <w:bCs/>
         <w:color w:themeColor="background1" w:val="FFFFFF"/>
@@ -4998,6 +5262,7 @@
         <w:spacing w:after="0" w:before="0" w:line="240" w:lineRule="auto"/>
       </w:pPr>
       <w:rPr>
+        <w:rFonts w:eastAsia="黑体"/>
         <w:b/>
         <w:bCs/>
       </w:rPr>
@@ -5013,12 +5278,14 @@
     </w:tblStylePr>
     <w:tblStylePr w:type="firstCol">
       <w:rPr>
+        <w:rFonts w:eastAsia="黑体"/>
         <w:b/>
         <w:bCs/>
       </w:rPr>
     </w:tblStylePr>
     <w:tblStylePr w:type="lastCol">
       <w:rPr>
+        <w:rFonts w:eastAsia="黑体"/>
         <w:b/>
         <w:bCs/>
       </w:rPr>
@@ -5078,7 +5345,7 @@
         <w:spacing w:after="0" w:before="0" w:line="240" w:lineRule="auto"/>
       </w:pPr>
       <w:rPr>
-        <w:rFonts w:asciiTheme="majorHAnsi" w:cstheme="majorBidi" w:eastAsiaTheme="majorEastAsia" w:hAnsiTheme="majorHAnsi"/>
+        <w:rFonts w:asciiTheme="majorHAnsi" w:cstheme="majorBidi" w:hAnsiTheme="majorHAnsi" w:eastAsia="黑体"/>
         <w:b/>
         <w:bCs/>
       </w:rPr>
@@ -5099,7 +5366,7 @@
         <w:spacing w:after="0" w:before="0" w:line="240" w:lineRule="auto"/>
       </w:pPr>
       <w:rPr>
-        <w:rFonts w:asciiTheme="majorHAnsi" w:cstheme="majorBidi" w:eastAsiaTheme="majorEastAsia" w:hAnsiTheme="majorHAnsi"/>
+        <w:rFonts w:asciiTheme="majorHAnsi" w:cstheme="majorBidi" w:hAnsiTheme="majorHAnsi" w:eastAsia="黑体"/>
         <w:b/>
         <w:bCs/>
       </w:rPr>
@@ -5117,14 +5384,14 @@
     </w:tblStylePr>
     <w:tblStylePr w:type="firstCol">
       <w:rPr>
-        <w:rFonts w:asciiTheme="majorHAnsi" w:cstheme="majorBidi" w:eastAsiaTheme="majorEastAsia" w:hAnsiTheme="majorHAnsi"/>
+        <w:rFonts w:asciiTheme="majorHAnsi" w:cstheme="majorBidi" w:hAnsiTheme="majorHAnsi" w:eastAsia="黑体"/>
         <w:b/>
         <w:bCs/>
       </w:rPr>
     </w:tblStylePr>
     <w:tblStylePr w:type="lastCol">
       <w:rPr>
-        <w:rFonts w:asciiTheme="majorHAnsi" w:cstheme="majorBidi" w:eastAsiaTheme="majorEastAsia" w:hAnsiTheme="majorHAnsi"/>
+        <w:rFonts w:asciiTheme="majorHAnsi" w:cstheme="majorBidi" w:hAnsiTheme="majorHAnsi" w:eastAsia="黑体"/>
         <w:b/>
         <w:bCs/>
       </w:rPr>
@@ -5208,7 +5475,7 @@
         <w:spacing w:after="0" w:before="0" w:line="240" w:lineRule="auto"/>
       </w:pPr>
       <w:rPr>
-        <w:rFonts w:asciiTheme="majorHAnsi" w:cstheme="majorBidi" w:eastAsiaTheme="majorEastAsia" w:hAnsiTheme="majorHAnsi"/>
+        <w:rFonts w:asciiTheme="majorHAnsi" w:cstheme="majorBidi" w:hAnsiTheme="majorHAnsi" w:eastAsia="黑体"/>
         <w:b/>
         <w:bCs/>
       </w:rPr>
@@ -5229,7 +5496,7 @@
         <w:spacing w:after="0" w:before="0" w:line="240" w:lineRule="auto"/>
       </w:pPr>
       <w:rPr>
-        <w:rFonts w:asciiTheme="majorHAnsi" w:cstheme="majorBidi" w:eastAsiaTheme="majorEastAsia" w:hAnsiTheme="majorHAnsi"/>
+        <w:rFonts w:asciiTheme="majorHAnsi" w:cstheme="majorBidi" w:hAnsiTheme="majorHAnsi" w:eastAsia="黑体"/>
         <w:b/>
         <w:bCs/>
       </w:rPr>
@@ -5247,14 +5514,14 @@
     </w:tblStylePr>
     <w:tblStylePr w:type="firstCol">
       <w:rPr>
-        <w:rFonts w:asciiTheme="majorHAnsi" w:cstheme="majorBidi" w:eastAsiaTheme="majorEastAsia" w:hAnsiTheme="majorHAnsi"/>
+        <w:rFonts w:asciiTheme="majorHAnsi" w:cstheme="majorBidi" w:hAnsiTheme="majorHAnsi" w:eastAsia="黑体"/>
         <w:b/>
         <w:bCs/>
       </w:rPr>
     </w:tblStylePr>
     <w:tblStylePr w:type="lastCol">
       <w:rPr>
-        <w:rFonts w:asciiTheme="majorHAnsi" w:cstheme="majorBidi" w:eastAsiaTheme="majorEastAsia" w:hAnsiTheme="majorHAnsi"/>
+        <w:rFonts w:asciiTheme="majorHAnsi" w:cstheme="majorBidi" w:hAnsiTheme="majorHAnsi" w:eastAsia="黑体"/>
         <w:b/>
         <w:bCs/>
       </w:rPr>
@@ -5338,7 +5605,7 @@
         <w:spacing w:after="0" w:before="0" w:line="240" w:lineRule="auto"/>
       </w:pPr>
       <w:rPr>
-        <w:rFonts w:asciiTheme="majorHAnsi" w:cstheme="majorBidi" w:eastAsiaTheme="majorEastAsia" w:hAnsiTheme="majorHAnsi"/>
+        <w:rFonts w:asciiTheme="majorHAnsi" w:cstheme="majorBidi" w:hAnsiTheme="majorHAnsi" w:eastAsia="黑体"/>
         <w:b/>
         <w:bCs/>
       </w:rPr>
@@ -5359,7 +5626,7 @@
         <w:spacing w:after="0" w:before="0" w:line="240" w:lineRule="auto"/>
       </w:pPr>
       <w:rPr>
-        <w:rFonts w:asciiTheme="majorHAnsi" w:cstheme="majorBidi" w:eastAsiaTheme="majorEastAsia" w:hAnsiTheme="majorHAnsi"/>
+        <w:rFonts w:asciiTheme="majorHAnsi" w:cstheme="majorBidi" w:hAnsiTheme="majorHAnsi" w:eastAsia="黑体"/>
         <w:b/>
         <w:bCs/>
       </w:rPr>
@@ -5377,14 +5644,14 @@
     </w:tblStylePr>
     <w:tblStylePr w:type="firstCol">
       <w:rPr>
-        <w:rFonts w:asciiTheme="majorHAnsi" w:cstheme="majorBidi" w:eastAsiaTheme="majorEastAsia" w:hAnsiTheme="majorHAnsi"/>
+        <w:rFonts w:asciiTheme="majorHAnsi" w:cstheme="majorBidi" w:hAnsiTheme="majorHAnsi" w:eastAsia="黑体"/>
         <w:b/>
         <w:bCs/>
       </w:rPr>
     </w:tblStylePr>
     <w:tblStylePr w:type="lastCol">
       <w:rPr>
-        <w:rFonts w:asciiTheme="majorHAnsi" w:cstheme="majorBidi" w:eastAsiaTheme="majorEastAsia" w:hAnsiTheme="majorHAnsi"/>
+        <w:rFonts w:asciiTheme="majorHAnsi" w:cstheme="majorBidi" w:hAnsiTheme="majorHAnsi" w:eastAsia="黑体"/>
         <w:b/>
         <w:bCs/>
       </w:rPr>
@@ -5468,7 +5735,7 @@
         <w:spacing w:after="0" w:before="0" w:line="240" w:lineRule="auto"/>
       </w:pPr>
       <w:rPr>
-        <w:rFonts w:asciiTheme="majorHAnsi" w:cstheme="majorBidi" w:eastAsiaTheme="majorEastAsia" w:hAnsiTheme="majorHAnsi"/>
+        <w:rFonts w:asciiTheme="majorHAnsi" w:cstheme="majorBidi" w:hAnsiTheme="majorHAnsi" w:eastAsia="黑体"/>
         <w:b/>
         <w:bCs/>
       </w:rPr>
@@ -5489,7 +5756,7 @@
         <w:spacing w:after="0" w:before="0" w:line="240" w:lineRule="auto"/>
       </w:pPr>
       <w:rPr>
-        <w:rFonts w:asciiTheme="majorHAnsi" w:cstheme="majorBidi" w:eastAsiaTheme="majorEastAsia" w:hAnsiTheme="majorHAnsi"/>
+        <w:rFonts w:asciiTheme="majorHAnsi" w:cstheme="majorBidi" w:hAnsiTheme="majorHAnsi" w:eastAsia="黑体"/>
         <w:b/>
         <w:bCs/>
       </w:rPr>
@@ -5507,14 +5774,14 @@
     </w:tblStylePr>
     <w:tblStylePr w:type="firstCol">
       <w:rPr>
-        <w:rFonts w:asciiTheme="majorHAnsi" w:cstheme="majorBidi" w:eastAsiaTheme="majorEastAsia" w:hAnsiTheme="majorHAnsi"/>
+        <w:rFonts w:asciiTheme="majorHAnsi" w:cstheme="majorBidi" w:hAnsiTheme="majorHAnsi" w:eastAsia="黑体"/>
         <w:b/>
         <w:bCs/>
       </w:rPr>
     </w:tblStylePr>
     <w:tblStylePr w:type="lastCol">
       <w:rPr>
-        <w:rFonts w:asciiTheme="majorHAnsi" w:cstheme="majorBidi" w:eastAsiaTheme="majorEastAsia" w:hAnsiTheme="majorHAnsi"/>
+        <w:rFonts w:asciiTheme="majorHAnsi" w:cstheme="majorBidi" w:hAnsiTheme="majorHAnsi" w:eastAsia="黑体"/>
         <w:b/>
         <w:bCs/>
       </w:rPr>
@@ -5598,7 +5865,7 @@
         <w:spacing w:after="0" w:before="0" w:line="240" w:lineRule="auto"/>
       </w:pPr>
       <w:rPr>
-        <w:rFonts w:asciiTheme="majorHAnsi" w:cstheme="majorBidi" w:eastAsiaTheme="majorEastAsia" w:hAnsiTheme="majorHAnsi"/>
+        <w:rFonts w:asciiTheme="majorHAnsi" w:cstheme="majorBidi" w:hAnsiTheme="majorHAnsi" w:eastAsia="黑体"/>
         <w:b/>
         <w:bCs/>
       </w:rPr>
@@ -5619,7 +5886,7 @@
         <w:spacing w:after="0" w:before="0" w:line="240" w:lineRule="auto"/>
       </w:pPr>
       <w:rPr>
-        <w:rFonts w:asciiTheme="majorHAnsi" w:cstheme="majorBidi" w:eastAsiaTheme="majorEastAsia" w:hAnsiTheme="majorHAnsi"/>
+        <w:rFonts w:asciiTheme="majorHAnsi" w:cstheme="majorBidi" w:hAnsiTheme="majorHAnsi" w:eastAsia="黑体"/>
         <w:b/>
         <w:bCs/>
       </w:rPr>
@@ -5637,14 +5904,14 @@
     </w:tblStylePr>
     <w:tblStylePr w:type="firstCol">
       <w:rPr>
-        <w:rFonts w:asciiTheme="majorHAnsi" w:cstheme="majorBidi" w:eastAsiaTheme="majorEastAsia" w:hAnsiTheme="majorHAnsi"/>
+        <w:rFonts w:asciiTheme="majorHAnsi" w:cstheme="majorBidi" w:hAnsiTheme="majorHAnsi" w:eastAsia="黑体"/>
         <w:b/>
         <w:bCs/>
       </w:rPr>
     </w:tblStylePr>
     <w:tblStylePr w:type="lastCol">
       <w:rPr>
-        <w:rFonts w:asciiTheme="majorHAnsi" w:cstheme="majorBidi" w:eastAsiaTheme="majorEastAsia" w:hAnsiTheme="majorHAnsi"/>
+        <w:rFonts w:asciiTheme="majorHAnsi" w:cstheme="majorBidi" w:hAnsiTheme="majorHAnsi" w:eastAsia="黑体"/>
         <w:b/>
         <w:bCs/>
       </w:rPr>
@@ -5728,7 +5995,7 @@
         <w:spacing w:after="0" w:before="0" w:line="240" w:lineRule="auto"/>
       </w:pPr>
       <w:rPr>
-        <w:rFonts w:asciiTheme="majorHAnsi" w:cstheme="majorBidi" w:eastAsiaTheme="majorEastAsia" w:hAnsiTheme="majorHAnsi"/>
+        <w:rFonts w:asciiTheme="majorHAnsi" w:cstheme="majorBidi" w:hAnsiTheme="majorHAnsi" w:eastAsia="黑体"/>
         <w:b/>
         <w:bCs/>
       </w:rPr>
@@ -5749,7 +6016,7 @@
         <w:spacing w:after="0" w:before="0" w:line="240" w:lineRule="auto"/>
       </w:pPr>
       <w:rPr>
-        <w:rFonts w:asciiTheme="majorHAnsi" w:cstheme="majorBidi" w:eastAsiaTheme="majorEastAsia" w:hAnsiTheme="majorHAnsi"/>
+        <w:rFonts w:asciiTheme="majorHAnsi" w:cstheme="majorBidi" w:hAnsiTheme="majorHAnsi" w:eastAsia="黑体"/>
         <w:b/>
         <w:bCs/>
       </w:rPr>
@@ -5767,14 +6034,14 @@
     </w:tblStylePr>
     <w:tblStylePr w:type="firstCol">
       <w:rPr>
-        <w:rFonts w:asciiTheme="majorHAnsi" w:cstheme="majorBidi" w:eastAsiaTheme="majorEastAsia" w:hAnsiTheme="majorHAnsi"/>
+        <w:rFonts w:asciiTheme="majorHAnsi" w:cstheme="majorBidi" w:hAnsiTheme="majorHAnsi" w:eastAsia="黑体"/>
         <w:b/>
         <w:bCs/>
       </w:rPr>
     </w:tblStylePr>
     <w:tblStylePr w:type="lastCol">
       <w:rPr>
-        <w:rFonts w:asciiTheme="majorHAnsi" w:cstheme="majorBidi" w:eastAsiaTheme="majorEastAsia" w:hAnsiTheme="majorHAnsi"/>
+        <w:rFonts w:asciiTheme="majorHAnsi" w:cstheme="majorBidi" w:hAnsiTheme="majorHAnsi" w:eastAsia="黑体"/>
         <w:b/>
         <w:bCs/>
       </w:rPr>
@@ -5858,7 +6125,7 @@
         <w:spacing w:after="0" w:before="0" w:line="240" w:lineRule="auto"/>
       </w:pPr>
       <w:rPr>
-        <w:rFonts w:asciiTheme="majorHAnsi" w:cstheme="majorBidi" w:eastAsiaTheme="majorEastAsia" w:hAnsiTheme="majorHAnsi"/>
+        <w:rFonts w:asciiTheme="majorHAnsi" w:cstheme="majorBidi" w:hAnsiTheme="majorHAnsi" w:eastAsia="黑体"/>
         <w:b/>
         <w:bCs/>
       </w:rPr>
@@ -5879,7 +6146,7 @@
         <w:spacing w:after="0" w:before="0" w:line="240" w:lineRule="auto"/>
       </w:pPr>
       <w:rPr>
-        <w:rFonts w:asciiTheme="majorHAnsi" w:cstheme="majorBidi" w:eastAsiaTheme="majorEastAsia" w:hAnsiTheme="majorHAnsi"/>
+        <w:rFonts w:asciiTheme="majorHAnsi" w:cstheme="majorBidi" w:hAnsiTheme="majorHAnsi" w:eastAsia="黑体"/>
         <w:b/>
         <w:bCs/>
       </w:rPr>
@@ -5897,14 +6164,14 @@
     </w:tblStylePr>
     <w:tblStylePr w:type="firstCol">
       <w:rPr>
-        <w:rFonts w:asciiTheme="majorHAnsi" w:cstheme="majorBidi" w:eastAsiaTheme="majorEastAsia" w:hAnsiTheme="majorHAnsi"/>
+        <w:rFonts w:asciiTheme="majorHAnsi" w:cstheme="majorBidi" w:hAnsiTheme="majorHAnsi" w:eastAsia="黑体"/>
         <w:b/>
         <w:bCs/>
       </w:rPr>
     </w:tblStylePr>
     <w:tblStylePr w:type="lastCol">
       <w:rPr>
-        <w:rFonts w:asciiTheme="majorHAnsi" w:cstheme="majorBidi" w:eastAsiaTheme="majorEastAsia" w:hAnsiTheme="majorHAnsi"/>
+        <w:rFonts w:asciiTheme="majorHAnsi" w:cstheme="majorBidi" w:hAnsiTheme="majorHAnsi" w:eastAsia="黑体"/>
         <w:b/>
         <w:bCs/>
       </w:rPr>
@@ -5987,6 +6254,7 @@
         <w:spacing w:after="0" w:before="0" w:line="240" w:lineRule="auto"/>
       </w:pPr>
       <w:rPr>
+        <w:rFonts w:eastAsia="黑体"/>
         <w:b/>
         <w:bCs/>
         <w:color w:themeColor="background1" w:val="FFFFFF"/>
@@ -6009,6 +6277,7 @@
         <w:spacing w:after="0" w:before="0" w:line="240" w:lineRule="auto"/>
       </w:pPr>
       <w:rPr>
+        <w:rFonts w:eastAsia="黑体"/>
         <w:b/>
         <w:bCs/>
       </w:rPr>
@@ -6026,12 +6295,14 @@
     </w:tblStylePr>
     <w:tblStylePr w:type="firstCol">
       <w:rPr>
+        <w:rFonts w:eastAsia="黑体"/>
         <w:b/>
         <w:bCs/>
       </w:rPr>
     </w:tblStylePr>
     <w:tblStylePr w:type="lastCol">
       <w:rPr>
+        <w:rFonts w:eastAsia="黑体"/>
         <w:b/>
         <w:bCs/>
       </w:rPr>
@@ -6093,6 +6364,7 @@
         <w:spacing w:after="0" w:before="0" w:line="240" w:lineRule="auto"/>
       </w:pPr>
       <w:rPr>
+        <w:rFonts w:eastAsia="黑体"/>
         <w:b/>
         <w:bCs/>
         <w:color w:themeColor="background1" w:val="FFFFFF"/>
@@ -6115,6 +6387,7 @@
         <w:spacing w:after="0" w:before="0" w:line="240" w:lineRule="auto"/>
       </w:pPr>
       <w:rPr>
+        <w:rFonts w:eastAsia="黑体"/>
         <w:b/>
         <w:bCs/>
       </w:rPr>
@@ -6132,12 +6405,14 @@
     </w:tblStylePr>
     <w:tblStylePr w:type="firstCol">
       <w:rPr>
+        <w:rFonts w:eastAsia="黑体"/>
         <w:b/>
         <w:bCs/>
       </w:rPr>
     </w:tblStylePr>
     <w:tblStylePr w:type="lastCol">
       <w:rPr>
+        <w:rFonts w:eastAsia="黑体"/>
         <w:b/>
         <w:bCs/>
       </w:rPr>
@@ -6199,6 +6474,7 @@
         <w:spacing w:after="0" w:before="0" w:line="240" w:lineRule="auto"/>
       </w:pPr>
       <w:rPr>
+        <w:rFonts w:eastAsia="黑体"/>
         <w:b/>
         <w:bCs/>
         <w:color w:themeColor="background1" w:val="FFFFFF"/>
@@ -6221,6 +6497,7 @@
         <w:spacing w:after="0" w:before="0" w:line="240" w:lineRule="auto"/>
       </w:pPr>
       <w:rPr>
+        <w:rFonts w:eastAsia="黑体"/>
         <w:b/>
         <w:bCs/>
       </w:rPr>
@@ -6238,12 +6515,14 @@
     </w:tblStylePr>
     <w:tblStylePr w:type="firstCol">
       <w:rPr>
+        <w:rFonts w:eastAsia="黑体"/>
         <w:b/>
         <w:bCs/>
       </w:rPr>
     </w:tblStylePr>
     <w:tblStylePr w:type="lastCol">
       <w:rPr>
+        <w:rFonts w:eastAsia="黑体"/>
         <w:b/>
         <w:bCs/>
       </w:rPr>
@@ -6305,6 +6584,7 @@
         <w:spacing w:after="0" w:before="0" w:line="240" w:lineRule="auto"/>
       </w:pPr>
       <w:rPr>
+        <w:rFonts w:eastAsia="黑体"/>
         <w:b/>
         <w:bCs/>
         <w:color w:themeColor="background1" w:val="FFFFFF"/>
@@ -6327,6 +6607,7 @@
         <w:spacing w:after="0" w:before="0" w:line="240" w:lineRule="auto"/>
       </w:pPr>
       <w:rPr>
+        <w:rFonts w:eastAsia="黑体"/>
         <w:b/>
         <w:bCs/>
       </w:rPr>
@@ -6344,12 +6625,14 @@
     </w:tblStylePr>
     <w:tblStylePr w:type="firstCol">
       <w:rPr>
+        <w:rFonts w:eastAsia="黑体"/>
         <w:b/>
         <w:bCs/>
       </w:rPr>
     </w:tblStylePr>
     <w:tblStylePr w:type="lastCol">
       <w:rPr>
+        <w:rFonts w:eastAsia="黑体"/>
         <w:b/>
         <w:bCs/>
       </w:rPr>
@@ -6411,6 +6694,7 @@
         <w:spacing w:after="0" w:before="0" w:line="240" w:lineRule="auto"/>
       </w:pPr>
       <w:rPr>
+        <w:rFonts w:eastAsia="黑体"/>
         <w:b/>
         <w:bCs/>
         <w:color w:themeColor="background1" w:val="FFFFFF"/>
@@ -6433,6 +6717,7 @@
         <w:spacing w:after="0" w:before="0" w:line="240" w:lineRule="auto"/>
       </w:pPr>
       <w:rPr>
+        <w:rFonts w:eastAsia="黑体"/>
         <w:b/>
         <w:bCs/>
       </w:rPr>
@@ -6450,12 +6735,14 @@
     </w:tblStylePr>
     <w:tblStylePr w:type="firstCol">
       <w:rPr>
+        <w:rFonts w:eastAsia="黑体"/>
         <w:b/>
         <w:bCs/>
       </w:rPr>
     </w:tblStylePr>
     <w:tblStylePr w:type="lastCol">
       <w:rPr>
+        <w:rFonts w:eastAsia="黑体"/>
         <w:b/>
         <w:bCs/>
       </w:rPr>
@@ -6517,6 +6804,7 @@
         <w:spacing w:after="0" w:before="0" w:line="240" w:lineRule="auto"/>
       </w:pPr>
       <w:rPr>
+        <w:rFonts w:eastAsia="黑体"/>
         <w:b/>
         <w:bCs/>
         <w:color w:themeColor="background1" w:val="FFFFFF"/>
@@ -6539,6 +6827,7 @@
         <w:spacing w:after="0" w:before="0" w:line="240" w:lineRule="auto"/>
       </w:pPr>
       <w:rPr>
+        <w:rFonts w:eastAsia="黑体"/>
         <w:b/>
         <w:bCs/>
       </w:rPr>
@@ -6556,12 +6845,14 @@
     </w:tblStylePr>
     <w:tblStylePr w:type="firstCol">
       <w:rPr>
+        <w:rFonts w:eastAsia="黑体"/>
         <w:b/>
         <w:bCs/>
       </w:rPr>
     </w:tblStylePr>
     <w:tblStylePr w:type="lastCol">
       <w:rPr>
+        <w:rFonts w:eastAsia="黑体"/>
         <w:b/>
         <w:bCs/>
       </w:rPr>
@@ -6623,6 +6914,7 @@
         <w:spacing w:after="0" w:before="0" w:line="240" w:lineRule="auto"/>
       </w:pPr>
       <w:rPr>
+        <w:rFonts w:eastAsia="黑体"/>
         <w:b/>
         <w:bCs/>
         <w:color w:themeColor="background1" w:val="FFFFFF"/>
@@ -6645,6 +6937,7 @@
         <w:spacing w:after="0" w:before="0" w:line="240" w:lineRule="auto"/>
       </w:pPr>
       <w:rPr>
+        <w:rFonts w:eastAsia="黑体"/>
         <w:b/>
         <w:bCs/>
       </w:rPr>
@@ -6662,12 +6955,14 @@
     </w:tblStylePr>
     <w:tblStylePr w:type="firstCol">
       <w:rPr>
+        <w:rFonts w:eastAsia="黑体"/>
         <w:b/>
         <w:bCs/>
       </w:rPr>
     </w:tblStylePr>
     <w:tblStylePr w:type="lastCol">
       <w:rPr>
+        <w:rFonts w:eastAsia="黑体"/>
         <w:b/>
         <w:bCs/>
       </w:rPr>
@@ -6726,6 +7021,7 @@
         <w:spacing w:after="0" w:before="0" w:line="240" w:lineRule="auto"/>
       </w:pPr>
       <w:rPr>
+        <w:rFonts w:eastAsia="黑体"/>
         <w:b/>
         <w:bCs/>
         <w:color w:themeColor="background1" w:val="FFFFFF"/>
@@ -6748,6 +7044,7 @@
         <w:spacing w:after="0" w:before="0" w:line="240" w:lineRule="auto"/>
       </w:pPr>
       <w:rPr>
+        <w:rFonts w:eastAsia="黑体"/>
         <w:color w:val="auto"/>
       </w:rPr>
       <w:tblPr/>
@@ -6765,6 +7062,7 @@
     </w:tblStylePr>
     <w:tblStylePr w:type="firstCol">
       <w:rPr>
+        <w:rFonts w:eastAsia="黑体"/>
         <w:b/>
         <w:bCs/>
         <w:color w:themeColor="background1" w:val="FFFFFF"/>
@@ -6784,6 +7082,7 @@
     </w:tblStylePr>
     <w:tblStylePr w:type="lastCol">
       <w:rPr>
+        <w:rFonts w:eastAsia="黑体"/>
         <w:b/>
         <w:bCs/>
         <w:color w:themeColor="background1" w:val="FFFFFF"/>
@@ -6832,6 +7131,7 @@
     </w:tblStylePr>
     <w:tblStylePr w:type="nwCell">
       <w:rPr>
+        <w:rFonts w:eastAsia="黑体"/>
         <w:color w:themeColor="background1" w:val="FFFFFF"/>
       </w:rPr>
       <w:tblPr/>
@@ -6875,6 +7175,7 @@
         <w:spacing w:after="0" w:before="0" w:line="240" w:lineRule="auto"/>
       </w:pPr>
       <w:rPr>
+        <w:rFonts w:eastAsia="黑体"/>
         <w:b/>
         <w:bCs/>
         <w:color w:themeColor="background1" w:val="FFFFFF"/>
@@ -6897,6 +7198,7 @@
         <w:spacing w:after="0" w:before="0" w:line="240" w:lineRule="auto"/>
       </w:pPr>
       <w:rPr>
+        <w:rFonts w:eastAsia="黑体"/>
         <w:color w:val="auto"/>
       </w:rPr>
       <w:tblPr/>
@@ -6914,6 +7216,7 @@
     </w:tblStylePr>
     <w:tblStylePr w:type="firstCol">
       <w:rPr>
+        <w:rFonts w:eastAsia="黑体"/>
         <w:b/>
         <w:bCs/>
         <w:color w:themeColor="background1" w:val="FFFFFF"/>
@@ -6933,6 +7236,7 @@
     </w:tblStylePr>
     <w:tblStylePr w:type="lastCol">
       <w:rPr>
+        <w:rFonts w:eastAsia="黑体"/>
         <w:b/>
         <w:bCs/>
         <w:color w:themeColor="background1" w:val="FFFFFF"/>
@@ -6981,6 +7285,7 @@
     </w:tblStylePr>
     <w:tblStylePr w:type="nwCell">
       <w:rPr>
+        <w:rFonts w:eastAsia="黑体"/>
         <w:color w:themeColor="background1" w:val="FFFFFF"/>
       </w:rPr>
       <w:tblPr/>
@@ -7024,6 +7329,7 @@
         <w:spacing w:after="0" w:before="0" w:line="240" w:lineRule="auto"/>
       </w:pPr>
       <w:rPr>
+        <w:rFonts w:eastAsia="黑体"/>
         <w:b/>
         <w:bCs/>
         <w:color w:themeColor="background1" w:val="FFFFFF"/>
@@ -7046,6 +7352,7 @@
         <w:spacing w:after="0" w:before="0" w:line="240" w:lineRule="auto"/>
       </w:pPr>
       <w:rPr>
+        <w:rFonts w:eastAsia="黑体"/>
         <w:color w:val="auto"/>
       </w:rPr>
       <w:tblPr/>
@@ -7063,6 +7370,7 @@
     </w:tblStylePr>
     <w:tblStylePr w:type="firstCol">
       <w:rPr>
+        <w:rFonts w:eastAsia="黑体"/>
         <w:b/>
         <w:bCs/>
         <w:color w:themeColor="background1" w:val="FFFFFF"/>
@@ -7082,6 +7390,7 @@
     </w:tblStylePr>
     <w:tblStylePr w:type="lastCol">
       <w:rPr>
+        <w:rFonts w:eastAsia="黑体"/>
         <w:b/>
         <w:bCs/>
         <w:color w:themeColor="background1" w:val="FFFFFF"/>
@@ -7130,6 +7439,7 @@
     </w:tblStylePr>
     <w:tblStylePr w:type="nwCell">
       <w:rPr>
+        <w:rFonts w:eastAsia="黑体"/>
         <w:color w:themeColor="background1" w:val="FFFFFF"/>
       </w:rPr>
       <w:tblPr/>
@@ -7173,6 +7483,7 @@
         <w:spacing w:after="0" w:before="0" w:line="240" w:lineRule="auto"/>
       </w:pPr>
       <w:rPr>
+        <w:rFonts w:eastAsia="黑体"/>
         <w:b/>
         <w:bCs/>
         <w:color w:themeColor="background1" w:val="FFFFFF"/>
@@ -7195,6 +7506,7 @@
         <w:spacing w:after="0" w:before="0" w:line="240" w:lineRule="auto"/>
       </w:pPr>
       <w:rPr>
+        <w:rFonts w:eastAsia="黑体"/>
         <w:color w:val="auto"/>
       </w:rPr>
       <w:tblPr/>
@@ -7212,6 +7524,7 @@
     </w:tblStylePr>
     <w:tblStylePr w:type="firstCol">
       <w:rPr>
+        <w:rFonts w:eastAsia="黑体"/>
         <w:b/>
         <w:bCs/>
         <w:color w:themeColor="background1" w:val="FFFFFF"/>
@@ -7231,6 +7544,7 @@
     </w:tblStylePr>
     <w:tblStylePr w:type="lastCol">
       <w:rPr>
+        <w:rFonts w:eastAsia="黑体"/>
         <w:b/>
         <w:bCs/>
         <w:color w:themeColor="background1" w:val="FFFFFF"/>
@@ -7279,6 +7593,7 @@
     </w:tblStylePr>
     <w:tblStylePr w:type="nwCell">
       <w:rPr>
+        <w:rFonts w:eastAsia="黑体"/>
         <w:color w:themeColor="background1" w:val="FFFFFF"/>
       </w:rPr>
       <w:tblPr/>
@@ -7322,6 +7637,7 @@
         <w:spacing w:after="0" w:before="0" w:line="240" w:lineRule="auto"/>
       </w:pPr>
       <w:rPr>
+        <w:rFonts w:eastAsia="黑体"/>
         <w:b/>
         <w:bCs/>
         <w:color w:themeColor="background1" w:val="FFFFFF"/>
@@ -7344,6 +7660,7 @@
         <w:spacing w:after="0" w:before="0" w:line="240" w:lineRule="auto"/>
       </w:pPr>
       <w:rPr>
+        <w:rFonts w:eastAsia="黑体"/>
         <w:color w:val="auto"/>
       </w:rPr>
       <w:tblPr/>
@@ -7361,6 +7678,7 @@
     </w:tblStylePr>
     <w:tblStylePr w:type="firstCol">
       <w:rPr>
+        <w:rFonts w:eastAsia="黑体"/>
         <w:b/>
         <w:bCs/>
         <w:color w:themeColor="background1" w:val="FFFFFF"/>
@@ -7380,6 +7698,7 @@
     </w:tblStylePr>
     <w:tblStylePr w:type="lastCol">
       <w:rPr>
+        <w:rFonts w:eastAsia="黑体"/>
         <w:b/>
         <w:bCs/>
         <w:color w:themeColor="background1" w:val="FFFFFF"/>
@@ -7428,6 +7747,7 @@
     </w:tblStylePr>
     <w:tblStylePr w:type="nwCell">
       <w:rPr>
+        <w:rFonts w:eastAsia="黑体"/>
         <w:color w:themeColor="background1" w:val="FFFFFF"/>
       </w:rPr>
       <w:tblPr/>
@@ -7471,6 +7791,7 @@
         <w:spacing w:after="0" w:before="0" w:line="240" w:lineRule="auto"/>
       </w:pPr>
       <w:rPr>
+        <w:rFonts w:eastAsia="黑体"/>
         <w:b/>
         <w:bCs/>
         <w:color w:themeColor="background1" w:val="FFFFFF"/>
@@ -7493,6 +7814,7 @@
         <w:spacing w:after="0" w:before="0" w:line="240" w:lineRule="auto"/>
       </w:pPr>
       <w:rPr>
+        <w:rFonts w:eastAsia="黑体"/>
         <w:color w:val="auto"/>
       </w:rPr>
       <w:tblPr/>
@@ -7510,6 +7832,7 @@
     </w:tblStylePr>
     <w:tblStylePr w:type="firstCol">
       <w:rPr>
+        <w:rFonts w:eastAsia="黑体"/>
         <w:b/>
         <w:bCs/>
         <w:color w:themeColor="background1" w:val="FFFFFF"/>
@@ -7529,6 +7852,7 @@
     </w:tblStylePr>
     <w:tblStylePr w:type="lastCol">
       <w:rPr>
+        <w:rFonts w:eastAsia="黑体"/>
         <w:b/>
         <w:bCs/>
         <w:color w:themeColor="background1" w:val="FFFFFF"/>
@@ -7577,6 +7901,7 @@
     </w:tblStylePr>
     <w:tblStylePr w:type="nwCell">
       <w:rPr>
+        <w:rFonts w:eastAsia="黑体"/>
         <w:color w:themeColor="background1" w:val="FFFFFF"/>
       </w:rPr>
       <w:tblPr/>
@@ -7620,6 +7945,7 @@
         <w:spacing w:after="0" w:before="0" w:line="240" w:lineRule="auto"/>
       </w:pPr>
       <w:rPr>
+        <w:rFonts w:eastAsia="黑体"/>
         <w:b/>
         <w:bCs/>
         <w:color w:themeColor="background1" w:val="FFFFFF"/>
@@ -7642,6 +7968,7 @@
         <w:spacing w:after="0" w:before="0" w:line="240" w:lineRule="auto"/>
       </w:pPr>
       <w:rPr>
+        <w:rFonts w:eastAsia="黑体"/>
         <w:color w:val="auto"/>
       </w:rPr>
       <w:tblPr/>
@@ -7659,6 +7986,7 @@
     </w:tblStylePr>
     <w:tblStylePr w:type="firstCol">
       <w:rPr>
+        <w:rFonts w:eastAsia="黑体"/>
         <w:b/>
         <w:bCs/>
         <w:color w:themeColor="background1" w:val="FFFFFF"/>
@@ -7678,6 +8006,7 @@
     </w:tblStylePr>
     <w:tblStylePr w:type="lastCol">
       <w:rPr>
+        <w:rFonts w:eastAsia="黑体"/>
         <w:b/>
         <w:bCs/>
         <w:color w:themeColor="background1" w:val="FFFFFF"/>
@@ -7726,6 +8055,7 @@
     </w:tblStylePr>
     <w:tblStylePr w:type="nwCell">
       <w:rPr>
+        <w:rFonts w:eastAsia="黑体"/>
         <w:color w:themeColor="background1" w:val="FFFFFF"/>
       </w:rPr>
       <w:tblPr/>
@@ -7750,6 +8080,7 @@
       <w:spacing w:after="0" w:line="240" w:lineRule="auto"/>
     </w:pPr>
     <w:rPr>
+      <w:rFonts w:eastAsia="黑体"/>
       <w:color w:themeColor="text1" w:val="000000"/>
     </w:rPr>
     <w:tblPr>
@@ -7769,7 +8100,7 @@
     </w:tblPr>
     <w:tblStylePr w:type="firstRow">
       <w:rPr>
-        <w:rFonts w:asciiTheme="majorHAnsi" w:cstheme="majorBidi" w:eastAsiaTheme="majorEastAsia" w:hAnsiTheme="majorHAnsi"/>
+        <w:rFonts w:asciiTheme="majorHAnsi" w:cstheme="majorBidi" w:hAnsiTheme="majorHAnsi" w:eastAsia="黑体"/>
       </w:rPr>
       <w:tblPr/>
       <w:tcPr>
@@ -7781,6 +8112,7 @@
     </w:tblStylePr>
     <w:tblStylePr w:type="lastRow">
       <w:rPr>
+        <w:rFonts w:eastAsia="黑体"/>
         <w:b/>
         <w:bCs/>
         <w:color w:themeColor="text2" w:val="1F497D"/>
@@ -7795,12 +8127,14 @@
     </w:tblStylePr>
     <w:tblStylePr w:type="firstCol">
       <w:rPr>
+        <w:rFonts w:eastAsia="黑体"/>
         <w:b/>
         <w:bCs/>
       </w:rPr>
     </w:tblStylePr>
     <w:tblStylePr w:type="lastCol">
       <w:rPr>
+        <w:rFonts w:eastAsia="黑体"/>
         <w:b/>
         <w:bCs/>
       </w:rPr>
@@ -7834,6 +8168,7 @@
       <w:spacing w:after="0" w:line="240" w:lineRule="auto"/>
     </w:pPr>
     <w:rPr>
+      <w:rFonts w:eastAsia="黑体"/>
       <w:color w:themeColor="text1" w:val="000000"/>
     </w:rPr>
     <w:tblPr>
@@ -7853,7 +8188,7 @@
     </w:tblPr>
     <w:tblStylePr w:type="firstRow">
       <w:rPr>
-        <w:rFonts w:asciiTheme="majorHAnsi" w:cstheme="majorBidi" w:eastAsiaTheme="majorEastAsia" w:hAnsiTheme="majorHAnsi"/>
+        <w:rFonts w:asciiTheme="majorHAnsi" w:cstheme="majorBidi" w:hAnsiTheme="majorHAnsi" w:eastAsia="黑体"/>
       </w:rPr>
       <w:tblPr/>
       <w:tcPr>
@@ -7865,6 +8200,7 @@
     </w:tblStylePr>
     <w:tblStylePr w:type="lastRow">
       <w:rPr>
+        <w:rFonts w:eastAsia="黑体"/>
         <w:b/>
         <w:bCs/>
         <w:color w:themeColor="text2" w:val="1F497D"/>
@@ -7879,12 +8215,14 @@
     </w:tblStylePr>
     <w:tblStylePr w:type="firstCol">
       <w:rPr>
+        <w:rFonts w:eastAsia="黑体"/>
         <w:b/>
         <w:bCs/>
       </w:rPr>
     </w:tblStylePr>
     <w:tblStylePr w:type="lastCol">
       <w:rPr>
+        <w:rFonts w:eastAsia="黑体"/>
         <w:b/>
         <w:bCs/>
       </w:rPr>
@@ -7918,6 +8256,7 @@
       <w:spacing w:after="0" w:line="240" w:lineRule="auto"/>
     </w:pPr>
     <w:rPr>
+      <w:rFonts w:eastAsia="黑体"/>
       <w:color w:themeColor="text1" w:val="000000"/>
     </w:rPr>
     <w:tblPr>
@@ -7937,7 +8276,7 @@
     </w:tblPr>
     <w:tblStylePr w:type="firstRow">
       <w:rPr>
-        <w:rFonts w:asciiTheme="majorHAnsi" w:cstheme="majorBidi" w:eastAsiaTheme="majorEastAsia" w:hAnsiTheme="majorHAnsi"/>
+        <w:rFonts w:asciiTheme="majorHAnsi" w:cstheme="majorBidi" w:hAnsiTheme="majorHAnsi" w:eastAsia="黑体"/>
       </w:rPr>
       <w:tblPr/>
       <w:tcPr>
@@ -7949,6 +8288,7 @@
     </w:tblStylePr>
     <w:tblStylePr w:type="lastRow">
       <w:rPr>
+        <w:rFonts w:eastAsia="黑体"/>
         <w:b/>
         <w:bCs/>
         <w:color w:themeColor="text2" w:val="1F497D"/>
@@ -7963,12 +8303,14 @@
     </w:tblStylePr>
     <w:tblStylePr w:type="firstCol">
       <w:rPr>
+        <w:rFonts w:eastAsia="黑体"/>
         <w:b/>
         <w:bCs/>
       </w:rPr>
     </w:tblStylePr>
     <w:tblStylePr w:type="lastCol">
       <w:rPr>
+        <w:rFonts w:eastAsia="黑体"/>
         <w:b/>
         <w:bCs/>
       </w:rPr>
@@ -8002,6 +8344,7 @@
       <w:spacing w:after="0" w:line="240" w:lineRule="auto"/>
     </w:pPr>
     <w:rPr>
+      <w:rFonts w:eastAsia="黑体"/>
       <w:color w:themeColor="text1" w:val="000000"/>
     </w:rPr>
     <w:tblPr>
@@ -8021,7 +8364,7 @@
     </w:tblPr>
     <w:tblStylePr w:type="firstRow">
       <w:rPr>
-        <w:rFonts w:asciiTheme="majorHAnsi" w:cstheme="majorBidi" w:eastAsiaTheme="majorEastAsia" w:hAnsiTheme="majorHAnsi"/>
+        <w:rFonts w:asciiTheme="majorHAnsi" w:cstheme="majorBidi" w:hAnsiTheme="majorHAnsi" w:eastAsia="黑体"/>
       </w:rPr>
       <w:tblPr/>
       <w:tcPr>
@@ -8033,6 +8376,7 @@
     </w:tblStylePr>
     <w:tblStylePr w:type="lastRow">
       <w:rPr>
+        <w:rFonts w:eastAsia="黑体"/>
         <w:b/>
         <w:bCs/>
         <w:color w:themeColor="text2" w:val="1F497D"/>
@@ -8047,12 +8391,14 @@
     </w:tblStylePr>
     <w:tblStylePr w:type="firstCol">
       <w:rPr>
+        <w:rFonts w:eastAsia="黑体"/>
         <w:b/>
         <w:bCs/>
       </w:rPr>
     </w:tblStylePr>
     <w:tblStylePr w:type="lastCol">
       <w:rPr>
+        <w:rFonts w:eastAsia="黑体"/>
         <w:b/>
         <w:bCs/>
       </w:rPr>
@@ -8086,6 +8432,7 @@
       <w:spacing w:after="0" w:line="240" w:lineRule="auto"/>
     </w:pPr>
     <w:rPr>
+      <w:rFonts w:eastAsia="黑体"/>
       <w:color w:themeColor="text1" w:val="000000"/>
     </w:rPr>
     <w:tblPr>
@@ -8105,7 +8452,7 @@
     </w:tblPr>
     <w:tblStylePr w:type="firstRow">
       <w:rPr>
-        <w:rFonts w:asciiTheme="majorHAnsi" w:cstheme="majorBidi" w:eastAsiaTheme="majorEastAsia" w:hAnsiTheme="majorHAnsi"/>
+        <w:rFonts w:asciiTheme="majorHAnsi" w:cstheme="majorBidi" w:hAnsiTheme="majorHAnsi" w:eastAsia="黑体"/>
       </w:rPr>
       <w:tblPr/>
       <w:tcPr>
@@ -8117,6 +8464,7 @@
     </w:tblStylePr>
     <w:tblStylePr w:type="lastRow">
       <w:rPr>
+        <w:rFonts w:eastAsia="黑体"/>
         <w:b/>
         <w:bCs/>
         <w:color w:themeColor="text2" w:val="1F497D"/>
@@ -8131,12 +8479,14 @@
     </w:tblStylePr>
     <w:tblStylePr w:type="firstCol">
       <w:rPr>
+        <w:rFonts w:eastAsia="黑体"/>
         <w:b/>
         <w:bCs/>
       </w:rPr>
     </w:tblStylePr>
     <w:tblStylePr w:type="lastCol">
       <w:rPr>
+        <w:rFonts w:eastAsia="黑体"/>
         <w:b/>
         <w:bCs/>
       </w:rPr>
@@ -8170,6 +8520,7 @@
       <w:spacing w:after="0" w:line="240" w:lineRule="auto"/>
     </w:pPr>
     <w:rPr>
+      <w:rFonts w:eastAsia="黑体"/>
       <w:color w:themeColor="text1" w:val="000000"/>
     </w:rPr>
     <w:tblPr>
@@ -8189,7 +8540,7 @@
     </w:tblPr>
     <w:tblStylePr w:type="firstRow">
       <w:rPr>
-        <w:rFonts w:asciiTheme="majorHAnsi" w:cstheme="majorBidi" w:eastAsiaTheme="majorEastAsia" w:hAnsiTheme="majorHAnsi"/>
+        <w:rFonts w:asciiTheme="majorHAnsi" w:cstheme="majorBidi" w:hAnsiTheme="majorHAnsi" w:eastAsia="黑体"/>
       </w:rPr>
       <w:tblPr/>
       <w:tcPr>
@@ -8201,6 +8552,7 @@
     </w:tblStylePr>
     <w:tblStylePr w:type="lastRow">
       <w:rPr>
+        <w:rFonts w:eastAsia="黑体"/>
         <w:b/>
         <w:bCs/>
         <w:color w:themeColor="text2" w:val="1F497D"/>
@@ -8215,12 +8567,14 @@
     </w:tblStylePr>
     <w:tblStylePr w:type="firstCol">
       <w:rPr>
+        <w:rFonts w:eastAsia="黑体"/>
         <w:b/>
         <w:bCs/>
       </w:rPr>
     </w:tblStylePr>
     <w:tblStylePr w:type="lastCol">
       <w:rPr>
+        <w:rFonts w:eastAsia="黑体"/>
         <w:b/>
         <w:bCs/>
       </w:rPr>
@@ -8254,6 +8608,7 @@
       <w:spacing w:after="0" w:line="240" w:lineRule="auto"/>
     </w:pPr>
     <w:rPr>
+      <w:rFonts w:eastAsia="黑体"/>
       <w:color w:themeColor="text1" w:val="000000"/>
     </w:rPr>
     <w:tblPr>
@@ -8273,7 +8628,7 @@
     </w:tblPr>
     <w:tblStylePr w:type="firstRow">
       <w:rPr>
-        <w:rFonts w:asciiTheme="majorHAnsi" w:cstheme="majorBidi" w:eastAsiaTheme="majorEastAsia" w:hAnsiTheme="majorHAnsi"/>
+        <w:rFonts w:asciiTheme="majorHAnsi" w:cstheme="majorBidi" w:hAnsiTheme="majorHAnsi" w:eastAsia="黑体"/>
       </w:rPr>
       <w:tblPr/>
       <w:tcPr>
@@ -8285,6 +8640,7 @@
     </w:tblStylePr>
     <w:tblStylePr w:type="lastRow">
       <w:rPr>
+        <w:rFonts w:eastAsia="黑体"/>
         <w:b/>
         <w:bCs/>
         <w:color w:themeColor="text2" w:val="1F497D"/>
@@ -8299,12 +8655,14 @@
     </w:tblStylePr>
     <w:tblStylePr w:type="firstCol">
       <w:rPr>
+        <w:rFonts w:eastAsia="黑体"/>
         <w:b/>
         <w:bCs/>
       </w:rPr>
     </w:tblStylePr>
     <w:tblStylePr w:type="lastCol">
       <w:rPr>
+        <w:rFonts w:eastAsia="黑体"/>
         <w:b/>
         <w:bCs/>
       </w:rPr>
@@ -8338,7 +8696,7 @@
       <w:spacing w:after="0" w:line="240" w:lineRule="auto"/>
     </w:pPr>
     <w:rPr>
-      <w:rFonts w:asciiTheme="majorHAnsi" w:cstheme="majorBidi" w:eastAsiaTheme="majorEastAsia" w:hAnsiTheme="majorHAnsi"/>
+      <w:rFonts w:asciiTheme="majorHAnsi" w:cstheme="majorBidi" w:hAnsiTheme="majorHAnsi" w:eastAsia="黑体"/>
       <w:color w:themeColor="text1" w:val="000000"/>
     </w:rPr>
     <w:tblPr>
@@ -8360,6 +8718,7 @@
     </w:tblPr>
     <w:tblStylePr w:type="firstRow">
       <w:rPr>
+        <w:rFonts w:eastAsia="黑体"/>
         <w:sz w:val="24"/>
         <w:szCs w:val="24"/>
       </w:rPr>
@@ -8466,7 +8825,7 @@
       <w:spacing w:after="0" w:line="240" w:lineRule="auto"/>
     </w:pPr>
     <w:rPr>
-      <w:rFonts w:asciiTheme="majorHAnsi" w:cstheme="majorBidi" w:eastAsiaTheme="majorEastAsia" w:hAnsiTheme="majorHAnsi"/>
+      <w:rFonts w:asciiTheme="majorHAnsi" w:cstheme="majorBidi" w:hAnsiTheme="majorHAnsi" w:eastAsia="黑体"/>
       <w:color w:themeColor="text1" w:val="000000"/>
     </w:rPr>
     <w:tblPr>
@@ -8488,6 +8847,7 @@
     </w:tblPr>
     <w:tblStylePr w:type="firstRow">
       <w:rPr>
+        <w:rFonts w:eastAsia="黑体"/>
         <w:sz w:val="24"/>
         <w:szCs w:val="24"/>
       </w:rPr>
@@ -8594,7 +8954,7 @@
       <w:spacing w:after="0" w:line="240" w:lineRule="auto"/>
     </w:pPr>
     <w:rPr>
-      <w:rFonts w:asciiTheme="majorHAnsi" w:cstheme="majorBidi" w:eastAsiaTheme="majorEastAsia" w:hAnsiTheme="majorHAnsi"/>
+      <w:rFonts w:asciiTheme="majorHAnsi" w:cstheme="majorBidi" w:hAnsiTheme="majorHAnsi" w:eastAsia="黑体"/>
       <w:color w:themeColor="text1" w:val="000000"/>
     </w:rPr>
     <w:tblPr>
@@ -8616,6 +8976,7 @@
     </w:tblPr>
     <w:tblStylePr w:type="firstRow">
       <w:rPr>
+        <w:rFonts w:eastAsia="黑体"/>
         <w:sz w:val="24"/>
         <w:szCs w:val="24"/>
       </w:rPr>
@@ -8722,7 +9083,7 @@
       <w:spacing w:after="0" w:line="240" w:lineRule="auto"/>
     </w:pPr>
     <w:rPr>
-      <w:rFonts w:asciiTheme="majorHAnsi" w:cstheme="majorBidi" w:eastAsiaTheme="majorEastAsia" w:hAnsiTheme="majorHAnsi"/>
+      <w:rFonts w:asciiTheme="majorHAnsi" w:cstheme="majorBidi" w:hAnsiTheme="majorHAnsi" w:eastAsia="黑体"/>
       <w:color w:themeColor="text1" w:val="000000"/>
     </w:rPr>
     <w:tblPr>
@@ -8744,6 +9105,7 @@
     </w:tblPr>
     <w:tblStylePr w:type="firstRow">
       <w:rPr>
+        <w:rFonts w:eastAsia="黑体"/>
         <w:sz w:val="24"/>
         <w:szCs w:val="24"/>
       </w:rPr>
@@ -8850,7 +9212,7 @@
       <w:spacing w:after="0" w:line="240" w:lineRule="auto"/>
     </w:pPr>
     <w:rPr>
-      <w:rFonts w:asciiTheme="majorHAnsi" w:cstheme="majorBidi" w:eastAsiaTheme="majorEastAsia" w:hAnsiTheme="majorHAnsi"/>
+      <w:rFonts w:asciiTheme="majorHAnsi" w:cstheme="majorBidi" w:hAnsiTheme="majorHAnsi" w:eastAsia="黑体"/>
       <w:color w:themeColor="text1" w:val="000000"/>
     </w:rPr>
     <w:tblPr>
@@ -8872,6 +9234,7 @@
     </w:tblPr>
     <w:tblStylePr w:type="firstRow">
       <w:rPr>
+        <w:rFonts w:eastAsia="黑体"/>
         <w:sz w:val="24"/>
         <w:szCs w:val="24"/>
       </w:rPr>
@@ -8978,7 +9341,7 @@
       <w:spacing w:after="0" w:line="240" w:lineRule="auto"/>
     </w:pPr>
     <w:rPr>
-      <w:rFonts w:asciiTheme="majorHAnsi" w:cstheme="majorBidi" w:eastAsiaTheme="majorEastAsia" w:hAnsiTheme="majorHAnsi"/>
+      <w:rFonts w:asciiTheme="majorHAnsi" w:cstheme="majorBidi" w:hAnsiTheme="majorHAnsi" w:eastAsia="黑体"/>
       <w:color w:themeColor="text1" w:val="000000"/>
     </w:rPr>
     <w:tblPr>
@@ -9000,6 +9363,7 @@
     </w:tblPr>
     <w:tblStylePr w:type="firstRow">
       <w:rPr>
+        <w:rFonts w:eastAsia="黑体"/>
         <w:sz w:val="24"/>
         <w:szCs w:val="24"/>
       </w:rPr>
@@ -9106,7 +9470,7 @@
       <w:spacing w:after="0" w:line="240" w:lineRule="auto"/>
     </w:pPr>
     <w:rPr>
-      <w:rFonts w:asciiTheme="majorHAnsi" w:cstheme="majorBidi" w:eastAsiaTheme="majorEastAsia" w:hAnsiTheme="majorHAnsi"/>
+      <w:rFonts w:asciiTheme="majorHAnsi" w:cstheme="majorBidi" w:hAnsiTheme="majorHAnsi" w:eastAsia="黑体"/>
       <w:color w:themeColor="text1" w:val="000000"/>
     </w:rPr>
     <w:tblPr>
@@ -9128,6 +9492,7 @@
     </w:tblPr>
     <w:tblStylePr w:type="firstRow">
       <w:rPr>
+        <w:rFonts w:eastAsia="黑体"/>
         <w:sz w:val="24"/>
         <w:szCs w:val="24"/>
       </w:rPr>
@@ -9257,12 +9622,14 @@
     </w:tcPr>
     <w:tblStylePr w:type="firstRow">
       <w:rPr>
+        <w:rFonts w:eastAsia="黑体"/>
         <w:b/>
         <w:bCs/>
       </w:rPr>
     </w:tblStylePr>
     <w:tblStylePr w:type="lastRow">
       <w:rPr>
+        <w:rFonts w:eastAsia="黑体"/>
         <w:b/>
         <w:bCs/>
       </w:rPr>
@@ -9275,12 +9642,14 @@
     </w:tblStylePr>
     <w:tblStylePr w:type="firstCol">
       <w:rPr>
+        <w:rFonts w:eastAsia="黑体"/>
         <w:b/>
         <w:bCs/>
       </w:rPr>
     </w:tblStylePr>
     <w:tblStylePr w:type="lastCol">
       <w:rPr>
+        <w:rFonts w:eastAsia="黑体"/>
         <w:b/>
         <w:bCs/>
       </w:rPr>
@@ -9330,12 +9699,14 @@
     </w:tcPr>
     <w:tblStylePr w:type="firstRow">
       <w:rPr>
+        <w:rFonts w:eastAsia="黑体"/>
         <w:b/>
         <w:bCs/>
       </w:rPr>
     </w:tblStylePr>
     <w:tblStylePr w:type="lastRow">
       <w:rPr>
+        <w:rFonts w:eastAsia="黑体"/>
         <w:b/>
         <w:bCs/>
       </w:rPr>
@@ -9348,12 +9719,14 @@
     </w:tblStylePr>
     <w:tblStylePr w:type="firstCol">
       <w:rPr>
+        <w:rFonts w:eastAsia="黑体"/>
         <w:b/>
         <w:bCs/>
       </w:rPr>
     </w:tblStylePr>
     <w:tblStylePr w:type="lastCol">
       <w:rPr>
+        <w:rFonts w:eastAsia="黑体"/>
         <w:b/>
         <w:bCs/>
       </w:rPr>
@@ -9403,12 +9776,14 @@
     </w:tcPr>
     <w:tblStylePr w:type="firstRow">
       <w:rPr>
+        <w:rFonts w:eastAsia="黑体"/>
         <w:b/>
         <w:bCs/>
       </w:rPr>
     </w:tblStylePr>
     <w:tblStylePr w:type="lastRow">
       <w:rPr>
+        <w:rFonts w:eastAsia="黑体"/>
         <w:b/>
         <w:bCs/>
       </w:rPr>
@@ -9421,12 +9796,14 @@
     </w:tblStylePr>
     <w:tblStylePr w:type="firstCol">
       <w:rPr>
+        <w:rFonts w:eastAsia="黑体"/>
         <w:b/>
         <w:bCs/>
       </w:rPr>
     </w:tblStylePr>
     <w:tblStylePr w:type="lastCol">
       <w:rPr>
+        <w:rFonts w:eastAsia="黑体"/>
         <w:b/>
         <w:bCs/>
       </w:rPr>
@@ -9476,12 +9853,14 @@
     </w:tcPr>
     <w:tblStylePr w:type="firstRow">
       <w:rPr>
+        <w:rFonts w:eastAsia="黑体"/>
         <w:b/>
         <w:bCs/>
       </w:rPr>
     </w:tblStylePr>
     <w:tblStylePr w:type="lastRow">
       <w:rPr>
+        <w:rFonts w:eastAsia="黑体"/>
         <w:b/>
         <w:bCs/>
       </w:rPr>
@@ -9494,12 +9873,14 @@
     </w:tblStylePr>
     <w:tblStylePr w:type="firstCol">
       <w:rPr>
+        <w:rFonts w:eastAsia="黑体"/>
         <w:b/>
         <w:bCs/>
       </w:rPr>
     </w:tblStylePr>
     <w:tblStylePr w:type="lastCol">
       <w:rPr>
+        <w:rFonts w:eastAsia="黑体"/>
         <w:b/>
         <w:bCs/>
       </w:rPr>
@@ -9549,12 +9930,14 @@
     </w:tcPr>
     <w:tblStylePr w:type="firstRow">
       <w:rPr>
+        <w:rFonts w:eastAsia="黑体"/>
         <w:b/>
         <w:bCs/>
       </w:rPr>
     </w:tblStylePr>
     <w:tblStylePr w:type="lastRow">
       <w:rPr>
+        <w:rFonts w:eastAsia="黑体"/>
         <w:b/>
         <w:bCs/>
       </w:rPr>
@@ -9567,12 +9950,14 @@
     </w:tblStylePr>
     <w:tblStylePr w:type="firstCol">
       <w:rPr>
+        <w:rFonts w:eastAsia="黑体"/>
         <w:b/>
         <w:bCs/>
       </w:rPr>
     </w:tblStylePr>
     <w:tblStylePr w:type="lastCol">
       <w:rPr>
+        <w:rFonts w:eastAsia="黑体"/>
         <w:b/>
         <w:bCs/>
       </w:rPr>
@@ -9622,12 +10007,14 @@
     </w:tcPr>
     <w:tblStylePr w:type="firstRow">
       <w:rPr>
+        <w:rFonts w:eastAsia="黑体"/>
         <w:b/>
         <w:bCs/>
       </w:rPr>
     </w:tblStylePr>
     <w:tblStylePr w:type="lastRow">
       <w:rPr>
+        <w:rFonts w:eastAsia="黑体"/>
         <w:b/>
         <w:bCs/>
       </w:rPr>
@@ -9640,12 +10027,14 @@
     </w:tblStylePr>
     <w:tblStylePr w:type="firstCol">
       <w:rPr>
+        <w:rFonts w:eastAsia="黑体"/>
         <w:b/>
         <w:bCs/>
       </w:rPr>
     </w:tblStylePr>
     <w:tblStylePr w:type="lastCol">
       <w:rPr>
+        <w:rFonts w:eastAsia="黑体"/>
         <w:b/>
         <w:bCs/>
       </w:rPr>
@@ -9695,12 +10084,14 @@
     </w:tcPr>
     <w:tblStylePr w:type="firstRow">
       <w:rPr>
+        <w:rFonts w:eastAsia="黑体"/>
         <w:b/>
         <w:bCs/>
       </w:rPr>
     </w:tblStylePr>
     <w:tblStylePr w:type="lastRow">
       <w:rPr>
+        <w:rFonts w:eastAsia="黑体"/>
         <w:b/>
         <w:bCs/>
       </w:rPr>
@@ -9713,12 +10104,14 @@
     </w:tblStylePr>
     <w:tblStylePr w:type="firstCol">
       <w:rPr>
+        <w:rFonts w:eastAsia="黑体"/>
         <w:b/>
         <w:bCs/>
       </w:rPr>
     </w:tblStylePr>
     <w:tblStylePr w:type="lastCol">
       <w:rPr>
+        <w:rFonts w:eastAsia="黑体"/>
         <w:b/>
         <w:bCs/>
       </w:rPr>
@@ -9745,7 +10138,7 @@
       <w:spacing w:after="0" w:line="240" w:lineRule="auto"/>
     </w:pPr>
     <w:rPr>
-      <w:rFonts w:asciiTheme="majorHAnsi" w:cstheme="majorBidi" w:eastAsiaTheme="majorEastAsia" w:hAnsiTheme="majorHAnsi"/>
+      <w:rFonts w:asciiTheme="majorHAnsi" w:cstheme="majorBidi" w:hAnsiTheme="majorHAnsi" w:eastAsia="黑体"/>
       <w:color w:themeColor="text1" w:val="000000"/>
     </w:rPr>
     <w:tblPr>
@@ -9772,6 +10165,7 @@
     </w:tcPr>
     <w:tblStylePr w:type="firstRow">
       <w:rPr>
+        <w:rFonts w:eastAsia="黑体"/>
         <w:b/>
         <w:bCs/>
         <w:color w:themeColor="text1" w:val="000000"/>
@@ -9783,6 +10177,7 @@
     </w:tblStylePr>
     <w:tblStylePr w:type="lastRow">
       <w:rPr>
+        <w:rFonts w:eastAsia="黑体"/>
         <w:b/>
         <w:bCs/>
         <w:color w:themeColor="text1" w:val="000000"/>
@@ -9802,6 +10197,7 @@
     </w:tblStylePr>
     <w:tblStylePr w:type="firstCol">
       <w:rPr>
+        <w:rFonts w:eastAsia="黑体"/>
         <w:b/>
         <w:bCs/>
         <w:color w:themeColor="text1" w:val="000000"/>
@@ -9821,6 +10217,7 @@
     </w:tblStylePr>
     <w:tblStylePr w:type="lastCol">
       <w:rPr>
+        <w:rFonts w:eastAsia="黑体"/>
         <w:b w:val="0"/>
         <w:bCs w:val="0"/>
         <w:color w:themeColor="text1" w:val="000000"/>
@@ -9870,7 +10267,7 @@
       <w:spacing w:after="0" w:line="240" w:lineRule="auto"/>
     </w:pPr>
     <w:rPr>
-      <w:rFonts w:asciiTheme="majorHAnsi" w:cstheme="majorBidi" w:eastAsiaTheme="majorEastAsia" w:hAnsiTheme="majorHAnsi"/>
+      <w:rFonts w:asciiTheme="majorHAnsi" w:cstheme="majorBidi" w:hAnsiTheme="majorHAnsi" w:eastAsia="黑体"/>
       <w:color w:themeColor="text1" w:val="000000"/>
     </w:rPr>
     <w:tblPr>
@@ -9897,6 +10294,7 @@
     </w:tcPr>
     <w:tblStylePr w:type="firstRow">
       <w:rPr>
+        <w:rFonts w:eastAsia="黑体"/>
         <w:b/>
         <w:bCs/>
         <w:color w:themeColor="text1" w:val="000000"/>
@@ -9908,6 +10306,7 @@
     </w:tblStylePr>
     <w:tblStylePr w:type="lastRow">
       <w:rPr>
+        <w:rFonts w:eastAsia="黑体"/>
         <w:b/>
         <w:bCs/>
         <w:color w:themeColor="text1" w:val="000000"/>
@@ -9927,6 +10326,7 @@
     </w:tblStylePr>
     <w:tblStylePr w:type="firstCol">
       <w:rPr>
+        <w:rFonts w:eastAsia="黑体"/>
         <w:b/>
         <w:bCs/>
         <w:color w:themeColor="text1" w:val="000000"/>
@@ -9946,6 +10346,7 @@
     </w:tblStylePr>
     <w:tblStylePr w:type="lastCol">
       <w:rPr>
+        <w:rFonts w:eastAsia="黑体"/>
         <w:b w:val="0"/>
         <w:bCs w:val="0"/>
         <w:color w:themeColor="text1" w:val="000000"/>
@@ -9995,7 +10396,7 @@
       <w:spacing w:after="0" w:line="240" w:lineRule="auto"/>
     </w:pPr>
     <w:rPr>
-      <w:rFonts w:asciiTheme="majorHAnsi" w:cstheme="majorBidi" w:eastAsiaTheme="majorEastAsia" w:hAnsiTheme="majorHAnsi"/>
+      <w:rFonts w:asciiTheme="majorHAnsi" w:cstheme="majorBidi" w:hAnsiTheme="majorHAnsi" w:eastAsia="黑体"/>
       <w:color w:themeColor="text1" w:val="000000"/>
     </w:rPr>
     <w:tblPr>
@@ -10022,6 +10423,7 @@
     </w:tcPr>
     <w:tblStylePr w:type="firstRow">
       <w:rPr>
+        <w:rFonts w:eastAsia="黑体"/>
         <w:b/>
         <w:bCs/>
         <w:color w:themeColor="text1" w:val="000000"/>
@@ -10033,6 +10435,7 @@
     </w:tblStylePr>
     <w:tblStylePr w:type="lastRow">
       <w:rPr>
+        <w:rFonts w:eastAsia="黑体"/>
         <w:b/>
         <w:bCs/>
         <w:color w:themeColor="text1" w:val="000000"/>
@@ -10052,6 +10455,7 @@
     </w:tblStylePr>
     <w:tblStylePr w:type="firstCol">
       <w:rPr>
+        <w:rFonts w:eastAsia="黑体"/>
         <w:b/>
         <w:bCs/>
         <w:color w:themeColor="text1" w:val="000000"/>
@@ -10071,6 +10475,7 @@
     </w:tblStylePr>
     <w:tblStylePr w:type="lastCol">
       <w:rPr>
+        <w:rFonts w:eastAsia="黑体"/>
         <w:b w:val="0"/>
         <w:bCs w:val="0"/>
         <w:color w:themeColor="text1" w:val="000000"/>
@@ -10120,7 +10525,7 @@
       <w:spacing w:after="0" w:line="240" w:lineRule="auto"/>
     </w:pPr>
     <w:rPr>
-      <w:rFonts w:asciiTheme="majorHAnsi" w:cstheme="majorBidi" w:eastAsiaTheme="majorEastAsia" w:hAnsiTheme="majorHAnsi"/>
+      <w:rFonts w:asciiTheme="majorHAnsi" w:cstheme="majorBidi" w:hAnsiTheme="majorHAnsi" w:eastAsia="黑体"/>
       <w:color w:themeColor="text1" w:val="000000"/>
     </w:rPr>
     <w:tblPr>
@@ -10147,6 +10552,7 @@
     </w:tcPr>
     <w:tblStylePr w:type="firstRow">
       <w:rPr>
+        <w:rFonts w:eastAsia="黑体"/>
         <w:b/>
         <w:bCs/>
         <w:color w:themeColor="text1" w:val="000000"/>
@@ -10158,6 +10564,7 @@
     </w:tblStylePr>
     <w:tblStylePr w:type="lastRow">
       <w:rPr>
+        <w:rFonts w:eastAsia="黑体"/>
         <w:b/>
         <w:bCs/>
         <w:color w:themeColor="text1" w:val="000000"/>
@@ -10177,6 +10584,7 @@
     </w:tblStylePr>
     <w:tblStylePr w:type="firstCol">
       <w:rPr>
+        <w:rFonts w:eastAsia="黑体"/>
         <w:b/>
         <w:bCs/>
         <w:color w:themeColor="text1" w:val="000000"/>
@@ -10196,6 +10604,7 @@
     </w:tblStylePr>
     <w:tblStylePr w:type="lastCol">
       <w:rPr>
+        <w:rFonts w:eastAsia="黑体"/>
         <w:b w:val="0"/>
         <w:bCs w:val="0"/>
         <w:color w:themeColor="text1" w:val="000000"/>
@@ -10245,7 +10654,7 @@
       <w:spacing w:after="0" w:line="240" w:lineRule="auto"/>
     </w:pPr>
     <w:rPr>
-      <w:rFonts w:asciiTheme="majorHAnsi" w:cstheme="majorBidi" w:eastAsiaTheme="majorEastAsia" w:hAnsiTheme="majorHAnsi"/>
+      <w:rFonts w:asciiTheme="majorHAnsi" w:cstheme="majorBidi" w:hAnsiTheme="majorHAnsi" w:eastAsia="黑体"/>
       <w:color w:themeColor="text1" w:val="000000"/>
     </w:rPr>
     <w:tblPr>
@@ -10272,6 +10681,7 @@
     </w:tcPr>
     <w:tblStylePr w:type="firstRow">
       <w:rPr>
+        <w:rFonts w:eastAsia="黑体"/>
         <w:b/>
         <w:bCs/>
         <w:color w:themeColor="text1" w:val="000000"/>
@@ -10283,6 +10693,7 @@
     </w:tblStylePr>
     <w:tblStylePr w:type="lastRow">
       <w:rPr>
+        <w:rFonts w:eastAsia="黑体"/>
         <w:b/>
         <w:bCs/>
         <w:color w:themeColor="text1" w:val="000000"/>
@@ -10302,6 +10713,7 @@
     </w:tblStylePr>
     <w:tblStylePr w:type="firstCol">
       <w:rPr>
+        <w:rFonts w:eastAsia="黑体"/>
         <w:b/>
         <w:bCs/>
         <w:color w:themeColor="text1" w:val="000000"/>
@@ -10321,6 +10733,7 @@
     </w:tblStylePr>
     <w:tblStylePr w:type="lastCol">
       <w:rPr>
+        <w:rFonts w:eastAsia="黑体"/>
         <w:b w:val="0"/>
         <w:bCs w:val="0"/>
         <w:color w:themeColor="text1" w:val="000000"/>
@@ -10370,7 +10783,7 @@
       <w:spacing w:after="0" w:line="240" w:lineRule="auto"/>
     </w:pPr>
     <w:rPr>
-      <w:rFonts w:asciiTheme="majorHAnsi" w:cstheme="majorBidi" w:eastAsiaTheme="majorEastAsia" w:hAnsiTheme="majorHAnsi"/>
+      <w:rFonts w:asciiTheme="majorHAnsi" w:cstheme="majorBidi" w:hAnsiTheme="majorHAnsi" w:eastAsia="黑体"/>
       <w:color w:themeColor="text1" w:val="000000"/>
     </w:rPr>
     <w:tblPr>
@@ -10397,6 +10810,7 @@
     </w:tcPr>
     <w:tblStylePr w:type="firstRow">
       <w:rPr>
+        <w:rFonts w:eastAsia="黑体"/>
         <w:b/>
         <w:bCs/>
         <w:color w:themeColor="text1" w:val="000000"/>
@@ -10408,6 +10822,7 @@
     </w:tblStylePr>
     <w:tblStylePr w:type="lastRow">
       <w:rPr>
+        <w:rFonts w:eastAsia="黑体"/>
         <w:b/>
         <w:bCs/>
         <w:color w:themeColor="text1" w:val="000000"/>
@@ -10427,6 +10842,7 @@
     </w:tblStylePr>
     <w:tblStylePr w:type="firstCol">
       <w:rPr>
+        <w:rFonts w:eastAsia="黑体"/>
         <w:b/>
         <w:bCs/>
         <w:color w:themeColor="text1" w:val="000000"/>
@@ -10446,6 +10862,7 @@
     </w:tblStylePr>
     <w:tblStylePr w:type="lastCol">
       <w:rPr>
+        <w:rFonts w:eastAsia="黑体"/>
         <w:b w:val="0"/>
         <w:bCs w:val="0"/>
         <w:color w:themeColor="text1" w:val="000000"/>
@@ -10495,7 +10912,7 @@
       <w:spacing w:after="0" w:line="240" w:lineRule="auto"/>
     </w:pPr>
     <w:rPr>
-      <w:rFonts w:asciiTheme="majorHAnsi" w:cstheme="majorBidi" w:eastAsiaTheme="majorEastAsia" w:hAnsiTheme="majorHAnsi"/>
+      <w:rFonts w:asciiTheme="majorHAnsi" w:cstheme="majorBidi" w:hAnsiTheme="majorHAnsi" w:eastAsia="黑体"/>
       <w:color w:themeColor="text1" w:val="000000"/>
     </w:rPr>
     <w:tblPr>
@@ -10522,6 +10939,7 @@
     </w:tcPr>
     <w:tblStylePr w:type="firstRow">
       <w:rPr>
+        <w:rFonts w:eastAsia="黑体"/>
         <w:b/>
         <w:bCs/>
         <w:color w:themeColor="text1" w:val="000000"/>
@@ -10533,6 +10951,7 @@
     </w:tblStylePr>
     <w:tblStylePr w:type="lastRow">
       <w:rPr>
+        <w:rFonts w:eastAsia="黑体"/>
         <w:b/>
         <w:bCs/>
         <w:color w:themeColor="text1" w:val="000000"/>
@@ -10552,6 +10971,7 @@
     </w:tblStylePr>
     <w:tblStylePr w:type="firstCol">
       <w:rPr>
+        <w:rFonts w:eastAsia="黑体"/>
         <w:b/>
         <w:bCs/>
         <w:color w:themeColor="text1" w:val="000000"/>
@@ -10571,6 +10991,7 @@
     </w:tblStylePr>
     <w:tblStylePr w:type="lastCol">
       <w:rPr>
+        <w:rFonts w:eastAsia="黑体"/>
         <w:b w:val="0"/>
         <w:bCs w:val="0"/>
         <w:color w:themeColor="text1" w:val="000000"/>
@@ -10643,6 +11064,7 @@
     </w:tcPr>
     <w:tblStylePr w:type="firstRow">
       <w:rPr>
+        <w:rFonts w:eastAsia="黑体"/>
         <w:b/>
         <w:bCs/>
         <w:i w:val="0"/>
@@ -10664,6 +11086,7 @@
     </w:tblStylePr>
     <w:tblStylePr w:type="lastRow">
       <w:rPr>
+        <w:rFonts w:eastAsia="黑体"/>
         <w:b/>
         <w:bCs/>
         <w:i w:val="0"/>
@@ -10685,6 +11108,7 @@
     </w:tblStylePr>
     <w:tblStylePr w:type="firstCol">
       <w:rPr>
+        <w:rFonts w:eastAsia="黑体"/>
         <w:b/>
         <w:bCs/>
         <w:i w:val="0"/>
@@ -10704,6 +11128,7 @@
     </w:tblStylePr>
     <w:tblStylePr w:type="lastCol">
       <w:rPr>
+        <w:rFonts w:eastAsia="黑体"/>
         <w:b/>
         <w:bCs/>
         <w:i w:val="0"/>
@@ -10784,6 +11209,7 @@
     </w:tcPr>
     <w:tblStylePr w:type="firstRow">
       <w:rPr>
+        <w:rFonts w:eastAsia="黑体"/>
         <w:b/>
         <w:bCs/>
         <w:i w:val="0"/>
@@ -10805,6 +11231,7 @@
     </w:tblStylePr>
     <w:tblStylePr w:type="lastRow">
       <w:rPr>
+        <w:rFonts w:eastAsia="黑体"/>
         <w:b/>
         <w:bCs/>
         <w:i w:val="0"/>
@@ -10826,6 +11253,7 @@
     </w:tblStylePr>
     <w:tblStylePr w:type="firstCol">
       <w:rPr>
+        <w:rFonts w:eastAsia="黑体"/>
         <w:b/>
         <w:bCs/>
         <w:i w:val="0"/>
@@ -10845,6 +11273,7 @@
     </w:tblStylePr>
     <w:tblStylePr w:type="lastCol">
       <w:rPr>
+        <w:rFonts w:eastAsia="黑体"/>
         <w:b/>
         <w:bCs/>
         <w:i w:val="0"/>
@@ -10925,6 +11354,7 @@
     </w:tcPr>
     <w:tblStylePr w:type="firstRow">
       <w:rPr>
+        <w:rFonts w:eastAsia="黑体"/>
         <w:b/>
         <w:bCs/>
         <w:i w:val="0"/>
@@ -10946,6 +11376,7 @@
     </w:tblStylePr>
     <w:tblStylePr w:type="lastRow">
       <w:rPr>
+        <w:rFonts w:eastAsia="黑体"/>
         <w:b/>
         <w:bCs/>
         <w:i w:val="0"/>
@@ -10967,6 +11398,7 @@
     </w:tblStylePr>
     <w:tblStylePr w:type="firstCol">
       <w:rPr>
+        <w:rFonts w:eastAsia="黑体"/>
         <w:b/>
         <w:bCs/>
         <w:i w:val="0"/>
@@ -10986,6 +11418,7 @@
     </w:tblStylePr>
     <w:tblStylePr w:type="lastCol">
       <w:rPr>
+        <w:rFonts w:eastAsia="黑体"/>
         <w:b/>
         <w:bCs/>
         <w:i w:val="0"/>
@@ -11066,6 +11499,7 @@
     </w:tcPr>
     <w:tblStylePr w:type="firstRow">
       <w:rPr>
+        <w:rFonts w:eastAsia="黑体"/>
         <w:b/>
         <w:bCs/>
         <w:i w:val="0"/>
@@ -11087,6 +11521,7 @@
     </w:tblStylePr>
     <w:tblStylePr w:type="lastRow">
       <w:rPr>
+        <w:rFonts w:eastAsia="黑体"/>
         <w:b/>
         <w:bCs/>
         <w:i w:val="0"/>
@@ -11108,6 +11543,7 @@
     </w:tblStylePr>
     <w:tblStylePr w:type="firstCol">
       <w:rPr>
+        <w:rFonts w:eastAsia="黑体"/>
         <w:b/>
         <w:bCs/>
         <w:i w:val="0"/>
@@ -11127,6 +11563,7 @@
     </w:tblStylePr>
     <w:tblStylePr w:type="lastCol">
       <w:rPr>
+        <w:rFonts w:eastAsia="黑体"/>
         <w:b/>
         <w:bCs/>
         <w:i w:val="0"/>
@@ -11207,6 +11644,7 @@
     </w:tcPr>
     <w:tblStylePr w:type="firstRow">
       <w:rPr>
+        <w:rFonts w:eastAsia="黑体"/>
         <w:b/>
         <w:bCs/>
         <w:i w:val="0"/>
@@ -11228,6 +11666,7 @@
     </w:tblStylePr>
     <w:tblStylePr w:type="lastRow">
       <w:rPr>
+        <w:rFonts w:eastAsia="黑体"/>
         <w:b/>
         <w:bCs/>
         <w:i w:val="0"/>
@@ -11249,6 +11688,7 @@
     </w:tblStylePr>
     <w:tblStylePr w:type="firstCol">
       <w:rPr>
+        <w:rFonts w:eastAsia="黑体"/>
         <w:b/>
         <w:bCs/>
         <w:i w:val="0"/>
@@ -11268,6 +11708,7 @@
     </w:tblStylePr>
     <w:tblStylePr w:type="lastCol">
       <w:rPr>
+        <w:rFonts w:eastAsia="黑体"/>
         <w:b/>
         <w:bCs/>
         <w:i w:val="0"/>
@@ -11348,6 +11789,7 @@
     </w:tcPr>
     <w:tblStylePr w:type="firstRow">
       <w:rPr>
+        <w:rFonts w:eastAsia="黑体"/>
         <w:b/>
         <w:bCs/>
         <w:i w:val="0"/>
@@ -11369,6 +11811,7 @@
     </w:tblStylePr>
     <w:tblStylePr w:type="lastRow">
       <w:rPr>
+        <w:rFonts w:eastAsia="黑体"/>
         <w:b/>
         <w:bCs/>
         <w:i w:val="0"/>
@@ -11390,6 +11833,7 @@
     </w:tblStylePr>
     <w:tblStylePr w:type="firstCol">
       <w:rPr>
+        <w:rFonts w:eastAsia="黑体"/>
         <w:b/>
         <w:bCs/>
         <w:i w:val="0"/>
@@ -11409,6 +11853,7 @@
     </w:tblStylePr>
     <w:tblStylePr w:type="lastCol">
       <w:rPr>
+        <w:rFonts w:eastAsia="黑体"/>
         <w:b/>
         <w:bCs/>
         <w:i w:val="0"/>
@@ -11489,6 +11934,7 @@
     </w:tcPr>
     <w:tblStylePr w:type="firstRow">
       <w:rPr>
+        <w:rFonts w:eastAsia="黑体"/>
         <w:b/>
         <w:bCs/>
         <w:i w:val="0"/>
@@ -11510,6 +11956,7 @@
     </w:tblStylePr>
     <w:tblStylePr w:type="lastRow">
       <w:rPr>
+        <w:rFonts w:eastAsia="黑体"/>
         <w:b/>
         <w:bCs/>
         <w:i w:val="0"/>
@@ -11531,6 +11978,7 @@
     </w:tblStylePr>
     <w:tblStylePr w:type="firstCol">
       <w:rPr>
+        <w:rFonts w:eastAsia="黑体"/>
         <w:b/>
         <w:bCs/>
         <w:i w:val="0"/>
@@ -11550,6 +11998,7 @@
     </w:tblStylePr>
     <w:tblStylePr w:type="lastCol">
       <w:rPr>
+        <w:rFonts w:eastAsia="黑体"/>
         <w:b/>
         <w:bCs/>
         <w:i w:val="0"/>
@@ -11607,6 +12056,7 @@
       <w:spacing w:after="0" w:line="240" w:lineRule="auto"/>
     </w:pPr>
     <w:rPr>
+      <w:rFonts w:eastAsia="黑体"/>
       <w:color w:themeColor="background1" w:val="FFFFFF"/>
     </w:rPr>
     <w:tblPr>
@@ -11625,6 +12075,7 @@
     </w:tcPr>
     <w:tblStylePr w:type="firstRow">
       <w:rPr>
+        <w:rFonts w:eastAsia="黑体"/>
         <w:b/>
         <w:bCs/>
       </w:rPr>
@@ -11721,6 +12172,7 @@
       <w:spacing w:after="0" w:line="240" w:lineRule="auto"/>
     </w:pPr>
     <w:rPr>
+      <w:rFonts w:eastAsia="黑体"/>
       <w:color w:themeColor="background1" w:val="FFFFFF"/>
     </w:rPr>
     <w:tblPr>
@@ -11739,6 +12191,7 @@
     </w:tcPr>
     <w:tblStylePr w:type="firstRow">
       <w:rPr>
+        <w:rFonts w:eastAsia="黑体"/>
         <w:b/>
         <w:bCs/>
       </w:rPr>
@@ -11835,6 +12288,7 @@
       <w:spacing w:after="0" w:line="240" w:lineRule="auto"/>
     </w:pPr>
     <w:rPr>
+      <w:rFonts w:eastAsia="黑体"/>
       <w:color w:themeColor="background1" w:val="FFFFFF"/>
     </w:rPr>
     <w:tblPr>
@@ -11853,6 +12307,7 @@
     </w:tcPr>
     <w:tblStylePr w:type="firstRow">
       <w:rPr>
+        <w:rFonts w:eastAsia="黑体"/>
         <w:b/>
         <w:bCs/>
       </w:rPr>
@@ -11949,6 +12404,7 @@
       <w:spacing w:after="0" w:line="240" w:lineRule="auto"/>
     </w:pPr>
     <w:rPr>
+      <w:rFonts w:eastAsia="黑体"/>
       <w:color w:themeColor="background1" w:val="FFFFFF"/>
     </w:rPr>
     <w:tblPr>
@@ -11967,6 +12423,7 @@
     </w:tcPr>
     <w:tblStylePr w:type="firstRow">
       <w:rPr>
+        <w:rFonts w:eastAsia="黑体"/>
         <w:b/>
         <w:bCs/>
       </w:rPr>
@@ -12063,6 +12520,7 @@
       <w:spacing w:after="0" w:line="240" w:lineRule="auto"/>
     </w:pPr>
     <w:rPr>
+      <w:rFonts w:eastAsia="黑体"/>
       <w:color w:themeColor="background1" w:val="FFFFFF"/>
     </w:rPr>
     <w:tblPr>
@@ -12081,6 +12539,7 @@
     </w:tcPr>
     <w:tblStylePr w:type="firstRow">
       <w:rPr>
+        <w:rFonts w:eastAsia="黑体"/>
         <w:b/>
         <w:bCs/>
       </w:rPr>
@@ -12177,6 +12636,7 @@
       <w:spacing w:after="0" w:line="240" w:lineRule="auto"/>
     </w:pPr>
     <w:rPr>
+      <w:rFonts w:eastAsia="黑体"/>
       <w:color w:themeColor="background1" w:val="FFFFFF"/>
     </w:rPr>
     <w:tblPr>
@@ -12195,6 +12655,7 @@
     </w:tcPr>
     <w:tblStylePr w:type="firstRow">
       <w:rPr>
+        <w:rFonts w:eastAsia="黑体"/>
         <w:b/>
         <w:bCs/>
       </w:rPr>
@@ -12291,6 +12752,7 @@
       <w:spacing w:after="0" w:line="240" w:lineRule="auto"/>
     </w:pPr>
     <w:rPr>
+      <w:rFonts w:eastAsia="黑体"/>
       <w:color w:themeColor="background1" w:val="FFFFFF"/>
     </w:rPr>
     <w:tblPr>
@@ -12309,6 +12771,7 @@
     </w:tcPr>
     <w:tblStylePr w:type="firstRow">
       <w:rPr>
+        <w:rFonts w:eastAsia="黑体"/>
         <w:b/>
         <w:bCs/>
       </w:rPr>
@@ -12405,6 +12868,7 @@
       <w:spacing w:after="0" w:line="240" w:lineRule="auto"/>
     </w:pPr>
     <w:rPr>
+      <w:rFonts w:eastAsia="黑体"/>
       <w:color w:themeColor="text1" w:val="000000"/>
     </w:rPr>
     <w:tblPr>
@@ -12431,6 +12895,7 @@
     </w:tcPr>
     <w:tblStylePr w:type="firstRow">
       <w:rPr>
+        <w:rFonts w:eastAsia="黑体"/>
         <w:b/>
         <w:bCs/>
       </w:rPr>
@@ -12449,6 +12914,7 @@
     </w:tblStylePr>
     <w:tblStylePr w:type="lastRow">
       <w:rPr>
+        <w:rFonts w:eastAsia="黑体"/>
         <w:b/>
         <w:bCs/>
         <w:color w:themeColor="background1" w:val="FFFFFF"/>
@@ -12463,6 +12929,7 @@
     </w:tblStylePr>
     <w:tblStylePr w:type="firstCol">
       <w:rPr>
+        <w:rFonts w:eastAsia="黑体"/>
         <w:color w:themeColor="background1" w:val="FFFFFF"/>
       </w:rPr>
       <w:tblPr/>
@@ -12480,6 +12947,7 @@
     </w:tblStylePr>
     <w:tblStylePr w:type="lastCol">
       <w:rPr>
+        <w:rFonts w:eastAsia="黑体"/>
         <w:color w:themeColor="background1" w:val="FFFFFF"/>
       </w:rPr>
       <w:tblPr/>
@@ -12509,11 +12977,13 @@
     </w:tblStylePr>
     <w:tblStylePr w:type="neCell">
       <w:rPr>
+        <w:rFonts w:eastAsia="黑体"/>
         <w:color w:themeColor="text1" w:val="000000"/>
       </w:rPr>
     </w:tblStylePr>
     <w:tblStylePr w:type="nwCell">
       <w:rPr>
+        <w:rFonts w:eastAsia="黑体"/>
         <w:color w:themeColor="text1" w:val="000000"/>
       </w:rPr>
     </w:tblStylePr>
@@ -12527,6 +12997,7 @@
       <w:spacing w:after="0" w:line="240" w:lineRule="auto"/>
     </w:pPr>
     <w:rPr>
+      <w:rFonts w:eastAsia="黑体"/>
       <w:color w:themeColor="text1" w:val="000000"/>
     </w:rPr>
     <w:tblPr>
@@ -12553,6 +13024,7 @@
     </w:tcPr>
     <w:tblStylePr w:type="firstRow">
       <w:rPr>
+        <w:rFonts w:eastAsia="黑体"/>
         <w:b/>
         <w:bCs/>
       </w:rPr>
@@ -12571,6 +13043,7 @@
     </w:tblStylePr>
     <w:tblStylePr w:type="lastRow">
       <w:rPr>
+        <w:rFonts w:eastAsia="黑体"/>
         <w:b/>
         <w:bCs/>
         <w:color w:themeColor="background1" w:val="FFFFFF"/>
@@ -12585,6 +13058,7 @@
     </w:tblStylePr>
     <w:tblStylePr w:type="firstCol">
       <w:rPr>
+        <w:rFonts w:eastAsia="黑体"/>
         <w:color w:themeColor="background1" w:val="FFFFFF"/>
       </w:rPr>
       <w:tblPr/>
@@ -12602,6 +13076,7 @@
     </w:tblStylePr>
     <w:tblStylePr w:type="lastCol">
       <w:rPr>
+        <w:rFonts w:eastAsia="黑体"/>
         <w:color w:themeColor="background1" w:val="FFFFFF"/>
       </w:rPr>
       <w:tblPr/>
@@ -12631,11 +13106,13 @@
     </w:tblStylePr>
     <w:tblStylePr w:type="neCell">
       <w:rPr>
+        <w:rFonts w:eastAsia="黑体"/>
         <w:color w:themeColor="text1" w:val="000000"/>
       </w:rPr>
     </w:tblStylePr>
     <w:tblStylePr w:type="nwCell">
       <w:rPr>
+        <w:rFonts w:eastAsia="黑体"/>
         <w:color w:themeColor="text1" w:val="000000"/>
       </w:rPr>
     </w:tblStylePr>
@@ -12649,6 +13126,7 @@
       <w:spacing w:after="0" w:line="240" w:lineRule="auto"/>
     </w:pPr>
     <w:rPr>
+      <w:rFonts w:eastAsia="黑体"/>
       <w:color w:themeColor="text1" w:val="000000"/>
     </w:rPr>
     <w:tblPr>
@@ -12675,6 +13153,7 @@
     </w:tcPr>
     <w:tblStylePr w:type="firstRow">
       <w:rPr>
+        <w:rFonts w:eastAsia="黑体"/>
         <w:b/>
         <w:bCs/>
       </w:rPr>
@@ -12693,6 +13172,7 @@
     </w:tblStylePr>
     <w:tblStylePr w:type="lastRow">
       <w:rPr>
+        <w:rFonts w:eastAsia="黑体"/>
         <w:b/>
         <w:bCs/>
         <w:color w:themeColor="background1" w:val="FFFFFF"/>
@@ -12707,6 +13187,7 @@
     </w:tblStylePr>
     <w:tblStylePr w:type="firstCol">
       <w:rPr>
+        <w:rFonts w:eastAsia="黑体"/>
         <w:color w:themeColor="background1" w:val="FFFFFF"/>
       </w:rPr>
       <w:tblPr/>
@@ -12724,6 +13205,7 @@
     </w:tblStylePr>
     <w:tblStylePr w:type="lastCol">
       <w:rPr>
+        <w:rFonts w:eastAsia="黑体"/>
         <w:color w:themeColor="background1" w:val="FFFFFF"/>
       </w:rPr>
       <w:tblPr/>
@@ -12753,11 +13235,13 @@
     </w:tblStylePr>
     <w:tblStylePr w:type="neCell">
       <w:rPr>
+        <w:rFonts w:eastAsia="黑体"/>
         <w:color w:themeColor="text1" w:val="000000"/>
       </w:rPr>
     </w:tblStylePr>
     <w:tblStylePr w:type="nwCell">
       <w:rPr>
+        <w:rFonts w:eastAsia="黑体"/>
         <w:color w:themeColor="text1" w:val="000000"/>
       </w:rPr>
     </w:tblStylePr>
@@ -12771,6 +13255,7 @@
       <w:spacing w:after="0" w:line="240" w:lineRule="auto"/>
     </w:pPr>
     <w:rPr>
+      <w:rFonts w:eastAsia="黑体"/>
       <w:color w:themeColor="text1" w:val="000000"/>
     </w:rPr>
     <w:tblPr>
@@ -12797,6 +13282,7 @@
     </w:tcPr>
     <w:tblStylePr w:type="firstRow">
       <w:rPr>
+        <w:rFonts w:eastAsia="黑体"/>
         <w:b/>
         <w:bCs/>
       </w:rPr>
@@ -12815,6 +13301,7 @@
     </w:tblStylePr>
     <w:tblStylePr w:type="lastRow">
       <w:rPr>
+        <w:rFonts w:eastAsia="黑体"/>
         <w:b/>
         <w:bCs/>
         <w:color w:themeColor="background1" w:val="FFFFFF"/>
@@ -12829,6 +13316,7 @@
     </w:tblStylePr>
     <w:tblStylePr w:type="firstCol">
       <w:rPr>
+        <w:rFonts w:eastAsia="黑体"/>
         <w:color w:themeColor="background1" w:val="FFFFFF"/>
       </w:rPr>
       <w:tblPr/>
@@ -12846,6 +13334,7 @@
     </w:tblStylePr>
     <w:tblStylePr w:type="lastCol">
       <w:rPr>
+        <w:rFonts w:eastAsia="黑体"/>
         <w:color w:themeColor="background1" w:val="FFFFFF"/>
       </w:rPr>
       <w:tblPr/>
@@ -12883,6 +13372,7 @@
       <w:spacing w:after="0" w:line="240" w:lineRule="auto"/>
     </w:pPr>
     <w:rPr>
+      <w:rFonts w:eastAsia="黑体"/>
       <w:color w:themeColor="text1" w:val="000000"/>
     </w:rPr>
     <w:tblPr>
@@ -12909,6 +13399,7 @@
     </w:tcPr>
     <w:tblStylePr w:type="firstRow">
       <w:rPr>
+        <w:rFonts w:eastAsia="黑体"/>
         <w:b/>
         <w:bCs/>
       </w:rPr>
@@ -12927,6 +13418,7 @@
     </w:tblStylePr>
     <w:tblStylePr w:type="lastRow">
       <w:rPr>
+        <w:rFonts w:eastAsia="黑体"/>
         <w:b/>
         <w:bCs/>
         <w:color w:themeColor="background1" w:val="FFFFFF"/>
@@ -12941,6 +13433,7 @@
     </w:tblStylePr>
     <w:tblStylePr w:type="firstCol">
       <w:rPr>
+        <w:rFonts w:eastAsia="黑体"/>
         <w:color w:themeColor="background1" w:val="FFFFFF"/>
       </w:rPr>
       <w:tblPr/>
@@ -12958,6 +13451,7 @@
     </w:tblStylePr>
     <w:tblStylePr w:type="lastCol">
       <w:rPr>
+        <w:rFonts w:eastAsia="黑体"/>
         <w:color w:themeColor="background1" w:val="FFFFFF"/>
       </w:rPr>
       <w:tblPr/>
@@ -12987,11 +13481,13 @@
     </w:tblStylePr>
     <w:tblStylePr w:type="neCell">
       <w:rPr>
+        <w:rFonts w:eastAsia="黑体"/>
         <w:color w:themeColor="text1" w:val="000000"/>
       </w:rPr>
     </w:tblStylePr>
     <w:tblStylePr w:type="nwCell">
       <w:rPr>
+        <w:rFonts w:eastAsia="黑体"/>
         <w:color w:themeColor="text1" w:val="000000"/>
       </w:rPr>
     </w:tblStylePr>
@@ -13005,6 +13501,7 @@
       <w:spacing w:after="0" w:line="240" w:lineRule="auto"/>
     </w:pPr>
     <w:rPr>
+      <w:rFonts w:eastAsia="黑体"/>
       <w:color w:themeColor="text1" w:val="000000"/>
     </w:rPr>
     <w:tblPr>
@@ -13031,6 +13528,7 @@
     </w:tcPr>
     <w:tblStylePr w:type="firstRow">
       <w:rPr>
+        <w:rFonts w:eastAsia="黑体"/>
         <w:b/>
         <w:bCs/>
       </w:rPr>
@@ -13049,6 +13547,7 @@
     </w:tblStylePr>
     <w:tblStylePr w:type="lastRow">
       <w:rPr>
+        <w:rFonts w:eastAsia="黑体"/>
         <w:b/>
         <w:bCs/>
         <w:color w:themeColor="background1" w:val="FFFFFF"/>
@@ -13063,6 +13562,7 @@
     </w:tblStylePr>
     <w:tblStylePr w:type="firstCol">
       <w:rPr>
+        <w:rFonts w:eastAsia="黑体"/>
         <w:color w:themeColor="background1" w:val="FFFFFF"/>
       </w:rPr>
       <w:tblPr/>
@@ -13080,6 +13580,7 @@
     </w:tblStylePr>
     <w:tblStylePr w:type="lastCol">
       <w:rPr>
+        <w:rFonts w:eastAsia="黑体"/>
         <w:color w:themeColor="background1" w:val="FFFFFF"/>
       </w:rPr>
       <w:tblPr/>
@@ -13109,11 +13610,13 @@
     </w:tblStylePr>
     <w:tblStylePr w:type="neCell">
       <w:rPr>
+        <w:rFonts w:eastAsia="黑体"/>
         <w:color w:themeColor="text1" w:val="000000"/>
       </w:rPr>
     </w:tblStylePr>
     <w:tblStylePr w:type="nwCell">
       <w:rPr>
+        <w:rFonts w:eastAsia="黑体"/>
         <w:color w:themeColor="text1" w:val="000000"/>
       </w:rPr>
     </w:tblStylePr>
@@ -13127,6 +13630,7 @@
       <w:spacing w:after="0" w:line="240" w:lineRule="auto"/>
     </w:pPr>
     <w:rPr>
+      <w:rFonts w:eastAsia="黑体"/>
       <w:color w:themeColor="text1" w:val="000000"/>
     </w:rPr>
     <w:tblPr>
@@ -13153,6 +13657,7 @@
     </w:tcPr>
     <w:tblStylePr w:type="firstRow">
       <w:rPr>
+        <w:rFonts w:eastAsia="黑体"/>
         <w:b/>
         <w:bCs/>
       </w:rPr>
@@ -13171,6 +13676,7 @@
     </w:tblStylePr>
     <w:tblStylePr w:type="lastRow">
       <w:rPr>
+        <w:rFonts w:eastAsia="黑体"/>
         <w:b/>
         <w:bCs/>
         <w:color w:themeColor="background1" w:val="FFFFFF"/>
@@ -13185,6 +13691,7 @@
     </w:tblStylePr>
     <w:tblStylePr w:type="firstCol">
       <w:rPr>
+        <w:rFonts w:eastAsia="黑体"/>
         <w:color w:themeColor="background1" w:val="FFFFFF"/>
       </w:rPr>
       <w:tblPr/>
@@ -13202,6 +13709,7 @@
     </w:tblStylePr>
     <w:tblStylePr w:type="lastCol">
       <w:rPr>
+        <w:rFonts w:eastAsia="黑体"/>
         <w:color w:themeColor="background1" w:val="FFFFFF"/>
       </w:rPr>
       <w:tblPr/>
@@ -13231,11 +13739,13 @@
     </w:tblStylePr>
     <w:tblStylePr w:type="neCell">
       <w:rPr>
+        <w:rFonts w:eastAsia="黑体"/>
         <w:color w:themeColor="text1" w:val="000000"/>
       </w:rPr>
     </w:tblStylePr>
     <w:tblStylePr w:type="nwCell">
       <w:rPr>
+        <w:rFonts w:eastAsia="黑体"/>
         <w:color w:themeColor="text1" w:val="000000"/>
       </w:rPr>
     </w:tblStylePr>
@@ -13249,6 +13759,7 @@
       <w:spacing w:after="0" w:line="240" w:lineRule="auto"/>
     </w:pPr>
     <w:rPr>
+      <w:rFonts w:eastAsia="黑体"/>
       <w:color w:themeColor="text1" w:val="000000"/>
     </w:rPr>
     <w:tblPr>
@@ -13267,6 +13778,7 @@
     </w:tcPr>
     <w:tblStylePr w:type="firstRow">
       <w:rPr>
+        <w:rFonts w:eastAsia="黑体"/>
         <w:b/>
         <w:bCs/>
         <w:color w:themeColor="background1" w:val="FFFFFF"/>
@@ -13281,6 +13793,7 @@
     </w:tblStylePr>
     <w:tblStylePr w:type="lastRow">
       <w:rPr>
+        <w:rFonts w:eastAsia="黑体"/>
         <w:b/>
         <w:bCs/>
         <w:color w:themeColor="accent2" w:themeShade="CC" w:val="9E3A38"/>
@@ -13295,12 +13808,14 @@
     </w:tblStylePr>
     <w:tblStylePr w:type="firstCol">
       <w:rPr>
+        <w:rFonts w:eastAsia="黑体"/>
         <w:b/>
         <w:bCs/>
       </w:rPr>
     </w:tblStylePr>
     <w:tblStylePr w:type="lastCol">
       <w:rPr>
+        <w:rFonts w:eastAsia="黑体"/>
         <w:b/>
         <w:bCs/>
       </w:rPr>
@@ -13335,6 +13850,7 @@
       <w:spacing w:after="0" w:line="240" w:lineRule="auto"/>
     </w:pPr>
     <w:rPr>
+      <w:rFonts w:eastAsia="黑体"/>
       <w:color w:themeColor="text1" w:val="000000"/>
     </w:rPr>
     <w:tblPr>
@@ -13353,6 +13869,7 @@
     </w:tcPr>
     <w:tblStylePr w:type="firstRow">
       <w:rPr>
+        <w:rFonts w:eastAsia="黑体"/>
         <w:b/>
         <w:bCs/>
         <w:color w:themeColor="background1" w:val="FFFFFF"/>
@@ -13367,6 +13884,7 @@
     </w:tblStylePr>
     <w:tblStylePr w:type="lastRow">
       <w:rPr>
+        <w:rFonts w:eastAsia="黑体"/>
         <w:b/>
         <w:bCs/>
         <w:color w:themeColor="accent2" w:themeShade="CC" w:val="9E3A38"/>
@@ -13381,12 +13899,14 @@
     </w:tblStylePr>
     <w:tblStylePr w:type="firstCol">
       <w:rPr>
+        <w:rFonts w:eastAsia="黑体"/>
         <w:b/>
         <w:bCs/>
       </w:rPr>
     </w:tblStylePr>
     <w:tblStylePr w:type="lastCol">
       <w:rPr>
+        <w:rFonts w:eastAsia="黑体"/>
         <w:b/>
         <w:bCs/>
       </w:rPr>
@@ -13421,6 +13941,7 @@
       <w:spacing w:after="0" w:line="240" w:lineRule="auto"/>
     </w:pPr>
     <w:rPr>
+      <w:rFonts w:eastAsia="黑体"/>
       <w:color w:themeColor="text1" w:val="000000"/>
     </w:rPr>
     <w:tblPr>
@@ -13439,6 +13960,7 @@
     </w:tcPr>
     <w:tblStylePr w:type="firstRow">
       <w:rPr>
+        <w:rFonts w:eastAsia="黑体"/>
         <w:b/>
         <w:bCs/>
         <w:color w:themeColor="background1" w:val="FFFFFF"/>
@@ -13453,6 +13975,7 @@
     </w:tblStylePr>
     <w:tblStylePr w:type="lastRow">
       <w:rPr>
+        <w:rFonts w:eastAsia="黑体"/>
         <w:b/>
         <w:bCs/>
         <w:color w:themeColor="accent2" w:themeShade="CC" w:val="9E3A38"/>
@@ -13467,12 +13990,14 @@
     </w:tblStylePr>
     <w:tblStylePr w:type="firstCol">
       <w:rPr>
+        <w:rFonts w:eastAsia="黑体"/>
         <w:b/>
         <w:bCs/>
       </w:rPr>
     </w:tblStylePr>
     <w:tblStylePr w:type="lastCol">
       <w:rPr>
+        <w:rFonts w:eastAsia="黑体"/>
         <w:b/>
         <w:bCs/>
       </w:rPr>
@@ -13507,6 +14032,7 @@
       <w:spacing w:after="0" w:line="240" w:lineRule="auto"/>
     </w:pPr>
     <w:rPr>
+      <w:rFonts w:eastAsia="黑体"/>
       <w:color w:themeColor="text1" w:val="000000"/>
     </w:rPr>
     <w:tblPr>
@@ -13525,6 +14051,7 @@
     </w:tcPr>
     <w:tblStylePr w:type="firstRow">
       <w:rPr>
+        <w:rFonts w:eastAsia="黑体"/>
         <w:b/>
         <w:bCs/>
         <w:color w:themeColor="background1" w:val="FFFFFF"/>
@@ -13539,6 +14066,7 @@
     </w:tblStylePr>
     <w:tblStylePr w:type="lastRow">
       <w:rPr>
+        <w:rFonts w:eastAsia="黑体"/>
         <w:b/>
         <w:bCs/>
         <w:color w:themeColor="accent4" w:themeShade="CC" w:val="664E82"/>
@@ -13553,12 +14081,14 @@
     </w:tblStylePr>
     <w:tblStylePr w:type="firstCol">
       <w:rPr>
+        <w:rFonts w:eastAsia="黑体"/>
         <w:b/>
         <w:bCs/>
       </w:rPr>
     </w:tblStylePr>
     <w:tblStylePr w:type="lastCol">
       <w:rPr>
+        <w:rFonts w:eastAsia="黑体"/>
         <w:b/>
         <w:bCs/>
       </w:rPr>
@@ -13593,6 +14123,7 @@
       <w:spacing w:after="0" w:line="240" w:lineRule="auto"/>
     </w:pPr>
     <w:rPr>
+      <w:rFonts w:eastAsia="黑体"/>
       <w:color w:themeColor="text1" w:val="000000"/>
     </w:rPr>
     <w:tblPr>
@@ -13611,6 +14142,7 @@
     </w:tcPr>
     <w:tblStylePr w:type="firstRow">
       <w:rPr>
+        <w:rFonts w:eastAsia="黑体"/>
         <w:b/>
         <w:bCs/>
         <w:color w:themeColor="background1" w:val="FFFFFF"/>
@@ -13625,6 +14157,7 @@
     </w:tblStylePr>
     <w:tblStylePr w:type="lastRow">
       <w:rPr>
+        <w:rFonts w:eastAsia="黑体"/>
         <w:b/>
         <w:bCs/>
         <w:color w:themeColor="accent3" w:themeShade="CC" w:val="7E9C40"/>
@@ -13639,12 +14172,14 @@
     </w:tblStylePr>
     <w:tblStylePr w:type="firstCol">
       <w:rPr>
+        <w:rFonts w:eastAsia="黑体"/>
         <w:b/>
         <w:bCs/>
       </w:rPr>
     </w:tblStylePr>
     <w:tblStylePr w:type="lastCol">
       <w:rPr>
+        <w:rFonts w:eastAsia="黑体"/>
         <w:b/>
         <w:bCs/>
       </w:rPr>
@@ -13679,6 +14214,7 @@
       <w:spacing w:after="0" w:line="240" w:lineRule="auto"/>
     </w:pPr>
     <w:rPr>
+      <w:rFonts w:eastAsia="黑体"/>
       <w:color w:themeColor="text1" w:val="000000"/>
     </w:rPr>
     <w:tblPr>
@@ -13697,6 +14233,7 @@
     </w:tcPr>
     <w:tblStylePr w:type="firstRow">
       <w:rPr>
+        <w:rFonts w:eastAsia="黑体"/>
         <w:b/>
         <w:bCs/>
         <w:color w:themeColor="background1" w:val="FFFFFF"/>
@@ -13711,6 +14248,7 @@
     </w:tblStylePr>
     <w:tblStylePr w:type="lastRow">
       <w:rPr>
+        <w:rFonts w:eastAsia="黑体"/>
         <w:b/>
         <w:bCs/>
         <w:color w:themeColor="accent6" w:themeShade="CC" w:val="F2730A"/>
@@ -13725,12 +14263,14 @@
     </w:tblStylePr>
     <w:tblStylePr w:type="firstCol">
       <w:rPr>
+        <w:rFonts w:eastAsia="黑体"/>
         <w:b/>
         <w:bCs/>
       </w:rPr>
     </w:tblStylePr>
     <w:tblStylePr w:type="lastCol">
       <w:rPr>
+        <w:rFonts w:eastAsia="黑体"/>
         <w:b/>
         <w:bCs/>
       </w:rPr>
@@ -13765,6 +14305,7 @@
       <w:spacing w:after="0" w:line="240" w:lineRule="auto"/>
     </w:pPr>
     <w:rPr>
+      <w:rFonts w:eastAsia="黑体"/>
       <w:color w:themeColor="text1" w:val="000000"/>
     </w:rPr>
     <w:tblPr>
@@ -13783,6 +14324,7 @@
     </w:tcPr>
     <w:tblStylePr w:type="firstRow">
       <w:rPr>
+        <w:rFonts w:eastAsia="黑体"/>
         <w:b/>
         <w:bCs/>
         <w:color w:themeColor="background1" w:val="FFFFFF"/>
@@ -13797,6 +14339,7 @@
     </w:tblStylePr>
     <w:tblStylePr w:type="lastRow">
       <w:rPr>
+        <w:rFonts w:eastAsia="黑体"/>
         <w:b/>
         <w:bCs/>
         <w:color w:themeColor="accent5" w:themeShade="CC" w:val="348DA5"/>
@@ -13811,12 +14354,14 @@
     </w:tblStylePr>
     <w:tblStylePr w:type="firstCol">
       <w:rPr>
+        <w:rFonts w:eastAsia="黑体"/>
         <w:b/>
         <w:bCs/>
       </w:rPr>
     </w:tblStylePr>
     <w:tblStylePr w:type="lastCol">
       <w:rPr>
+        <w:rFonts w:eastAsia="黑体"/>
         <w:b/>
         <w:bCs/>
       </w:rPr>
@@ -13851,6 +14396,7 @@
       <w:spacing w:after="0" w:line="240" w:lineRule="auto"/>
     </w:pPr>
     <w:rPr>
+      <w:rFonts w:eastAsia="黑体"/>
       <w:color w:themeColor="text1" w:val="000000"/>
     </w:rPr>
     <w:tblPr>
@@ -13872,6 +14418,7 @@
     </w:tcPr>
     <w:tblStylePr w:type="firstRow">
       <w:rPr>
+        <w:rFonts w:eastAsia="黑体"/>
         <w:b/>
         <w:bCs/>
       </w:rPr>
@@ -13882,6 +14429,7 @@
     </w:tblStylePr>
     <w:tblStylePr w:type="lastRow">
       <w:rPr>
+        <w:rFonts w:eastAsia="黑体"/>
         <w:b/>
         <w:bCs/>
         <w:color w:themeColor="text1" w:val="000000"/>
@@ -13893,6 +14441,7 @@
     </w:tblStylePr>
     <w:tblStylePr w:type="firstCol">
       <w:rPr>
+        <w:rFonts w:eastAsia="黑体"/>
         <w:color w:themeColor="background1" w:val="FFFFFF"/>
       </w:rPr>
       <w:tblPr/>
@@ -13902,6 +14451,7 @@
     </w:tblStylePr>
     <w:tblStylePr w:type="lastCol">
       <w:rPr>
+        <w:rFonts w:eastAsia="黑体"/>
         <w:color w:themeColor="background1" w:val="FFFFFF"/>
       </w:rPr>
       <w:tblPr/>
@@ -13931,6 +14481,7 @@
       <w:spacing w:after="0" w:line="240" w:lineRule="auto"/>
     </w:pPr>
     <w:rPr>
+      <w:rFonts w:eastAsia="黑体"/>
       <w:color w:themeColor="text1" w:val="000000"/>
     </w:rPr>
     <w:tblPr>
@@ -13952,6 +14503,7 @@
     </w:tcPr>
     <w:tblStylePr w:type="firstRow">
       <w:rPr>
+        <w:rFonts w:eastAsia="黑体"/>
         <w:b/>
         <w:bCs/>
       </w:rPr>
@@ -13962,6 +14514,7 @@
     </w:tblStylePr>
     <w:tblStylePr w:type="lastRow">
       <w:rPr>
+        <w:rFonts w:eastAsia="黑体"/>
         <w:b/>
         <w:bCs/>
         <w:color w:themeColor="text1" w:val="000000"/>
@@ -13973,6 +14526,7 @@
     </w:tblStylePr>
     <w:tblStylePr w:type="firstCol">
       <w:rPr>
+        <w:rFonts w:eastAsia="黑体"/>
         <w:color w:themeColor="background1" w:val="FFFFFF"/>
       </w:rPr>
       <w:tblPr/>
@@ -13982,6 +14536,7 @@
     </w:tblStylePr>
     <w:tblStylePr w:type="lastCol">
       <w:rPr>
+        <w:rFonts w:eastAsia="黑体"/>
         <w:color w:themeColor="background1" w:val="FFFFFF"/>
       </w:rPr>
       <w:tblPr/>
@@ -14011,6 +14566,7 @@
       <w:spacing w:after="0" w:line="240" w:lineRule="auto"/>
     </w:pPr>
     <w:rPr>
+      <w:rFonts w:eastAsia="黑体"/>
       <w:color w:themeColor="text1" w:val="000000"/>
     </w:rPr>
     <w:tblPr>
@@ -14032,6 +14588,7 @@
     </w:tcPr>
     <w:tblStylePr w:type="firstRow">
       <w:rPr>
+        <w:rFonts w:eastAsia="黑体"/>
         <w:b/>
         <w:bCs/>
       </w:rPr>
@@ -14042,6 +14599,7 @@
     </w:tblStylePr>
     <w:tblStylePr w:type="lastRow">
       <w:rPr>
+        <w:rFonts w:eastAsia="黑体"/>
         <w:b/>
         <w:bCs/>
         <w:color w:themeColor="text1" w:val="000000"/>
@@ -14053,6 +14611,7 @@
     </w:tblStylePr>
     <w:tblStylePr w:type="firstCol">
       <w:rPr>
+        <w:rFonts w:eastAsia="黑体"/>
         <w:color w:themeColor="background1" w:val="FFFFFF"/>
       </w:rPr>
       <w:tblPr/>
@@ -14062,6 +14621,7 @@
     </w:tblStylePr>
     <w:tblStylePr w:type="lastCol">
       <w:rPr>
+        <w:rFonts w:eastAsia="黑体"/>
         <w:color w:themeColor="background1" w:val="FFFFFF"/>
       </w:rPr>
       <w:tblPr/>
@@ -14091,6 +14651,7 @@
       <w:spacing w:after="0" w:line="240" w:lineRule="auto"/>
     </w:pPr>
     <w:rPr>
+      <w:rFonts w:eastAsia="黑体"/>
       <w:color w:themeColor="text1" w:val="000000"/>
     </w:rPr>
     <w:tblPr>
@@ -14112,6 +14673,7 @@
     </w:tcPr>
     <w:tblStylePr w:type="firstRow">
       <w:rPr>
+        <w:rFonts w:eastAsia="黑体"/>
         <w:b/>
         <w:bCs/>
       </w:rPr>
@@ -14122,6 +14684,7 @@
     </w:tblStylePr>
     <w:tblStylePr w:type="lastRow">
       <w:rPr>
+        <w:rFonts w:eastAsia="黑体"/>
         <w:b/>
         <w:bCs/>
         <w:color w:themeColor="text1" w:val="000000"/>
@@ -14133,6 +14696,7 @@
     </w:tblStylePr>
     <w:tblStylePr w:type="firstCol">
       <w:rPr>
+        <w:rFonts w:eastAsia="黑体"/>
         <w:color w:themeColor="background1" w:val="FFFFFF"/>
       </w:rPr>
       <w:tblPr/>
@@ -14142,6 +14706,7 @@
     </w:tblStylePr>
     <w:tblStylePr w:type="lastCol">
       <w:rPr>
+        <w:rFonts w:eastAsia="黑体"/>
         <w:color w:themeColor="background1" w:val="FFFFFF"/>
       </w:rPr>
       <w:tblPr/>
@@ -14171,6 +14736,7 @@
       <w:spacing w:after="0" w:line="240" w:lineRule="auto"/>
     </w:pPr>
     <w:rPr>
+      <w:rFonts w:eastAsia="黑体"/>
       <w:color w:themeColor="text1" w:val="000000"/>
     </w:rPr>
     <w:tblPr>
@@ -14192,6 +14758,7 @@
     </w:tcPr>
     <w:tblStylePr w:type="firstRow">
       <w:rPr>
+        <w:rFonts w:eastAsia="黑体"/>
         <w:b/>
         <w:bCs/>
       </w:rPr>
@@ -14202,6 +14769,7 @@
     </w:tblStylePr>
     <w:tblStylePr w:type="lastRow">
       <w:rPr>
+        <w:rFonts w:eastAsia="黑体"/>
         <w:b/>
         <w:bCs/>
         <w:color w:themeColor="text1" w:val="000000"/>
@@ -14213,6 +14781,7 @@
     </w:tblStylePr>
     <w:tblStylePr w:type="firstCol">
       <w:rPr>
+        <w:rFonts w:eastAsia="黑体"/>
         <w:color w:themeColor="background1" w:val="FFFFFF"/>
       </w:rPr>
       <w:tblPr/>
@@ -14222,6 +14791,7 @@
     </w:tblStylePr>
     <w:tblStylePr w:type="lastCol">
       <w:rPr>
+        <w:rFonts w:eastAsia="黑体"/>
         <w:color w:themeColor="background1" w:val="FFFFFF"/>
       </w:rPr>
       <w:tblPr/>
@@ -14251,6 +14821,7 @@
       <w:spacing w:after="0" w:line="240" w:lineRule="auto"/>
     </w:pPr>
     <w:rPr>
+      <w:rFonts w:eastAsia="黑体"/>
       <w:color w:themeColor="text1" w:val="000000"/>
     </w:rPr>
     <w:tblPr>
@@ -14272,6 +14843,7 @@
     </w:tcPr>
     <w:tblStylePr w:type="firstRow">
       <w:rPr>
+        <w:rFonts w:eastAsia="黑体"/>
         <w:b/>
         <w:bCs/>
       </w:rPr>
@@ -14282,6 +14854,7 @@
     </w:tblStylePr>
     <w:tblStylePr w:type="lastRow">
       <w:rPr>
+        <w:rFonts w:eastAsia="黑体"/>
         <w:b/>
         <w:bCs/>
         <w:color w:themeColor="text1" w:val="000000"/>
@@ -14293,6 +14866,7 @@
     </w:tblStylePr>
     <w:tblStylePr w:type="firstCol">
       <w:rPr>
+        <w:rFonts w:eastAsia="黑体"/>
         <w:color w:themeColor="background1" w:val="FFFFFF"/>
       </w:rPr>
       <w:tblPr/>
@@ -14302,6 +14876,7 @@
     </w:tblStylePr>
     <w:tblStylePr w:type="lastCol">
       <w:rPr>
+        <w:rFonts w:eastAsia="黑体"/>
         <w:color w:themeColor="background1" w:val="FFFFFF"/>
       </w:rPr>
       <w:tblPr/>
@@ -14331,6 +14906,7 @@
       <w:spacing w:after="0" w:line="240" w:lineRule="auto"/>
     </w:pPr>
     <w:rPr>
+      <w:rFonts w:eastAsia="黑体"/>
       <w:color w:themeColor="text1" w:val="000000"/>
     </w:rPr>
     <w:tblPr>
@@ -14352,6 +14928,7 @@
     </w:tcPr>
     <w:tblStylePr w:type="firstRow">
       <w:rPr>
+        <w:rFonts w:eastAsia="黑体"/>
         <w:b/>
         <w:bCs/>
       </w:rPr>
@@ -14362,6 +14939,7 @@
     </w:tblStylePr>
     <w:tblStylePr w:type="lastRow">
       <w:rPr>
+        <w:rFonts w:eastAsia="黑体"/>
         <w:b/>
         <w:bCs/>
         <w:color w:themeColor="text1" w:val="000000"/>
@@ -14373,6 +14951,7 @@
     </w:tblStylePr>
     <w:tblStylePr w:type="firstCol">
       <w:rPr>
+        <w:rFonts w:eastAsia="黑体"/>
         <w:color w:themeColor="background1" w:val="FFFFFF"/>
       </w:rPr>
       <w:tblPr/>
@@ -14382,6 +14961,7 @@
     </w:tblStylePr>
     <w:tblStylePr w:type="lastCol">
       <w:rPr>
+        <w:rFonts w:eastAsia="黑体"/>
         <w:color w:themeColor="background1" w:val="FFFFFF"/>
       </w:rPr>
       <w:tblPr/>
@@ -14414,6 +14994,7 @@
     <w:name w:val="KeywordTok"/>
     <w:basedOn w:val="VerbatimChar"/>
     <w:rPr>
+      <w:rFonts w:eastAsia="黑体"/>
       <w:b/>
       <w:color w:val="007020"/>
     </w:rPr>
@@ -14422,6 +15003,7 @@
     <w:name w:val="DataTypeTok"/>
     <w:basedOn w:val="VerbatimChar"/>
     <w:rPr>
+      <w:rFonts w:eastAsia="黑体"/>
       <w:color w:val="902000"/>
     </w:rPr>
   </w:style>
@@ -14429,6 +15011,7 @@
     <w:name w:val="DecValTok"/>
     <w:basedOn w:val="VerbatimChar"/>
     <w:rPr>
+      <w:rFonts w:eastAsia="黑体"/>
       <w:color w:val="40a070"/>
     </w:rPr>
   </w:style>
@@ -14436,6 +15019,7 @@
     <w:name w:val="BaseNTok"/>
     <w:basedOn w:val="VerbatimChar"/>
     <w:rPr>
+      <w:rFonts w:eastAsia="黑体"/>
       <w:color w:val="40a070"/>
     </w:rPr>
   </w:style>
@@ -14443,6 +15027,7 @@
     <w:name w:val="FloatTok"/>
     <w:basedOn w:val="VerbatimChar"/>
     <w:rPr>
+      <w:rFonts w:eastAsia="黑体"/>
       <w:color w:val="40a070"/>
     </w:rPr>
   </w:style>
@@ -14450,6 +15035,7 @@
     <w:name w:val="ConstantTok"/>
     <w:basedOn w:val="VerbatimChar"/>
     <w:rPr>
+      <w:rFonts w:eastAsia="黑体"/>
       <w:color w:val="880000"/>
     </w:rPr>
   </w:style>
@@ -14457,6 +15043,7 @@
     <w:name w:val="CharTok"/>
     <w:basedOn w:val="VerbatimChar"/>
     <w:rPr>
+      <w:rFonts w:eastAsia="黑体"/>
       <w:color w:val="4070a0"/>
     </w:rPr>
   </w:style>
@@ -14464,6 +15051,7 @@
     <w:name w:val="SpecialCharTok"/>
     <w:basedOn w:val="VerbatimChar"/>
     <w:rPr>
+      <w:rFonts w:eastAsia="黑体"/>
       <w:color w:val="4070a0"/>
     </w:rPr>
   </w:style>
@@ -14471,6 +15059,7 @@
     <w:name w:val="StringTok"/>
     <w:basedOn w:val="VerbatimChar"/>
     <w:rPr>
+      <w:rFonts w:eastAsia="黑体"/>
       <w:color w:val="4070a0"/>
     </w:rPr>
   </w:style>
@@ -14478,6 +15067,7 @@
     <w:name w:val="VerbatimStringTok"/>
     <w:basedOn w:val="VerbatimChar"/>
     <w:rPr>
+      <w:rFonts w:eastAsia="黑体"/>
       <w:color w:val="4070a0"/>
     </w:rPr>
   </w:style>
@@ -14485,6 +15075,7 @@
     <w:name w:val="SpecialStringTok"/>
     <w:basedOn w:val="VerbatimChar"/>
     <w:rPr>
+      <w:rFonts w:eastAsia="黑体"/>
       <w:color w:val="bb6688"/>
     </w:rPr>
   </w:style>
@@ -14492,6 +15083,7 @@
     <w:name w:val="ImportTok"/>
     <w:basedOn w:val="VerbatimChar"/>
     <w:rPr>
+      <w:rFonts w:eastAsia="黑体"/>
       <w:b/>
       <w:color w:val="008000"/>
     </w:rPr>
@@ -14500,6 +15092,7 @@
     <w:name w:val="CommentTok"/>
     <w:basedOn w:val="VerbatimChar"/>
     <w:rPr>
+      <w:rFonts w:eastAsia="黑体"/>
       <w:i/>
       <w:color w:val="60a0b0"/>
     </w:rPr>
@@ -14508,6 +15101,7 @@
     <w:name w:val="DocumentationTok"/>
     <w:basedOn w:val="VerbatimChar"/>
     <w:rPr>
+      <w:rFonts w:eastAsia="黑体"/>
       <w:i/>
       <w:color w:val="ba2121"/>
     </w:rPr>
@@ -14516,6 +15110,7 @@
     <w:name w:val="AnnotationTok"/>
     <w:basedOn w:val="VerbatimChar"/>
     <w:rPr>
+      <w:rFonts w:eastAsia="黑体"/>
       <w:b/>
       <w:i/>
       <w:color w:val="60a0b0"/>
@@ -14525,6 +15120,7 @@
     <w:name w:val="CommentVarTok"/>
     <w:basedOn w:val="VerbatimChar"/>
     <w:rPr>
+      <w:rFonts w:eastAsia="黑体"/>
       <w:b/>
       <w:i/>
       <w:color w:val="60a0b0"/>
@@ -14534,6 +15130,7 @@
     <w:name w:val="OtherTok"/>
     <w:basedOn w:val="VerbatimChar"/>
     <w:rPr>
+      <w:rFonts w:eastAsia="黑体"/>
       <w:color w:val="007020"/>
     </w:rPr>
   </w:style>
@@ -14541,6 +15138,7 @@
     <w:name w:val="FunctionTok"/>
     <w:basedOn w:val="VerbatimChar"/>
     <w:rPr>
+      <w:rFonts w:eastAsia="黑体"/>
       <w:color w:val="06287e"/>
     </w:rPr>
   </w:style>
@@ -14548,6 +15146,7 @@
     <w:name w:val="VariableTok"/>
     <w:basedOn w:val="VerbatimChar"/>
     <w:rPr>
+      <w:rFonts w:eastAsia="黑体"/>
       <w:color w:val="19177c"/>
     </w:rPr>
   </w:style>
@@ -14555,6 +15154,7 @@
     <w:name w:val="ControlFlowTok"/>
     <w:basedOn w:val="VerbatimChar"/>
     <w:rPr>
+      <w:rFonts w:eastAsia="黑体"/>
       <w:b/>
       <w:color w:val="007020"/>
     </w:rPr>
@@ -14563,6 +15163,7 @@
     <w:name w:val="OperatorTok"/>
     <w:basedOn w:val="VerbatimChar"/>
     <w:rPr>
+      <w:rFonts w:eastAsia="黑体"/>
       <w:color w:val="666666"/>
     </w:rPr>
   </w:style>
@@ -14570,18 +15171,22 @@
     <w:name w:val="BuiltInTok"/>
     <w:basedOn w:val="VerbatimChar"/>
     <w:rPr>
+      <w:rFonts w:eastAsia="黑体"/>
       <w:color w:val="008000"/>
     </w:rPr>
   </w:style>
   <w:style w:type="character" w:customStyle="1" w:styleId="ExtensionTok">
     <w:name w:val="ExtensionTok"/>
     <w:basedOn w:val="VerbatimChar"/>
-    <w:rPr/>
+    <w:rPr>
+      <w:rFonts w:eastAsia="黑体"/>
+    </w:rPr>
   </w:style>
   <w:style w:type="character" w:customStyle="1" w:styleId="PreprocessorTok">
     <w:name w:val="PreprocessorTok"/>
     <w:basedOn w:val="VerbatimChar"/>
     <w:rPr>
+      <w:rFonts w:eastAsia="黑体"/>
       <w:color w:val="bc7a00"/>
     </w:rPr>
   </w:style>
@@ -14589,18 +15194,22 @@
     <w:name w:val="AttributeTok"/>
     <w:basedOn w:val="VerbatimChar"/>
     <w:rPr>
+      <w:rFonts w:eastAsia="黑体"/>
       <w:color w:val="7d9029"/>
     </w:rPr>
   </w:style>
   <w:style w:type="character" w:customStyle="1" w:styleId="RegionMarkerTok">
     <w:name w:val="RegionMarkerTok"/>
     <w:basedOn w:val="VerbatimChar"/>
-    <w:rPr/>
+    <w:rPr>
+      <w:rFonts w:eastAsia="黑体"/>
+    </w:rPr>
   </w:style>
   <w:style w:type="character" w:customStyle="1" w:styleId="InformationTok">
     <w:name w:val="InformationTok"/>
     <w:basedOn w:val="VerbatimChar"/>
     <w:rPr>
+      <w:rFonts w:eastAsia="黑体"/>
       <w:b/>
       <w:i/>
       <w:color w:val="60a0b0"/>
@@ -14610,6 +15219,7 @@
     <w:name w:val="WarningTok"/>
     <w:basedOn w:val="VerbatimChar"/>
     <w:rPr>
+      <w:rFonts w:eastAsia="黑体"/>
       <w:b/>
       <w:i/>
       <w:color w:val="60a0b0"/>
@@ -14619,6 +15229,7 @@
     <w:name w:val="AlertTok"/>
     <w:basedOn w:val="VerbatimChar"/>
     <w:rPr>
+      <w:rFonts w:eastAsia="黑体"/>
       <w:b/>
       <w:color w:val="ff0000"/>
     </w:rPr>
@@ -14627,6 +15238,7 @@
     <w:name w:val="ErrorTok"/>
     <w:basedOn w:val="VerbatimChar"/>
     <w:rPr>
+      <w:rFonts w:eastAsia="黑体"/>
       <w:b/>
       <w:color w:val="ff0000"/>
     </w:rPr>
@@ -14634,7 +15246,9 @@
   <w:style w:type="character" w:customStyle="1" w:styleId="NormalTok">
     <w:name w:val="NormalTok"/>
     <w:basedOn w:val="VerbatimChar"/>
-    <w:rPr/>
+    <w:rPr>
+      <w:rFonts w:eastAsia="黑体"/>
+    </w:rPr>
   </w:style>
 </w:styles>
 </file>
@@ -14683,12 +15297,12 @@
     <a:fontScheme name="Office">
       <a:majorFont>
         <a:latin typeface="Calibri"/>
-        <a:ea typeface=""/>
+        <a:ea typeface="黑体"/>
         <a:cs typeface=""/>
         <a:font script="Jpan" typeface="ＭＳ ゴシック"/>
         <a:font script="Hang" typeface="맑은 고딕"/>
-        <a:font script="Hans" typeface="宋体"/>
-        <a:font script="Hant" typeface="新細明體"/>
+        <a:font script="Hans" typeface="黑体"/>
+        <a:font script="Hant" typeface="黑体"/>
         <a:font script="Arab" typeface="Times New Roman"/>
         <a:font script="Hebr" typeface="Times New Roman"/>
         <a:font script="Thai" typeface="Angsana New"/>
@@ -14718,12 +15332,12 @@
       </a:majorFont>
       <a:minorFont>
         <a:latin typeface="Cambria"/>
-        <a:ea typeface=""/>
+        <a:ea typeface="黑体"/>
         <a:cs typeface=""/>
         <a:font script="Jpan" typeface="ＭＳ 明朝"/>
         <a:font script="Hang" typeface="맑은 고딕"/>
-        <a:font script="Hans" typeface="宋体"/>
-        <a:font script="Hant" typeface="新細明體"/>
+        <a:font script="Hans" typeface="黑体"/>
+        <a:font script="Hant" typeface="黑体"/>
         <a:font script="Arab" typeface="Arial"/>
         <a:font script="Hebr" typeface="Arial"/>
         <a:font script="Thai" typeface="Cordia New"/>

--- a/09-通信电路/01-无线收发电路/蓝牙收发电路/蓝牙收发电路.docx
+++ b/09-通信电路/01-无线收发电路/蓝牙收发电路/蓝牙收发电路.docx
@@ -2226,7 +2226,7 @@
           <w:color w:val="555555"/>
           <w:sz w:val="21"/>
         </w:rPr>
-        <w:t>材料收集者：杜文杰，WX手机：19519196569，QQ:3478827729</w:t>
+        <w:t>材料收集者：杜文杰，微信/手机：19519196569，QQ:3478827729</w:t>
       </w:r>
     </w:p>
     <w:sectPr>
